--- a/documentacion_proyecto/Estimacion_Costos_Ganancia_Contrato_v4.docx
+++ b/documentacion_proyecto/Estimacion_Costos_Ganancia_Contrato_v4.docx
@@ -3679,7 +3679,7 @@
               <w:szCs w:val="24"/>
               <w:rtl w:val="0"/>
             </w:rPr>
-            <w:t xml:space="preserve">⚠ Actualización 19-24/08/26: se confirmó el modelo real del telar (Vamatex C201) y su botonera (24V AC, medida en la máquina). El alcance del Bloque A se mantiene en 3 relés (Marcha, Pausa, Retroceder) y se le sumó el sensado de esos mismos tres botones mediante optoacopladores, para que la web detecte cuándo se los usa a mano en la máquina. La alimentación del sistema es una fuente propia HLK-5M05 (220V→5V), independiente del telar. El (pasó a ser medición/test sin costo (instrumental prestado)). Con el gabinete, prensacables y borneras ya cargados como costo real, el subtotal de componentes quedó en $90.866.</w:t>
+            <w:t xml:space="preserve">⚠ Actualización 19-24/08/26: se confirmó el modelo real del telar (Vamatex C201) y su botonera (24V AC, medida en la máquina). El alcance del Bloque A se mantiene en 3 relés (Marcha, Pausa, Retroceder) y se le sumó el sensado de esos mismos tres botones mediante optoacopladores, para que la web detecte cuándo se los usa a mano en la máquina. La alimentación del sistema es una fuente propia HLK-5M05 (220V→5V), independiente del telar. El (pasó a ser medición/test sin costo (instrumental prestado)). Con el gabinete, prensacables y borneras ya cargados como costo real, el subtotal de componentes quedó en $128.903.</w:t>
           </w:r>
         </w:sdtContent>
       </w:sdt>
@@ -4520,7 +4520,7 @@
                 <w:szCs w:val="24"/>
                 <w:rtl w:val="0"/>
               </w:rPr>
-              <w:t xml:space="preserve">$90.866</w:t>
+              <w:t xml:space="preserve">$128.903</w:t>
             </w:r>
             <w:r>
               <w:rPr>
@@ -6009,7 +6009,7 @@
                 <w:szCs w:val="24"/>
                 <w:rtl w:val="0"/>
               </w:rPr>
-              <w:t xml:space="preserve">$90.866</w:t>
+              <w:t xml:space="preserve">$128.903</w:t>
             </w:r>
             <w:r>
               <w:rPr>
@@ -6167,7 +6167,7 @@
                 <w:szCs w:val="24"/>
                 <w:rtl w:val="0"/>
               </w:rPr>
-              <w:t xml:space="preserve">$24.728.537</w:t>
+              <w:t xml:space="preserve">$24.766.574</w:t>
             </w:r>
             <w:r>
               <w:rPr>
@@ -6243,7 +6243,7 @@
                 <w:szCs w:val="24"/>
                 <w:rtl w:val="0"/>
               </w:rPr>
-              <w:t xml:space="preserve">$6.182.134</w:t>
+              <w:t xml:space="preserve">$6.191.644</w:t>
             </w:r>
             <w:r>
               <w:rPr>
@@ -6325,7 +6325,7 @@
                 <w:szCs w:val="24"/>
                 <w:rtl w:val="0"/>
               </w:rPr>
-              <w:t xml:space="preserve">$30.910.671</w:t>
+              <w:t xml:space="preserve">$30.958.218</w:t>
             </w:r>
             <w:r>
               <w:rPr>
@@ -6400,7 +6400,7 @@
           <w:szCs w:val="24"/>
           <w:rtl w:val="0"/>
         </w:rPr>
-        <w:t xml:space="preserve">De los $24.728.537 de costo total, el 99,2% ($24.527.996) es costo de personal y apenas el 0,8% restante ($200.541) es dinero que el equipo realmente va a desembolsar (componentes + gastos varios). Esto no es un error de cálculo: la tarifa de personal es un valor de referencia de mercado para un profesional junior, aplicado a las 492 horas planificadas de un proyecto de varios meses mide el VALOR del trabajo invertido por el equipo, no un pago en efectivo real entre compañeros. Es el mismo criterio que usa cualquier estudio de factibilidad económica: cuantificar el costo de oportunidad de las horas de trabajo, aunque en este proyecto nadie cobre ese monto. El desembolso de dinero real y concreto del proyecto es, en cambio, muy acotado: $90.866 en componentes electrónicos y $109.675 en gastos varios.</w:t>
+        <w:t xml:space="preserve">De los $24.766.574 de costo total, el 99,2% ($24.527.996) es costo de personal y apenas el 0,8% restante ($71.150) es dinero que el equipo realmente va a desembolsar (componentes + gastos varios). Esto no es un error de cálculo: la tarifa de personal es un valor de referencia de mercado para un profesional junior, aplicado a las 492 horas planificadas de un proyecto de varios meses mide el VALOR del trabajo invertido por el equipo, no un pago en efectivo real entre compañeros. Es el mismo criterio que usa cualquier estudio de factibilidad económica: cuantificar el costo de oportunidad de las horas de trabajo, aunque en este proyecto nadie cobre ese monto. El desembolso de dinero real y concreto del proyecto es, en cambio, muy acotado: $128.903 en componentes electrónicos y $109.675 en gastos varios.</w:t>
       </w:r>
     </w:p>
     <w:p>
@@ -6820,7 +6820,7 @@
           <w:vertAlign w:val="baseline"/>
           <w:rtl w:val="0"/>
         </w:rPr>
-        <w:t xml:space="preserve">confirmar que el subtotal de componentes electrónicos ($90.866) esté tomado sobre el precio final pagado (con impuestos nacionales incluidos) y no sobre el precio neto, sobre todo en los ítems comprados por Mercado Libre.</w:t>
+        <w:t xml:space="preserve">confirmar que el subtotal de componentes electrónicos ($128.903) esté tomado sobre el precio final pagado (con impuestos nacionales incluidos) y no sobre el precio neto, sobre todo en los ítems comprados por Mercado Libre.</w:t>
       </w:r>
       <w:r>
         <w:rPr>
@@ -6905,7 +6905,7 @@
           <w:szCs w:val="24"/>
           <w:rtl w:val="0"/>
         </w:rPr>
-        <w:t xml:space="preserve">Sobre un costo total del proyecto de $24.728.537 (personal + componentes + gastos varios), se aplica un margen del 25%, lo que deja una ganancia proyectada de $6.182.134 sobre un presupuesto final de $30.910.671.</w:t>
+        <w:t xml:space="preserve">Sobre un costo total del proyecto de $24.766.574 (personal + componentes + gastos varios), se aplica un margen del 25%, lo que deja una ganancia proyectada de $6.191.644 sobre un presupuesto final de $30.958.218.</w:t>
       </w:r>
     </w:p>
     <w:p>
@@ -7017,7 +7017,7 @@
           <w:vertAlign w:val="baseline"/>
           <w:rtl w:val="0"/>
         </w:rPr>
-        <w:t xml:space="preserve">Componentes electrónicos: $90.866, distribuidos en los Bloques A, C y D. El Bloque A está prácticamente completo; los Bloques C y D se compran después de medir el telar.</w:t>
+        <w:t xml:space="preserve">Componentes electrónicos: $128.903, distribuidos en los Bloques A, C y D. El Bloque A está prácticamente completo; los Bloques C y D se compran después de medir el telar.</w:t>
       </w:r>
       <w:r>
         <w:rPr>
@@ -10959,7 +10959,7 @@
           <w:szCs w:val="24"/>
           <w:rtl w:val="0"/>
         </w:rPr>
-        <w:t xml:space="preserve">Por qué importa este servicio: el sistema se vende una sola vez ($30.910.671 con margen), pero el plan Completo factura $1.581.000 al año en abonos más $488.250 en visitas, o sea unos $2.069.250 anuales por cliente. Con el sistema ya desarrollado, cada telar adicional que se sume al servicio es casi todo ganancia, y es lo que sostendría el proyecto una vez terminada la etapa escolar.</w:t>
+        <w:t xml:space="preserve">Por qué importa este servicio: el sistema se vende una sola vez ($30.958.218 con margen), pero el plan Completo factura $1.581.000 al año en abonos más $488.250 en visitas, o sea unos $2.069.250 anuales por cliente. Con el sistema ya desarrollado, cada telar adicional que se sume al servicio es casi todo ganancia, y es lo que sostendría el proyecto una vez terminada la etapa escolar.</w:t>
       </w:r>
     </w:p>
     <w:p>
@@ -11695,7 +11695,7 @@
           <w:szCs w:val="24"/>
           <w:rtl w:val="0"/>
         </w:rPr>
-        <w:t xml:space="preserve">El proyecto tiene un costo total estimado de $24.728.537, compuesto casi en su totalidad (99,2%) por el valor del trabajo del equipo y solo marginalmente (0,8%, $200.541) por dinero que realmente hay que desembolsar en componentes y gastos operativos. Con el margen del 25% ya usado en la plantilla original, el presupuesto final asciende a $30.910.671, dejando una ganancia proyectada de $6.182.134.</w:t>
+        <w:t xml:space="preserve">El proyecto tiene un costo total estimado de $24.766.574, compuesto casi en su totalidad (99,2%) por el valor del trabajo del equipo y solo marginalmente (0,8%, $71.150) por dinero que realmente hay que desembolsar en componentes y gastos operativos. Con el margen del 25% ya usado en la plantilla original, el presupuesto final asciende a $30.958.218, dejando una ganancia proyectada de $6.191.644.</w:t>
       </w:r>
     </w:p>
     <w:p>

--- a/documentacion_proyecto/Estimacion_Costos_Ganancia_Contrato_v4.docx
+++ b/documentacion_proyecto/Estimacion_Costos_Ganancia_Contrato_v4.docx
@@ -3679,7 +3679,7 @@
               <w:szCs w:val="24"/>
               <w:rtl w:val="0"/>
             </w:rPr>
-            <w:t xml:space="preserve">⚠ Actualización 19-24/08/26: se confirmó el modelo real del telar (Vamatex C201) y su botonera (24V AC, medida en la máquina). El alcance del Bloque A se mantiene en 3 relés (Marcha, Pausa, Retroceder) y se le sumó el sensado de esos mismos tres botones mediante optoacopladores, para que la web detecte cuándo se los usa a mano en la máquina. La alimentación del sistema es una fuente propia HLK-5M05 (220V→5V), independiente del telar. El (pasó a ser medición/test sin costo (instrumental prestado)). Con el gabinete, prensacables y borneras ya cargados como costo real, el subtotal de componentes quedó en $128.903.</w:t>
+            <w:t xml:space="preserve">⚠ Actualización 19-24/08/26: se confirmó el modelo real del telar (Vamatex C201) y su botonera (24V AC, medida en la máquina). El alcance del Bloque A se mantiene en 3 relés (Marcha, Pausa, Retroceder) y se le sumó el sensado de esos mismos tres botones mediante optoacopladores, para que la web detecte cuándo se los usa a mano en la máquina. La alimentación del sistema es una fuente propia HLK-5M05 (220V→5V), independiente del telar. El (pasó a ser medición/test sin costo (instrumental prestado)). Con el gabinete, prensacables y borneras ya cargados como costo real, el subtotal de componentes quedó en $124.103.</w:t>
           </w:r>
         </w:sdtContent>
       </w:sdt>
@@ -4520,7 +4520,7 @@
                 <w:szCs w:val="24"/>
                 <w:rtl w:val="0"/>
               </w:rPr>
-              <w:t xml:space="preserve">$128.903</w:t>
+              <w:t xml:space="preserve">$124.103</w:t>
             </w:r>
             <w:r>
               <w:rPr>
@@ -6009,7 +6009,7 @@
                 <w:szCs w:val="24"/>
                 <w:rtl w:val="0"/>
               </w:rPr>
-              <w:t xml:space="preserve">$128.903</w:t>
+              <w:t xml:space="preserve">$124.103</w:t>
             </w:r>
             <w:r>
               <w:rPr>
@@ -6167,7 +6167,7 @@
                 <w:szCs w:val="24"/>
                 <w:rtl w:val="0"/>
               </w:rPr>
-              <w:t xml:space="preserve">$24.766.574</w:t>
+              <w:t xml:space="preserve">$24.761.774</w:t>
             </w:r>
             <w:r>
               <w:rPr>
@@ -6243,7 +6243,7 @@
                 <w:szCs w:val="24"/>
                 <w:rtl w:val="0"/>
               </w:rPr>
-              <w:t xml:space="preserve">$6.191.644</w:t>
+              <w:t xml:space="preserve">$6.190.444</w:t>
             </w:r>
             <w:r>
               <w:rPr>
@@ -6325,7 +6325,7 @@
                 <w:szCs w:val="24"/>
                 <w:rtl w:val="0"/>
               </w:rPr>
-              <w:t xml:space="preserve">$30.958.218</w:t>
+              <w:t xml:space="preserve">$30.952.218</w:t>
             </w:r>
             <w:r>
               <w:rPr>
@@ -6400,7 +6400,7 @@
           <w:szCs w:val="24"/>
           <w:rtl w:val="0"/>
         </w:rPr>
-        <w:t xml:space="preserve">De los $24.766.574 de costo total, el 99,2% ($24.527.996) es costo de personal y apenas el 0,8% restante ($71.150) es dinero que el equipo realmente va a desembolsar (componentes + gastos varios). Esto no es un error de cálculo: la tarifa de personal es un valor de referencia de mercado para un profesional junior, aplicado a las 492 horas planificadas de un proyecto de varios meses mide el VALOR del trabajo invertido por el equipo, no un pago en efectivo real entre compañeros. Es el mismo criterio que usa cualquier estudio de factibilidad económica: cuantificar el costo de oportunidad de las horas de trabajo, aunque en este proyecto nadie cobre ese monto. El desembolso de dinero real y concreto del proyecto es, en cambio, muy acotado: $128.903 en componentes electrónicos y $109.675 en gastos varios.</w:t>
+        <w:t xml:space="preserve">De los $24.761.774 de costo total, el 99,2% ($24.527.996) es costo de personal y apenas el 0,8% restante ($71.150) es dinero que el equipo realmente va a desembolsar (componentes + gastos varios). Esto no es un error de cálculo: la tarifa de personal es un valor de referencia de mercado para un profesional junior, aplicado a las 492 horas planificadas de un proyecto de varios meses mide el VALOR del trabajo invertido por el equipo, no un pago en efectivo real entre compañeros. Es el mismo criterio que usa cualquier estudio de factibilidad económica: cuantificar el costo de oportunidad de las horas de trabajo, aunque en este proyecto nadie cobre ese monto. El desembolso de dinero real y concreto del proyecto es, en cambio, muy acotado: $124.103 en componentes electrónicos y $109.675 en gastos varios.</w:t>
       </w:r>
     </w:p>
     <w:p>
@@ -6820,7 +6820,7 @@
           <w:vertAlign w:val="baseline"/>
           <w:rtl w:val="0"/>
         </w:rPr>
-        <w:t xml:space="preserve">confirmar que el subtotal de componentes electrónicos ($128.903) esté tomado sobre el precio final pagado (con impuestos nacionales incluidos) y no sobre el precio neto, sobre todo en los ítems comprados por Mercado Libre.</w:t>
+        <w:t xml:space="preserve">confirmar que el subtotal de componentes electrónicos ($124.103) esté tomado sobre el precio final pagado (con impuestos nacionales incluidos) y no sobre el precio neto, sobre todo en los ítems comprados por Mercado Libre.</w:t>
       </w:r>
       <w:r>
         <w:rPr>
@@ -6905,7 +6905,7 @@
           <w:szCs w:val="24"/>
           <w:rtl w:val="0"/>
         </w:rPr>
-        <w:t xml:space="preserve">Sobre un costo total del proyecto de $24.766.574 (personal + componentes + gastos varios), se aplica un margen del 25%, lo que deja una ganancia proyectada de $6.191.644 sobre un presupuesto final de $30.958.218.</w:t>
+        <w:t xml:space="preserve">Sobre un costo total del proyecto de $24.761.774 (personal + componentes + gastos varios), se aplica un margen del 25%, lo que deja una ganancia proyectada de $6.190.444 sobre un presupuesto final de $30.952.218.</w:t>
       </w:r>
     </w:p>
     <w:p>
@@ -7017,7 +7017,7 @@
           <w:vertAlign w:val="baseline"/>
           <w:rtl w:val="0"/>
         </w:rPr>
-        <w:t xml:space="preserve">Componentes electrónicos: $128.903, distribuidos en los Bloques A, C y D. El Bloque A está prácticamente completo; los Bloques C y D se compran después de medir el telar.</w:t>
+        <w:t xml:space="preserve">Componentes electrónicos: $124.103, distribuidos en los Bloques A, C y D. El Bloque A está prácticamente completo; los Bloques C y D se compran después de medir el telar.</w:t>
       </w:r>
       <w:r>
         <w:rPr>
@@ -10959,7 +10959,7 @@
           <w:szCs w:val="24"/>
           <w:rtl w:val="0"/>
         </w:rPr>
-        <w:t xml:space="preserve">Por qué importa este servicio: el sistema se vende una sola vez ($30.958.218 con margen), pero el plan Completo factura $1.581.000 al año en abonos más $488.250 en visitas, o sea unos $2.069.250 anuales por cliente. Con el sistema ya desarrollado, cada telar adicional que se sume al servicio es casi todo ganancia, y es lo que sostendría el proyecto una vez terminada la etapa escolar.</w:t>
+        <w:t xml:space="preserve">Por qué importa este servicio: el sistema se vende una sola vez ($30.952.218 con margen), pero el plan Completo factura $1.581.000 al año en abonos más $488.250 en visitas, o sea unos $2.069.250 anuales por cliente. Con el sistema ya desarrollado, cada telar adicional que se sume al servicio es casi todo ganancia, y es lo que sostendría el proyecto una vez terminada la etapa escolar.</w:t>
       </w:r>
     </w:p>
     <w:p>
@@ -11695,7 +11695,7 @@
           <w:szCs w:val="24"/>
           <w:rtl w:val="0"/>
         </w:rPr>
-        <w:t xml:space="preserve">El proyecto tiene un costo total estimado de $24.766.574, compuesto casi en su totalidad (99,2%) por el valor del trabajo del equipo y solo marginalmente (0,8%, $71.150) por dinero que realmente hay que desembolsar en componentes y gastos operativos. Con el margen del 25% ya usado en la plantilla original, el presupuesto final asciende a $30.958.218, dejando una ganancia proyectada de $6.191.644.</w:t>
+        <w:t xml:space="preserve">El proyecto tiene un costo total estimado de $24.761.774, compuesto casi en su totalidad (99,2%) por el valor del trabajo del equipo y solo marginalmente (0,8%, $71.150) por dinero que realmente hay que desembolsar en componentes y gastos operativos. Con el margen del 25% ya usado en la plantilla original, el presupuesto final asciende a $30.952.218, dejando una ganancia proyectada de $6.190.444.</w:t>
       </w:r>
     </w:p>
     <w:p>

--- a/documentacion_proyecto/Estimacion_Costos_Ganancia_Contrato_v4.docx
+++ b/documentacion_proyecto/Estimacion_Costos_Ganancia_Contrato_v4.docx
@@ -3679,7 +3679,7 @@
               <w:szCs w:val="24"/>
               <w:rtl w:val="0"/>
             </w:rPr>
-            <w:t xml:space="preserve">⚠ Actualización 19-24/08/26: se confirmó el modelo real del telar (Vamatex C201) y su botonera (24V AC, medida en la máquina). El alcance del Bloque A se mantiene en 3 relés (Marcha, Pausa, Retroceder) y se le sumó el sensado de esos mismos tres botones mediante optoacopladores, para que la web detecte cuándo se los usa a mano en la máquina. La alimentación del sistema es una fuente propia HLK-5M05 (220V→5V), independiente del telar. El (pasó a ser medición/test sin costo (instrumental prestado)). Con el gabinete, prensacables y borneras ya cargados como costo real, el subtotal de componentes quedó en $124.103.</w:t>
+            <w:t xml:space="preserve">⚠ Actualización 19-24/08/26: se confirmó el modelo real del telar (Vamatex C201) y su botonera (24V AC, medida en la máquina). El alcance del Bloque A se mantiene en 3 relés (Marcha, Pausa, Retroceder) y se le sumó el sensado de esos mismos tres botones mediante optoacopladores, para que la web detecte cuándo se los usa a mano en la máquina. La alimentación del sistema es una fuente propia HLK-5M05 (220V→5V), independiente del telar. El (pasó a ser medición/test sin costo (instrumental prestado)). Con el gabinete, prensacables y borneras ya cargados como costo real, el subtotal de componentes quedó en $112.803.</w:t>
           </w:r>
         </w:sdtContent>
       </w:sdt>
@@ -4520,7 +4520,7 @@
                 <w:szCs w:val="24"/>
                 <w:rtl w:val="0"/>
               </w:rPr>
-              <w:t xml:space="preserve">$124.103</w:t>
+              <w:t xml:space="preserve">$112.803</w:t>
             </w:r>
             <w:r>
               <w:rPr>
@@ -6009,7 +6009,7 @@
                 <w:szCs w:val="24"/>
                 <w:rtl w:val="0"/>
               </w:rPr>
-              <w:t xml:space="preserve">$124.103</w:t>
+              <w:t xml:space="preserve">$112.803</w:t>
             </w:r>
             <w:r>
               <w:rPr>
@@ -6167,7 +6167,7 @@
                 <w:szCs w:val="24"/>
                 <w:rtl w:val="0"/>
               </w:rPr>
-              <w:t xml:space="preserve">$24.761.774</w:t>
+              <w:t xml:space="preserve">$24.750.474</w:t>
             </w:r>
             <w:r>
               <w:rPr>
@@ -6243,7 +6243,7 @@
                 <w:szCs w:val="24"/>
                 <w:rtl w:val="0"/>
               </w:rPr>
-              <w:t xml:space="preserve">$6.190.444</w:t>
+              <w:t xml:space="preserve">$6.187.618</w:t>
             </w:r>
             <w:r>
               <w:rPr>
@@ -6325,7 +6325,7 @@
                 <w:szCs w:val="24"/>
                 <w:rtl w:val="0"/>
               </w:rPr>
-              <w:t xml:space="preserve">$30.952.218</w:t>
+              <w:t xml:space="preserve">$30.938.092</w:t>
             </w:r>
             <w:r>
               <w:rPr>
@@ -6400,7 +6400,7 @@
           <w:szCs w:val="24"/>
           <w:rtl w:val="0"/>
         </w:rPr>
-        <w:t xml:space="preserve">De los $24.761.774 de costo total, el 99,2% ($24.527.996) es costo de personal y apenas el 0,8% restante ($71.150) es dinero que el equipo realmente va a desembolsar (componentes + gastos varios). Esto no es un error de cálculo: la tarifa de personal es un valor de referencia de mercado para un profesional junior, aplicado a las 492 horas planificadas de un proyecto de varios meses mide el VALOR del trabajo invertido por el equipo, no un pago en efectivo real entre compañeros. Es el mismo criterio que usa cualquier estudio de factibilidad económica: cuantificar el costo de oportunidad de las horas de trabajo, aunque en este proyecto nadie cobre ese monto. El desembolso de dinero real y concreto del proyecto es, en cambio, muy acotado: $124.103 en componentes electrónicos y $109.675 en gastos varios.</w:t>
+        <w:t xml:space="preserve">De los $24.750.474 de costo total, el 99,2% ($24.527.996) es costo de personal y apenas el 0,8% restante ($71.150) es dinero que el equipo realmente va a desembolsar (componentes + gastos varios). Esto no es un error de cálculo: la tarifa de personal es un valor de referencia de mercado para un profesional junior, aplicado a las 492 horas planificadas de un proyecto de varios meses mide el VALOR del trabajo invertido por el equipo, no un pago en efectivo real entre compañeros. Es el mismo criterio que usa cualquier estudio de factibilidad económica: cuantificar el costo de oportunidad de las horas de trabajo, aunque en este proyecto nadie cobre ese monto. El desembolso de dinero real y concreto del proyecto es, en cambio, muy acotado: $112.803 en componentes electrónicos y $109.675 en gastos varios.</w:t>
       </w:r>
     </w:p>
     <w:p>
@@ -6820,7 +6820,7 @@
           <w:vertAlign w:val="baseline"/>
           <w:rtl w:val="0"/>
         </w:rPr>
-        <w:t xml:space="preserve">confirmar que el subtotal de componentes electrónicos ($124.103) esté tomado sobre el precio final pagado (con impuestos nacionales incluidos) y no sobre el precio neto, sobre todo en los ítems comprados por Mercado Libre.</w:t>
+        <w:t xml:space="preserve">confirmar que el subtotal de componentes electrónicos ($112.803) esté tomado sobre el precio final pagado (con impuestos nacionales incluidos) y no sobre el precio neto, sobre todo en los ítems comprados por Mercado Libre.</w:t>
       </w:r>
       <w:r>
         <w:rPr>
@@ -6905,7 +6905,7 @@
           <w:szCs w:val="24"/>
           <w:rtl w:val="0"/>
         </w:rPr>
-        <w:t xml:space="preserve">Sobre un costo total del proyecto de $24.761.774 (personal + componentes + gastos varios), se aplica un margen del 25%, lo que deja una ganancia proyectada de $6.190.444 sobre un presupuesto final de $30.952.218.</w:t>
+        <w:t xml:space="preserve">Sobre un costo total del proyecto de $24.750.474 (personal + componentes + gastos varios), se aplica un margen del 25%, lo que deja una ganancia proyectada de $6.187.618 sobre un presupuesto final de $30.938.092.</w:t>
       </w:r>
     </w:p>
     <w:p>
@@ -7017,7 +7017,7 @@
           <w:vertAlign w:val="baseline"/>
           <w:rtl w:val="0"/>
         </w:rPr>
-        <w:t xml:space="preserve">Componentes electrónicos: $124.103, distribuidos en los Bloques A, C y D. El Bloque A está prácticamente completo; los Bloques C y D se compran después de medir el telar.</w:t>
+        <w:t xml:space="preserve">Componentes electrónicos: $112.803, distribuidos en los Bloques A, C y D. El Bloque A está prácticamente completo; los Bloques C y D se compran después de medir el telar.</w:t>
       </w:r>
       <w:r>
         <w:rPr>
@@ -10959,7 +10959,7 @@
           <w:szCs w:val="24"/>
           <w:rtl w:val="0"/>
         </w:rPr>
-        <w:t xml:space="preserve">Por qué importa este servicio: el sistema se vende una sola vez ($30.952.218 con margen), pero el plan Completo factura $1.581.000 al año en abonos más $488.250 en visitas, o sea unos $2.069.250 anuales por cliente. Con el sistema ya desarrollado, cada telar adicional que se sume al servicio es casi todo ganancia, y es lo que sostendría el proyecto una vez terminada la etapa escolar.</w:t>
+        <w:t xml:space="preserve">Por qué importa este servicio: el sistema se vende una sola vez ($30.938.092 con margen), pero el plan Completo factura $1.581.000 al año en abonos más $488.250 en visitas, o sea unos $2.069.250 anuales por cliente. Con el sistema ya desarrollado, cada telar adicional que se sume al servicio es casi todo ganancia, y es lo que sostendría el proyecto una vez terminada la etapa escolar.</w:t>
       </w:r>
     </w:p>
     <w:p>
@@ -11695,7 +11695,7 @@
           <w:szCs w:val="24"/>
           <w:rtl w:val="0"/>
         </w:rPr>
-        <w:t xml:space="preserve">El proyecto tiene un costo total estimado de $24.761.774, compuesto casi en su totalidad (99,2%) por el valor del trabajo del equipo y solo marginalmente (0,8%, $71.150) por dinero que realmente hay que desembolsar en componentes y gastos operativos. Con el margen del 25% ya usado en la plantilla original, el presupuesto final asciende a $30.952.218, dejando una ganancia proyectada de $6.190.444.</w:t>
+        <w:t xml:space="preserve">El proyecto tiene un costo total estimado de $24.750.474, compuesto casi en su totalidad (99,2%) por el valor del trabajo del equipo y solo marginalmente (0,8%, $71.150) por dinero que realmente hay que desembolsar en componentes y gastos operativos. Con el margen del 25% ya usado en la plantilla original, el presupuesto final asciende a $30.938.092, dejando una ganancia proyectada de $6.187.618.</w:t>
       </w:r>
     </w:p>
     <w:p>

--- a/documentacion_proyecto/Estimacion_Costos_Ganancia_Contrato_v4.docx
+++ b/documentacion_proyecto/Estimacion_Costos_Ganancia_Contrato_v4.docx
@@ -8096,7 +8096,7 @@
                 <w:szCs w:val="24"/>
                 <w:rtl w:val="0"/>
               </w:rPr>
-              <w:t xml:space="preserve">Módulo de relés (6 canales)</w:t>
+              <w:t xml:space="preserve">Módulo de relés (3 canales: uno de 2 y uno individual)</w:t>
             </w:r>
           </w:p>
         </w:tc>

--- a/documentacion_proyecto/Estimacion_Costos_Ganancia_Contrato_v4.docx
+++ b/documentacion_proyecto/Estimacion_Costos_Ganancia_Contrato_v4.docx
@@ -4007,12 +4007,7 @@
                 <w:szCs w:val="24"/>
                 <w:rtl w:val="0"/>
               </w:rPr>
-              <w:t xml:space="preserve">$30.634</w:t>
-            </w:r>
-            <w:r>
-              <w:rPr>
-                <w:rtl w:val="0"/>
-              </w:rPr>
+              <w:t>$73.653</w:t>
             </w:r>
           </w:p>
         </w:tc>
@@ -4151,12 +4146,7 @@
                 <w:szCs w:val="24"/>
                 <w:rtl w:val="0"/>
               </w:rPr>
-              <w:t xml:space="preserve">$15.000</w:t>
-            </w:r>
-            <w:r>
-              <w:rPr>
-                <w:rtl w:val="0"/>
-              </w:rPr>
+              <w:t>Incluido en gastos operativos</w:t>
             </w:r>
           </w:p>
         </w:tc>
@@ -4295,12 +4285,7 @@
                 <w:szCs w:val="24"/>
                 <w:rtl w:val="0"/>
               </w:rPr>
-              <w:t xml:space="preserve">$34.800</w:t>
-            </w:r>
-            <w:r>
-              <w:rPr>
-                <w:rtl w:val="0"/>
-              </w:rPr>
+              <w:t>$13.950</w:t>
             </w:r>
           </w:p>
         </w:tc>
@@ -4439,12 +4424,7 @@
                 <w:szCs w:val="24"/>
                 <w:rtl w:val="0"/>
               </w:rPr>
-              <w:t xml:space="preserve">$179.900</w:t>
-            </w:r>
-            <w:r>
-              <w:rPr>
-                <w:rtl w:val="0"/>
-              </w:rPr>
+              <w:t>$25.200</w:t>
             </w:r>
           </w:p>
         </w:tc>
@@ -6400,7 +6380,7 @@
           <w:szCs w:val="24"/>
           <w:rtl w:val="0"/>
         </w:rPr>
-        <w:t xml:space="preserve">De los $24.750.474 de costo total, el 99,2% ($24.527.996) es costo de personal y apenas el 0,8% restante ($71.150) es dinero que el equipo realmente va a desembolsar (componentes + gastos varios). Esto no es un error de cálculo: la tarifa de personal es un valor de referencia de mercado para un profesional junior, aplicado a las 492 horas planificadas de un proyecto de varios meses mide el VALOR del trabajo invertido por el equipo, no un pago en efectivo real entre compañeros. Es el mismo criterio que usa cualquier estudio de factibilidad económica: cuantificar el costo de oportunidad de las horas de trabajo, aunque en este proyecto nadie cobre ese monto. El desembolso de dinero real y concreto del proyecto es, en cambio, muy acotado: $112.803 en componentes electrónicos y $109.675 en gastos varios.</w:t>
+        <w:t xml:space="preserve">De los $24.750.474 de costo total, el 99,1% ($24.527.996) es costo de personal y apenas el 0,9% restante ($222.478, materiales y gastos operativos) es dinero que el equipo realmente va a desembolsar (componentes + gastos varios). Esto no es un error de cálculo: la tarifa de personal es un valor de referencia de mercado para un profesional junior, aplicado a las 492 horas planificadas de un proyecto de varios meses mide el VALOR del trabajo invertido por el equipo, no un pago en efectivo real entre compañeros. Es el mismo criterio que usa cualquier estudio de factibilidad económica: cuantificar el costo de oportunidad de las horas de trabajo, aunque en este proyecto nadie cobre ese monto. El desembolso de dinero real y concreto del proyecto es, en cambio, muy acotado: $112.803 en componentes electrónicos y $109.675 en gastos varios.</w:t>
       </w:r>
     </w:p>
     <w:p>
@@ -6454,7 +6434,7 @@
           <w:szCs w:val="24"/>
           <w:rtl w:val="0"/>
         </w:rPr>
-        <w:t xml:space="preserve">Como el costo de personal (99,2% del presupuesto) está calculado en USD y convertido a pesos con un tipo de cambio de referencia ($1.525 = 1 USD), toda la estimación es sensible a la cotización del dólar, que en Argentina puede variar de forma significativa en pocos meses. Una suba del 20% en el tipo de cambio elevaría el costo de personal a unos $29.400.000 (y el presupuesto final con margen a cerca de $37.500.000), sin que haya cambiado ni una hora de trabajo real. El costo en componentes electrónicos y gastos varios, al estar presupuestado directamente en pesos, no tiene esta sensibilidad. Conviene tratar el presupuesto final como una referencia a la fecha de este documento, y no como un número fijo si pasa mucho tiempo entre esta estimación y la compra/cierre real. Se recomienda registrar explícitamente en este documento la fecha en la que se tomó el tipo de cambio de referencia ($1.525 = 1 USD), para que quede como dato de contexto claro si el documento se consulta más adelante.</w:t>
+        <w:t xml:space="preserve">Como el costo de personal (99,1% del presupuesto) está calculado en USD y convertido a pesos con un tipo de cambio de referencia ($1.525 = 1 USD), toda la estimación es sensible a la cotización del dólar, que en Argentina puede variar de forma significativa en pocos meses. Una suba del 20% en el tipo de cambio elevaría el costo de personal a unos $29.400.000 (y el presupuesto final con margen a cerca de $37.500.000), sin que haya cambiado ni una hora de trabajo real. El costo en componentes electrónicos y gastos varios, al estar presupuestado directamente en pesos, no tiene esta sensibilidad. Conviene tratar el presupuesto final como una referencia a la fecha de este documento, y no como un número fijo si pasa mucho tiempo entre esta estimación y la compra/cierre real. Se recomienda registrar explícitamente en este documento la fecha en la que se tomó el tipo de cambio de referencia ($1.525 = 1 USD), para que quede como dato de contexto claro si el documento se consulta más adelante.</w:t>
       </w:r>
     </w:p>
     <w:p>
@@ -11695,7 +11675,7 @@
           <w:szCs w:val="24"/>
           <w:rtl w:val="0"/>
         </w:rPr>
-        <w:t xml:space="preserve">El proyecto tiene un costo total estimado de $24.750.474, compuesto casi en su totalidad (99,2%) por el valor del trabajo del equipo y solo marginalmente (0,8%, $71.150) por dinero que realmente hay que desembolsar en componentes y gastos operativos. Con el margen del 25% ya usado en la plantilla original, el presupuesto final asciende a $30.938.092, dejando una ganancia proyectada de $6.187.618.</w:t>
+        <w:t xml:space="preserve">El proyecto tiene un costo total estimado de $24.750.474, compuesto casi en su totalidad (99,1%) por el valor del trabajo del equipo y solo marginalmente (0,9%, $222.478) por dinero que realmente hay que desembolsar en componentes y gastos operativos. Con el margen del 25% ya usado en la plantilla original, el presupuesto final asciende a $30.938.092, dejando una ganancia proyectada de $6.187.618.</w:t>
       </w:r>
     </w:p>
     <w:p>

--- a/documentacion_proyecto/Estimacion_Costos_Ganancia_Contrato_v4.docx
+++ b/documentacion_proyecto/Estimacion_Costos_Ganancia_Contrato_v4.docx
@@ -818,7 +818,7 @@
                 <w:szCs w:val="24"/>
                 <w:rtl w:val="0"/>
               </w:rPr>
-              <w:t xml:space="preserve">102,08</w:t>
+              <w:t xml:space="preserve">139,95</w:t>
             </w:r>
             <w:r>
               <w:rPr>
@@ -988,7 +988,7 @@
                 <w:szCs w:val="24"/>
                 <w:rtl w:val="0"/>
               </w:rPr>
-              <w:t xml:space="preserve">$4.903.828</w:t>
+              <w:t xml:space="preserve">$6.722.848</w:t>
             </w:r>
             <w:r>
               <w:rPr>
@@ -1098,7 +1098,7 @@
                 <w:szCs w:val="24"/>
                 <w:rtl w:val="0"/>
               </w:rPr>
-              <w:t xml:space="preserve">39,40</w:t>
+              <w:t xml:space="preserve">49,90</w:t>
             </w:r>
             <w:r>
               <w:rPr>
@@ -1268,7 +1268,7 @@
                 <w:szCs w:val="24"/>
                 <w:rtl w:val="0"/>
               </w:rPr>
-              <w:t xml:space="preserve">$2.145.035</w:t>
+              <w:t xml:space="preserve">$2.716.681</w:t>
             </w:r>
             <w:r>
               <w:rPr>
@@ -1378,7 +1378,7 @@
                 <w:szCs w:val="24"/>
                 <w:rtl w:val="0"/>
               </w:rPr>
-              <w:t xml:space="preserve">60,82</w:t>
+              <w:t xml:space="preserve">64,60</w:t>
             </w:r>
             <w:r>
               <w:rPr>
@@ -1548,7 +1548,7 @@
                 <w:szCs w:val="24"/>
                 <w:rtl w:val="0"/>
               </w:rPr>
-              <w:t xml:space="preserve">$3.311.011</w:t>
+              <w:t xml:space="preserve">$3.516.985</w:t>
             </w:r>
             <w:r>
               <w:rPr>
@@ -1658,7 +1658,7 @@
                 <w:szCs w:val="24"/>
                 <w:rtl w:val="0"/>
               </w:rPr>
-              <w:t xml:space="preserve">76,50</w:t>
+              <w:t xml:space="preserve">91,34</w:t>
             </w:r>
             <w:r>
               <w:rPr>
@@ -1828,7 +1828,7 @@
                 <w:szCs w:val="24"/>
                 <w:rtl w:val="0"/>
               </w:rPr>
-              <w:t xml:space="preserve">$3.919.860</w:t>
+              <w:t xml:space="preserve">$4.680.262</w:t>
             </w:r>
             <w:r>
               <w:rPr>
@@ -1938,7 +1938,7 @@
                 <w:szCs w:val="24"/>
                 <w:rtl w:val="0"/>
               </w:rPr>
-              <w:t xml:space="preserve">39,23</w:t>
+              <w:t xml:space="preserve">49,75</w:t>
             </w:r>
             <w:r>
               <w:rPr>
@@ -2108,7 +2108,7 @@
                 <w:szCs w:val="24"/>
                 <w:rtl w:val="0"/>
               </w:rPr>
-              <w:t xml:space="preserve">$2.010.316</w:t>
+              <w:t xml:space="preserve">$2.549.190</w:t>
             </w:r>
             <w:r>
               <w:rPr>
@@ -2218,7 +2218,7 @@
                 <w:szCs w:val="24"/>
                 <w:rtl w:val="0"/>
               </w:rPr>
-              <w:t xml:space="preserve">46,47</w:t>
+              <w:t xml:space="preserve">39,34</w:t>
             </w:r>
             <w:r>
               <w:rPr>
@@ -2388,7 +2388,7 @@
                 <w:szCs w:val="24"/>
                 <w:rtl w:val="0"/>
               </w:rPr>
-              <w:t xml:space="preserve">$2.380.952</w:t>
+              <w:t xml:space="preserve">$2.015.782</w:t>
             </w:r>
             <w:r>
               <w:rPr>
@@ -2498,7 +2498,7 @@
                 <w:szCs w:val="24"/>
                 <w:rtl w:val="0"/>
               </w:rPr>
-              <w:t xml:space="preserve">12,07</w:t>
+              <w:t xml:space="preserve">15,07</w:t>
             </w:r>
             <w:r>
               <w:rPr>
@@ -2668,7 +2668,7 @@
                 <w:szCs w:val="24"/>
                 <w:rtl w:val="0"/>
               </w:rPr>
-              <w:t xml:space="preserve">$618.296</w:t>
+              <w:t xml:space="preserve">$772.187</w:t>
             </w:r>
             <w:r>
               <w:rPr>
@@ -2778,7 +2778,7 @@
                 <w:szCs w:val="24"/>
                 <w:rtl w:val="0"/>
               </w:rPr>
-              <w:t xml:space="preserve">77,03</w:t>
+              <w:t xml:space="preserve">81,25</w:t>
             </w:r>
             <w:r>
               <w:rPr>
@@ -2948,7 +2948,7 @@
                 <w:szCs w:val="24"/>
                 <w:rtl w:val="0"/>
               </w:rPr>
-              <w:t xml:space="preserve">$3.330.440</w:t>
+              <w:t xml:space="preserve">$3.512.742</w:t>
             </w:r>
             <w:r>
               <w:rPr>
@@ -3058,7 +3058,7 @@
                 <w:szCs w:val="24"/>
                 <w:rtl w:val="0"/>
               </w:rPr>
-              <w:t xml:space="preserve">30,98</w:t>
+              <w:t xml:space="preserve">48,14</w:t>
             </w:r>
             <w:r>
               <w:rPr>
@@ -3228,7 +3228,7 @@
                 <w:szCs w:val="24"/>
                 <w:rtl w:val="0"/>
               </w:rPr>
-              <w:t xml:space="preserve">$1.587.586</w:t>
+              <w:t xml:space="preserve">$2.466.694</w:t>
             </w:r>
             <w:r>
               <w:rPr>
@@ -3338,7 +3338,7 @@
                 <w:szCs w:val="24"/>
                 <w:rtl w:val="0"/>
               </w:rPr>
-              <w:t xml:space="preserve">7,42</w:t>
+              <w:t xml:space="preserve">19,65</w:t>
             </w:r>
             <w:r>
               <w:rPr>
@@ -3508,7 +3508,7 @@
                 <w:szCs w:val="24"/>
                 <w:rtl w:val="0"/>
               </w:rPr>
-              <w:t xml:space="preserve">$320.650</w:t>
+              <w:t xml:space="preserve">$849.543</w:t>
             </w:r>
             <w:r>
               <w:rPr>
@@ -3588,7 +3588,7 @@
                 <w:szCs w:val="24"/>
                 <w:rtl w:val="0"/>
               </w:rPr>
-              <w:t xml:space="preserve">$24.527.996</w:t>
+              <w:t xml:space="preserve">$29.802.914</w:t>
             </w:r>
             <w:r>
               <w:rPr>
@@ -3679,7 +3679,7 @@
               <w:szCs w:val="24"/>
               <w:rtl w:val="0"/>
             </w:rPr>
-            <w:t xml:space="preserve">⚠ Actualización 19-24/08/26: se confirmó el modelo real del telar (Vamatex C201) y su botonera (24V AC, medida en la máquina). El alcance del Bloque A se mantiene en 3 relés (Marcha, Pausa, Retroceder) y se le sumó el sensado de esos mismos tres botones mediante optoacopladores, para que la web detecte cuándo se los usa a mano en la máquina. La alimentación del sistema es una fuente propia HLK-5M05 (220V→5V), independiente del telar. El (pasó a ser medición/test sin costo (instrumental prestado)). Con el gabinete, prensacables y borneras ya cargados como costo real, el subtotal de componentes quedó en $112.803.</w:t>
+            <w:t xml:space="preserve">⚠ Actualización 19-24/08/26: se confirmó el modelo real del telar (Vamatex C201) y su botonera (24V AC, medida en la máquina). El alcance del Bloque A se mantiene en 3 relés (Marcha, Pausa, Retroceder) y se le sumó el sensado de esos mismos tres botones mediante optoacopladores, para que la web detecte cuándo se los usa a mano en la máquina. La alimentación del sistema es una fuente propia HLK-5M05 (220V→5V), independiente del telar. El (pasó a ser medición/test sin costo (instrumental prestado)). Con el gabinete, prensacables y borneras ya cargados como costo real, el subtotal de componentes quedó en $122.139.</w:t>
           </w:r>
         </w:sdtContent>
       </w:sdt>
@@ -4424,7 +4424,7 @@
                 <w:szCs w:val="24"/>
                 <w:rtl w:val="0"/>
               </w:rPr>
-              <w:t>$25.200</w:t>
+              <w:t>$34.536</w:t>
             </w:r>
           </w:p>
         </w:tc>
@@ -4500,7 +4500,7 @@
                 <w:szCs w:val="24"/>
                 <w:rtl w:val="0"/>
               </w:rPr>
-              <w:t xml:space="preserve">$112.803</w:t>
+              <w:t xml:space="preserve">$122.139</w:t>
             </w:r>
             <w:r>
               <w:rPr>
@@ -5913,7 +5913,7 @@
                 <w:szCs w:val="24"/>
                 <w:rtl w:val="0"/>
               </w:rPr>
-              <w:t xml:space="preserve">$24.527.996</w:t>
+              <w:t xml:space="preserve">$29.802.914</w:t>
             </w:r>
             <w:r>
               <w:rPr>
@@ -5989,7 +5989,7 @@
                 <w:szCs w:val="24"/>
                 <w:rtl w:val="0"/>
               </w:rPr>
-              <w:t xml:space="preserve">$112.803</w:t>
+              <w:t xml:space="preserve">$122.139</w:t>
             </w:r>
             <w:r>
               <w:rPr>
@@ -6147,7 +6147,7 @@
                 <w:szCs w:val="24"/>
                 <w:rtl w:val="0"/>
               </w:rPr>
-              <w:t xml:space="preserve">$24.750.474</w:t>
+              <w:t xml:space="preserve">$30.034.728</w:t>
             </w:r>
             <w:r>
               <w:rPr>
@@ -6223,7 +6223,7 @@
                 <w:szCs w:val="24"/>
                 <w:rtl w:val="0"/>
               </w:rPr>
-              <w:t xml:space="preserve">$6.187.618</w:t>
+              <w:t xml:space="preserve">$7.508.682</w:t>
             </w:r>
             <w:r>
               <w:rPr>
@@ -6305,7 +6305,7 @@
                 <w:szCs w:val="24"/>
                 <w:rtl w:val="0"/>
               </w:rPr>
-              <w:t xml:space="preserve">$30.938.092</w:t>
+              <w:t xml:space="preserve">$37.543.410</w:t>
             </w:r>
             <w:r>
               <w:rPr>
@@ -6380,7 +6380,7 @@
           <w:szCs w:val="24"/>
           <w:rtl w:val="0"/>
         </w:rPr>
-        <w:t xml:space="preserve">De los $24.750.474 de costo total, el 99,1% ($24.527.996) es costo de personal y apenas el 0,9% restante ($222.478, materiales y gastos operativos) es dinero que el equipo realmente va a desembolsar (componentes + gastos varios). Esto no es un error de cálculo: la tarifa de personal es un valor de referencia de mercado para un profesional junior, aplicado a las 492 horas planificadas de un proyecto de varios meses mide el VALOR del trabajo invertido por el equipo, no un pago en efectivo real entre compañeros. Es el mismo criterio que usa cualquier estudio de factibilidad económica: cuantificar el costo de oportunidad de las horas de trabajo, aunque en este proyecto nadie cobre ese monto. El desembolso de dinero real y concreto del proyecto es, en cambio, muy acotado: $112.803 en componentes electrónicos y $109.675 en gastos varios.</w:t>
+        <w:t xml:space="preserve">De los $30.034.728 de costo total, el 99,2% ($29.802.914) es costo de personal y apenas el 0,8% restante ($231.814, materiales y gastos operativos) es dinero que el equipo realmente va a desembolsar (componentes + gastos varios). Esto no es un error de cálculo: la tarifa de personal es un valor de referencia de mercado para un profesional junior, aplicado a las 599 horas planificadas de un proyecto de varios meses mide el VALOR del trabajo invertido por el equipo, no un pago en efectivo real entre compañeros. Es el mismo criterio que usa cualquier estudio de factibilidad económica: cuantificar el costo de oportunidad de las horas de trabajo, aunque en este proyecto nadie cobre ese monto. El desembolso de dinero real y concreto del proyecto es, en cambio, muy acotado: $122.139 en componentes electrónicos y $109.675 en gastos varios.</w:t>
       </w:r>
     </w:p>
     <w:p>
@@ -6434,7 +6434,7 @@
           <w:szCs w:val="24"/>
           <w:rtl w:val="0"/>
         </w:rPr>
-        <w:t xml:space="preserve">Como el costo de personal (99,1% del presupuesto) está calculado en USD y convertido a pesos con un tipo de cambio de referencia ($1.525 = 1 USD), toda la estimación es sensible a la cotización del dólar, que en Argentina puede variar de forma significativa en pocos meses. Una suba del 20% en el tipo de cambio elevaría el costo de personal a unos $29.400.000 (y el presupuesto final con margen a cerca de $37.500.000), sin que haya cambiado ni una hora de trabajo real. El costo en componentes electrónicos y gastos varios, al estar presupuestado directamente en pesos, no tiene esta sensibilidad. Conviene tratar el presupuesto final como una referencia a la fecha de este documento, y no como un número fijo si pasa mucho tiempo entre esta estimación y la compra/cierre real. Se recomienda registrar explícitamente en este documento la fecha en la que se tomó el tipo de cambio de referencia ($1.525 = 1 USD), para que quede como dato de contexto claro si el documento se consulta más adelante.</w:t>
+        <w:t xml:space="preserve">Como el costo de personal (99,2% del presupuesto) está calculado en USD y convertido a pesos con un tipo de cambio de referencia ($1.525 = 1 USD), toda la estimación es sensible a la cotización del dólar, que en Argentina puede variar de forma significativa en pocos meses. Una suba del 20% en el tipo de cambio elevaría el costo de personal a unos $35.800.000 (y el presupuesto final con margen a cerca de $45.000.000), sin que haya cambiado ni una hora de trabajo real. El costo en componentes electrónicos y gastos varios, al estar presupuestado directamente en pesos, no tiene esta sensibilidad. Conviene tratar el presupuesto final como una referencia a la fecha de este documento, y no como un número fijo si pasa mucho tiempo entre esta estimación y la compra/cierre real. Se recomienda registrar explícitamente en este documento la fecha en la que se tomó el tipo de cambio de referencia ($1.525 = 1 USD), para que quede como dato de contexto claro si el documento se consulta más adelante.</w:t>
       </w:r>
     </w:p>
     <w:p>
@@ -6800,7 +6800,7 @@
           <w:vertAlign w:val="baseline"/>
           <w:rtl w:val="0"/>
         </w:rPr>
-        <w:t xml:space="preserve">confirmar que el subtotal de componentes electrónicos ($112.803) esté tomado sobre el precio final pagado (con impuestos nacionales incluidos) y no sobre el precio neto, sobre todo en los ítems comprados por Mercado Libre.</w:t>
+        <w:t xml:space="preserve">confirmar que el subtotal de componentes electrónicos ($122.139) esté tomado sobre el precio final pagado (con impuestos nacionales incluidos) y no sobre el precio neto, sobre todo en los ítems comprados por Mercado Libre.</w:t>
       </w:r>
       <w:r>
         <w:rPr>
@@ -6885,7 +6885,7 @@
           <w:szCs w:val="24"/>
           <w:rtl w:val="0"/>
         </w:rPr>
-        <w:t xml:space="preserve">Sobre un costo total del proyecto de $24.750.474 (personal + componentes + gastos varios), se aplica un margen del 25%, lo que deja una ganancia proyectada de $6.187.618 sobre un presupuesto final de $30.938.092.</w:t>
+        <w:t xml:space="preserve">Sobre un costo total del proyecto de $30.034.728 (personal + componentes + gastos varios), se aplica un margen del 25%, lo que deja una ganancia proyectada de $7.508.682 sobre un presupuesto final de $37.543.410.</w:t>
       </w:r>
     </w:p>
     <w:p>
@@ -6997,7 +6997,7 @@
           <w:vertAlign w:val="baseline"/>
           <w:rtl w:val="0"/>
         </w:rPr>
-        <w:t xml:space="preserve">Componentes electrónicos: $112.803, distribuidos en los Bloques A, C y D. El Bloque A está prácticamente completo; los Bloques C y D se compran después de medir el telar.</w:t>
+        <w:t xml:space="preserve">Componentes electrónicos: $122.139, distribuidos en los Bloques A, C y D. El Bloque A está prácticamente completo; los Bloques C y D se compran después de medir el telar.</w:t>
       </w:r>
       <w:r>
         <w:rPr>
@@ -10040,7 +10040,7 @@
           <w:szCs w:val="24"/>
           <w:rtl w:val="0"/>
         </w:rPr>
-        <w:t xml:space="preserve">Los precios de abajo NO son una cotización cerrada: son un cálculo de referencia usando las mismas tarifas horarias que el resto de este documento (Electrónica $49.600/h, Desarrollo $52.700/h, PM $46.500/h) más el mismo margen del 25%. El equipo debe ajustarlos según lo que decida cobrar y lo que el cliente esté dispuesto a pagar.</w:t>
+        <w:t xml:space="preserve">Los precios de abajo NO son una cotización cerrada: son un cálculo de referencia usando las mismas tarifas horarias que el resto de este documento (Electrónica $48.800/h, Desarrollo $51.850/h, PM $45.750/h) más el mismo margen del 25%. El equipo debe ajustarlos según lo que decida cobrar y lo que el cliente esté dispuesto a pagar.</w:t>
       </w:r>
     </w:p>
     <w:p>
@@ -10425,7 +10425,7 @@
                 <w:szCs w:val="24"/>
                 <w:rtl w:val="0"/>
               </w:rPr>
-              <w:t xml:space="preserve">$131.750 / mes</w:t>
+              <w:t xml:space="preserve">$129.625 / mes</w:t>
             </w:r>
           </w:p>
         </w:tc>
@@ -10584,7 +10584,7 @@
                 <w:szCs w:val="24"/>
                 <w:rtl w:val="0"/>
               </w:rPr>
-              <w:t xml:space="preserve">$131.750 / mes + $244.125 por visita</w:t>
+              <w:t xml:space="preserve">$129.625 / mes + $240.188 por visita</w:t>
             </w:r>
           </w:p>
         </w:tc>
@@ -10743,7 +10743,7 @@
                 <w:szCs w:val="24"/>
                 <w:rtl w:val="0"/>
               </w:rPr>
-              <w:t xml:space="preserve">$244.125 por intervención (mínimo 4 h)</w:t>
+              <w:t xml:space="preserve">$240.188 por intervención (mínimo 4 h)</w:t>
             </w:r>
           </w:p>
         </w:tc>
@@ -10939,7 +10939,7 @@
           <w:szCs w:val="24"/>
           <w:rtl w:val="0"/>
         </w:rPr>
-        <w:t xml:space="preserve">Por qué importa este servicio: el sistema se vende una sola vez ($30.938.092 con margen), pero el plan Completo factura $1.581.000 al año en abonos más $488.250 en visitas, o sea unos $2.069.250 anuales por cliente. Con el sistema ya desarrollado, cada telar adicional que se sume al servicio es casi todo ganancia, y es lo que sostendría el proyecto una vez terminada la etapa escolar.</w:t>
+        <w:t xml:space="preserve">Por qué importa este servicio: el sistema se vende una sola vez ($37.543.410 con margen), pero el plan Completo factura $1.555.500 al año en abonos más $480.376 en visitas, o sea unos $2.035.876 anuales por cliente. Con el sistema ya desarrollado, cada telar adicional que se sume al servicio es casi todo ganancia, y es lo que sostendría el proyecto una vez terminada la etapa escolar.</w:t>
       </w:r>
     </w:p>
     <w:p>
@@ -11675,7 +11675,7 @@
           <w:szCs w:val="24"/>
           <w:rtl w:val="0"/>
         </w:rPr>
-        <w:t xml:space="preserve">El proyecto tiene un costo total estimado de $24.750.474, compuesto casi en su totalidad (99,1%) por el valor del trabajo del equipo y solo marginalmente (0,9%, $222.478) por dinero que realmente hay que desembolsar en componentes y gastos operativos. Con el margen del 25% ya usado en la plantilla original, el presupuesto final asciende a $30.938.092, dejando una ganancia proyectada de $6.187.618.</w:t>
+        <w:t xml:space="preserve">El proyecto tiene un costo total estimado de $30.034.728, compuesto casi en su totalidad (99,2%) por el valor del trabajo del equipo y solo marginalmente (0,8%, $231.814) por dinero que realmente hay que desembolsar en componentes y gastos operativos. Con el margen del 25% ya usado en la plantilla original, el presupuesto final asciende a $37.543.410, dejando una ganancia proyectada de $7.508.682.</w:t>
       </w:r>
     </w:p>
     <w:p>

--- a/documentacion_proyecto/Estimacion_Costos_Ganancia_Contrato_v4.docx
+++ b/documentacion_proyecto/Estimacion_Costos_Ganancia_Contrato_v4.docx
@@ -818,7 +818,7 @@
                 <w:szCs w:val="24"/>
                 <w:rtl w:val="0"/>
               </w:rPr>
-              <w:t xml:space="preserve">139,95</w:t>
+              <w:t xml:space="preserve">134,75</w:t>
             </w:r>
             <w:r>
               <w:rPr>
@@ -988,7 +988,7 @@
                 <w:szCs w:val="24"/>
                 <w:rtl w:val="0"/>
               </w:rPr>
-              <w:t xml:space="preserve">$6.722.848</w:t>
+              <w:t xml:space="preserve">$6.473.053</w:t>
             </w:r>
             <w:r>
               <w:rPr>
@@ -1378,7 +1378,7 @@
                 <w:szCs w:val="24"/>
                 <w:rtl w:val="0"/>
               </w:rPr>
-              <w:t xml:space="preserve">64,60</w:t>
+              <w:t xml:space="preserve">63,40</w:t>
             </w:r>
             <w:r>
               <w:rPr>
@@ -1548,7 +1548,7 @@
                 <w:szCs w:val="24"/>
                 <w:rtl w:val="0"/>
               </w:rPr>
-              <w:t xml:space="preserve">$3.516.985</w:t>
+              <w:t xml:space="preserve">$3.451.655</w:t>
             </w:r>
             <w:r>
               <w:rPr>
@@ -1658,7 +1658,7 @@
                 <w:szCs w:val="24"/>
                 <w:rtl w:val="0"/>
               </w:rPr>
-              <w:t xml:space="preserve">91,34</w:t>
+              <w:t xml:space="preserve">91,47</w:t>
             </w:r>
             <w:r>
               <w:rPr>
@@ -1828,7 +1828,7 @@
                 <w:szCs w:val="24"/>
                 <w:rtl w:val="0"/>
               </w:rPr>
-              <w:t xml:space="preserve">$4.680.262</w:t>
+              <w:t xml:space="preserve">$4.686.923</w:t>
             </w:r>
             <w:r>
               <w:rPr>
@@ -1938,7 +1938,7 @@
                 <w:szCs w:val="24"/>
                 <w:rtl w:val="0"/>
               </w:rPr>
-              <w:t xml:space="preserve">49,75</w:t>
+              <w:t xml:space="preserve">48,55</w:t>
             </w:r>
             <w:r>
               <w:rPr>
@@ -2108,7 +2108,7 @@
                 <w:szCs w:val="24"/>
                 <w:rtl w:val="0"/>
               </w:rPr>
-              <w:t xml:space="preserve">$2.549.190</w:t>
+              <w:t xml:space="preserve">$2.487.702</w:t>
             </w:r>
             <w:r>
               <w:rPr>
@@ -2778,7 +2778,7 @@
                 <w:szCs w:val="24"/>
                 <w:rtl w:val="0"/>
               </w:rPr>
-              <w:t xml:space="preserve">81,25</w:t>
+              <w:t xml:space="preserve">80,42</w:t>
             </w:r>
             <w:r>
               <w:rPr>
@@ -2948,7 +2948,7 @@
                 <w:szCs w:val="24"/>
                 <w:rtl w:val="0"/>
               </w:rPr>
-              <w:t xml:space="preserve">$3.512.742</w:t>
+              <w:t xml:space="preserve">$3.476.858</w:t>
             </w:r>
             <w:r>
               <w:rPr>
@@ -3058,7 +3058,7 @@
                 <w:szCs w:val="24"/>
                 <w:rtl w:val="0"/>
               </w:rPr>
-              <w:t xml:space="preserve">48,14</w:t>
+              <w:t xml:space="preserve">48,27</w:t>
             </w:r>
             <w:r>
               <w:rPr>
@@ -3228,7 +3228,7 @@
                 <w:szCs w:val="24"/>
                 <w:rtl w:val="0"/>
               </w:rPr>
-              <w:t xml:space="preserve">$2.466.694</w:t>
+              <w:t xml:space="preserve">$2.473.355</w:t>
             </w:r>
             <w:r>
               <w:rPr>
@@ -3338,7 +3338,7 @@
                 <w:szCs w:val="24"/>
                 <w:rtl w:val="0"/>
               </w:rPr>
-              <w:t xml:space="preserve">19,65</w:t>
+              <w:t xml:space="preserve">19,82</w:t>
             </w:r>
             <w:r>
               <w:rPr>
@@ -3508,7 +3508,7 @@
                 <w:szCs w:val="24"/>
                 <w:rtl w:val="0"/>
               </w:rPr>
-              <w:t xml:space="preserve">$849.543</w:t>
+              <w:t xml:space="preserve">$856.893</w:t>
             </w:r>
             <w:r>
               <w:rPr>
@@ -3588,7 +3588,7 @@
                 <w:szCs w:val="24"/>
                 <w:rtl w:val="0"/>
               </w:rPr>
-              <w:t xml:space="preserve">$29.802.914</w:t>
+              <w:t xml:space="preserve">$29.411.089</w:t>
             </w:r>
             <w:r>
               <w:rPr>
@@ -5913,7 +5913,7 @@
                 <w:szCs w:val="24"/>
                 <w:rtl w:val="0"/>
               </w:rPr>
-              <w:t xml:space="preserve">$29.802.914</w:t>
+              <w:t xml:space="preserve">$29.411.089</w:t>
             </w:r>
             <w:r>
               <w:rPr>
@@ -6147,7 +6147,7 @@
                 <w:szCs w:val="24"/>
                 <w:rtl w:val="0"/>
               </w:rPr>
-              <w:t xml:space="preserve">$30.034.728</w:t>
+              <w:t xml:space="preserve">$29.642.903</w:t>
             </w:r>
             <w:r>
               <w:rPr>
@@ -6223,7 +6223,7 @@
                 <w:szCs w:val="24"/>
                 <w:rtl w:val="0"/>
               </w:rPr>
-              <w:t xml:space="preserve">$7.508.682</w:t>
+              <w:t xml:space="preserve">$7.410.726</w:t>
             </w:r>
             <w:r>
               <w:rPr>
@@ -6305,7 +6305,7 @@
                 <w:szCs w:val="24"/>
                 <w:rtl w:val="0"/>
               </w:rPr>
-              <w:t xml:space="preserve">$37.543.410</w:t>
+              <w:t xml:space="preserve">$37.053.629</w:t>
             </w:r>
             <w:r>
               <w:rPr>
@@ -6380,7 +6380,7 @@
           <w:szCs w:val="24"/>
           <w:rtl w:val="0"/>
         </w:rPr>
-        <w:t xml:space="preserve">De los $30.034.728 de costo total, el 99,2% ($29.802.914) es costo de personal y apenas el 0,8% restante ($231.814, materiales y gastos operativos) es dinero que el equipo realmente va a desembolsar (componentes + gastos varios). Esto no es un error de cálculo: la tarifa de personal es un valor de referencia de mercado para un profesional junior, aplicado a las 599 horas planificadas de un proyecto de varios meses mide el VALOR del trabajo invertido por el equipo, no un pago en efectivo real entre compañeros. Es el mismo criterio que usa cualquier estudio de factibilidad económica: cuantificar el costo de oportunidad de las horas de trabajo, aunque en este proyecto nadie cobre ese monto. El desembolso de dinero real y concreto del proyecto es, en cambio, muy acotado: $122.139 en componentes electrónicos y $109.675 en gastos varios.</w:t>
+        <w:t xml:space="preserve">De los $29.642.903 de costo total, el 99,2% ($29.411.089) es costo de personal y apenas el 0,8% restante ($231.814, materiales y gastos operativos) es dinero que el equipo realmente va a desembolsar (componentes + gastos varios). Esto no es un error de cálculo: la tarifa de personal es un valor de referencia de mercado para un profesional junior, aplicado a las 591 horas planificadas de un proyecto de varios meses mide el VALOR del trabajo invertido por el equipo, no un pago en efectivo real entre compañeros. Es el mismo criterio que usa cualquier estudio de factibilidad económica: cuantificar el costo de oportunidad de las horas de trabajo, aunque en este proyecto nadie cobre ese monto. El desembolso de dinero real y concreto del proyecto es, en cambio, muy acotado: $122.139 en componentes electrónicos y $109.675 en gastos varios.</w:t>
       </w:r>
     </w:p>
     <w:p>
@@ -6434,7 +6434,7 @@
           <w:szCs w:val="24"/>
           <w:rtl w:val="0"/>
         </w:rPr>
-        <w:t xml:space="preserve">Como el costo de personal (99,2% del presupuesto) está calculado en USD y convertido a pesos con un tipo de cambio de referencia ($1.525 = 1 USD), toda la estimación es sensible a la cotización del dólar, que en Argentina puede variar de forma significativa en pocos meses. Una suba del 20% en el tipo de cambio elevaría el costo de personal a unos $35.800.000 (y el presupuesto final con margen a cerca de $45.000.000), sin que haya cambiado ni una hora de trabajo real. El costo en componentes electrónicos y gastos varios, al estar presupuestado directamente en pesos, no tiene esta sensibilidad. Conviene tratar el presupuesto final como una referencia a la fecha de este documento, y no como un número fijo si pasa mucho tiempo entre esta estimación y la compra/cierre real. Se recomienda registrar explícitamente en este documento la fecha en la que se tomó el tipo de cambio de referencia ($1.525 = 1 USD), para que quede como dato de contexto claro si el documento se consulta más adelante.</w:t>
+        <w:t xml:space="preserve">Como el costo de personal (99,2% del presupuesto) está calculado en USD y convertido a pesos con un tipo de cambio de referencia ($1.525 = 1 USD), toda la estimación es sensible a la cotización del dólar, que en Argentina puede variar de forma significativa en pocos meses. Una suba del 20% en el tipo de cambio elevaría el costo de personal a unos $35.300.000 (y el presupuesto final con margen a cerca de $44.000.000), sin que haya cambiado ni una hora de trabajo real. El costo en componentes electrónicos y gastos varios, al estar presupuestado directamente en pesos, no tiene esta sensibilidad. Conviene tratar el presupuesto final como una referencia a la fecha de este documento, y no como un número fijo si pasa mucho tiempo entre esta estimación y la compra/cierre real. Se recomienda registrar explícitamente en este documento la fecha en la que se tomó el tipo de cambio de referencia ($1.525 = 1 USD), para que quede como dato de contexto claro si el documento se consulta más adelante.</w:t>
       </w:r>
     </w:p>
     <w:p>
@@ -6885,7 +6885,7 @@
           <w:szCs w:val="24"/>
           <w:rtl w:val="0"/>
         </w:rPr>
-        <w:t xml:space="preserve">Sobre un costo total del proyecto de $30.034.728 (personal + componentes + gastos varios), se aplica un margen del 25%, lo que deja una ganancia proyectada de $7.508.682 sobre un presupuesto final de $37.543.410.</w:t>
+        <w:t xml:space="preserve">Sobre un costo total del proyecto de $29.642.903 (personal + componentes + gastos varios), se aplica un margen del 25%, lo que deja una ganancia proyectada de $7.410.726 sobre un presupuesto final de $37.053.629.</w:t>
       </w:r>
     </w:p>
     <w:p>
@@ -10939,7 +10939,7 @@
           <w:szCs w:val="24"/>
           <w:rtl w:val="0"/>
         </w:rPr>
-        <w:t xml:space="preserve">Por qué importa este servicio: el sistema se vende una sola vez ($37.543.410 con margen), pero el plan Completo factura $1.555.500 al año en abonos más $480.376 en visitas, o sea unos $2.035.876 anuales por cliente. Con el sistema ya desarrollado, cada telar adicional que se sume al servicio es casi todo ganancia, y es lo que sostendría el proyecto una vez terminada la etapa escolar.</w:t>
+        <w:t xml:space="preserve">Por qué importa este servicio: el sistema se vende una sola vez ($37.053.629 con margen), pero el plan Completo factura $1.555.500 al año en abonos más $480.376 en visitas, o sea unos $2.035.876 anuales por cliente. Con el sistema ya desarrollado, cada telar adicional que se sume al servicio es casi todo ganancia, y es lo que sostendría el proyecto una vez terminada la etapa escolar.</w:t>
       </w:r>
     </w:p>
     <w:p>
@@ -11675,7 +11675,7 @@
           <w:szCs w:val="24"/>
           <w:rtl w:val="0"/>
         </w:rPr>
-        <w:t xml:space="preserve">El proyecto tiene un costo total estimado de $30.034.728, compuesto casi en su totalidad (99,2%) por el valor del trabajo del equipo y solo marginalmente (0,8%, $231.814) por dinero que realmente hay que desembolsar en componentes y gastos operativos. Con el margen del 25% ya usado en la plantilla original, el presupuesto final asciende a $37.543.410, dejando una ganancia proyectada de $7.508.682.</w:t>
+        <w:t xml:space="preserve">El proyecto tiene un costo total estimado de $29.642.903, compuesto casi en su totalidad (99,2%) por el valor del trabajo del equipo y solo marginalmente (0,8%, $231.814) por dinero que realmente hay que desembolsar en componentes y gastos operativos. Con el margen del 25% ya usado en la plantilla original, el presupuesto final asciende a $37.053.629, dejando una ganancia proyectada de $7.410.726.</w:t>
       </w:r>
     </w:p>
     <w:p>

--- a/documentacion_proyecto/Estimacion_Costos_Ganancia_Contrato_v4.docx
+++ b/documentacion_proyecto/Estimacion_Costos_Ganancia_Contrato_v4.docx
@@ -3679,7 +3679,7 @@
               <w:szCs w:val="24"/>
               <w:rtl w:val="0"/>
             </w:rPr>
-            <w:t xml:space="preserve">⚠ Actualización 19-24/08/26: se confirmó el modelo real del telar (Vamatex C201) y su botonera (24V AC, medida en la máquina). El alcance del Bloque A se mantiene en 3 relés (Marcha, Pausa, Retroceder) y se le sumó el sensado de esos mismos tres botones mediante optoacopladores, para que la web detecte cuándo se los usa a mano en la máquina. La alimentación del sistema es una fuente propia HLK-5M05 (220V→5V), independiente del telar. El (pasó a ser medición/test sin costo (instrumental prestado)). Con el gabinete, prensacables y borneras ya cargados como costo real, el subtotal de componentes quedó en $122.139.</w:t>
+            <w:t xml:space="preserve">⚠ Actualización 19-24/08/26: se confirmó el modelo real del telar (Vamatex C 201) y su botonera (24V AC, medida en la máquina). El alcance del Bloque A se mantiene en 3 relés (Marcha, Pausa, Retroceder) y se le sumó el sensado de esos mismos tres botones mediante optoacopladores, para que la web detecte cuándo se los usa a mano en la máquina. La alimentación del sistema es una fuente propia HLK-5M05 (220V→5V), independiente del telar. El Bloque B pasó a ser medición/test sin costo (instrumental prestado). Con el gabinete, prensacables y borneras ya cargados como costo real, el subtotal de componentes quedó en $122.139.</w:t>
           </w:r>
         </w:sdtContent>
       </w:sdt>
@@ -3938,7 +3938,7 @@
                 <w:szCs w:val="24"/>
                 <w:rtl w:val="0"/>
               </w:rPr>
-              <w:t xml:space="preserve">Nivel 1: Marcha/Pausa en el telar</w:t>
+              <w:t xml:space="preserve">Nivel 1: Marcha, Pausa y Retroceder en el telar</w:t>
             </w:r>
             <w:r>
               <w:rPr>
@@ -3972,7 +3972,7 @@
                 <w:szCs w:val="24"/>
                 <w:rtl w:val="0"/>
               </w:rPr>
-              <w:t xml:space="preserve">Comprar ahora, para la Etapa 4</w:t>
+              <w:t xml:space="preserve">Comprado e instalado (Etapa 4)</w:t>
             </w:r>
             <w:r>
               <w:rPr>
@@ -4250,7 +4250,7 @@
                 <w:szCs w:val="24"/>
                 <w:rtl w:val="0"/>
               </w:rPr>
-              <w:t xml:space="preserve">Comprar junto con el Bloque D, después de medir</w:t>
+              <w:t xml:space="preserve">Sensor ya comprado; el resto, junto con el Bloque D</w:t>
             </w:r>
             <w:r>
               <w:rPr>
@@ -4389,7 +4389,7 @@
                 <w:szCs w:val="24"/>
                 <w:rtl w:val="0"/>
               </w:rPr>
-              <w:t xml:space="preserve">Recién después de medir el telar (tarea 5.10)</w:t>
+              <w:t xml:space="preserve">Recién después de medir el telar (tarea 5.9)</w:t>
             </w:r>
             <w:r>
               <w:rPr>
@@ -6997,7 +6997,7 @@
           <w:vertAlign w:val="baseline"/>
           <w:rtl w:val="0"/>
         </w:rPr>
-        <w:t xml:space="preserve">Componentes electrónicos: $122.139, distribuidos en los Bloques A, C y D. El Bloque A está prácticamente completo; los Bloques C y D se compran después de medir el telar.</w:t>
+        <w:t xml:space="preserve">Componentes electrónicos: $122.139, distribuidos en los Bloques A, C y D. El Bloque A ya está comprado e instalado; del Bloque C ya se compró el sensor, y lo que falta de los Bloques C y D se compra después de medir el lector óptico.</w:t>
       </w:r>
       <w:r>
         <w:rPr>
@@ -7673,7 +7673,7 @@
           <w:vertAlign w:val="baseline"/>
           <w:rtl w:val="0"/>
         </w:rPr>
-        <w:t xml:space="preserve">a definir por el equipo y la cátedra (por ejemplo, un período acotado posterior a la fecha de aceptación, en línea con el cierre de proyecto previsto para el 14/11/2026). Conviene cerrar este valor concreto antes de la 3ra presentación (mediados de septiembre), tal como se indica en la Conclusión.</w:t>
+        <w:t xml:space="preserve">de uno a tres meses desde la aceptación, en línea con el cierre de proyecto previsto para el 14/11/2026. El plazo exacto dentro de ese rango se define con la cátedra al momento de la entrega final, tal como se indica en la Conclusión.</w:t>
       </w:r>
       <w:r>
         <w:rPr>
@@ -9060,7 +9060,7 @@
                 <w:szCs w:val="24"/>
                 <w:rtl w:val="0"/>
               </w:rPr>
-              <w:t xml:space="preserve">Bobinas de selección (Bloque D)</w:t>
+              <w:t xml:space="preserve">Relés LCA110 (Bloque D)</w:t>
             </w:r>
           </w:p>
         </w:tc>
@@ -9110,25 +9110,7 @@
                 <w:szCs w:val="24"/>
                 <w:rtl w:val="0"/>
               </w:rPr>
-              <w:t xml:space="preserve">Depende del ciclo</w:t>
-            </w:r>
-          </w:p>
-          <w:p>
-            <w:pPr>
-              <w:rPr>
-                <w:rFonts w:ascii="IBM Plex Sans" w:cs="IBM Plex Sans" w:eastAsia="IBM Plex Sans" w:hAnsi="IBM Plex Sans"/>
-                <w:sz w:val="24"/>
-                <w:szCs w:val="24"/>
-              </w:rPr>
-            </w:pPr>
-            <w:r>
-              <w:rPr>
-                <w:rFonts w:ascii="IBM Plex Sans" w:cs="IBM Plex Sans" w:eastAsia="IBM Plex Sans" w:hAnsi="IBM Plex Sans"/>
-                <w:sz w:val="24"/>
-                <w:szCs w:val="24"/>
-                <w:rtl w:val="0"/>
-              </w:rPr>
-              <w:t xml:space="preserve">  de trabajo y la temperatura. Es el componente de mayor desgaste del sistema</w:t>
+              <w:t xml:space="preserve">Sin contactos ni partes móviles: muy larga. Lo que falla suele ser una soldadura o un error de cableado</w:t>
             </w:r>
           </w:p>
         </w:tc>
@@ -9178,25 +9160,7 @@
                 <w:szCs w:val="24"/>
                 <w:rtl w:val="0"/>
               </w:rPr>
-              <w:t xml:space="preserve">Definir tras la</w:t>
-            </w:r>
-          </w:p>
-          <w:p>
-            <w:pPr>
-              <w:rPr>
-                <w:rFonts w:ascii="IBM Plex Sans" w:cs="IBM Plex Sans" w:eastAsia="IBM Plex Sans" w:hAnsi="IBM Plex Sans"/>
-                <w:sz w:val="24"/>
-                <w:szCs w:val="24"/>
-              </w:rPr>
-            </w:pPr>
-            <w:r>
-              <w:rPr>
-                <w:rFonts w:ascii="IBM Plex Sans" w:cs="IBM Plex Sans" w:eastAsia="IBM Plex Sans" w:hAnsi="IBM Plex Sans"/>
-                <w:sz w:val="24"/>
-                <w:szCs w:val="24"/>
-                <w:rtl w:val="0"/>
-              </w:rPr>
-              <w:t xml:space="preserve">  medición del telar y el ensayo térmico (tarea 5.17)</w:t>
+              <w:t xml:space="preserve">Van en zócalo: se cambian en segundos. Tener uno de repuesto</w:t>
             </w:r>
           </w:p>
         </w:tc>
@@ -10828,7 +10792,7 @@
                 <w:szCs w:val="24"/>
                 <w:rtl w:val="0"/>
               </w:rPr>
-              <w:t xml:space="preserve">No incluidos en ningún plan: se facturan aparte al costo del componente. Referencia: módulo de relés $3.463 · fuente HLK-5M05 $7.000 · ESP32 $12.203 · fusibles ~$800.</w:t>
+              <w:t xml:space="preserve">No incluidos en ningún plan: se facturan aparte al costo del componente. Referencia: módulos de relé $5.000 · fuente HLK-5M05 $7.000 · ESP32 $12.203 · fusibles ~$800.</w:t>
             </w:r>
           </w:p>
         </w:tc>
@@ -11619,7 +11583,7 @@
           <w:szCs w:val="24"/>
           <w:rtl w:val="0"/>
         </w:rPr>
-        <w:t xml:space="preserve">La estrategia propuesta no agrega costo de infraestructura: la restauración de Neon viene incluida en el plan actual, y el respaldo automático corre sobre herramientas ya disponibles para el proyecto. El único costo es el tiempo de implementación -estimado en 3 horas de desarrollo para dejar el respaldo automático configurado y probado, o $197.625 aplicando la tarifa y el margen del proyecto- y queda incluido dentro de los planes de mantenimiento de la Sección 6.3, sin cargo aparte.</w:t>
+        <w:t xml:space="preserve">La estrategia propuesta no agrega costo de infraestructura: la restauración de Neon viene incluida en el plan actual, y el respaldo automático corre sobre herramientas ya disponibles para el proyecto. El único costo es el tiempo de implementación -estimado en 3 horas de desarrollo para dejar el respaldo automático configurado y probado, o $194.438 aplicando la tarifa y el margen del proyecto- y queda incluido dentro de los planes de mantenimiento de la Sección 6.3, sin cargo aparte.</w:t>
       </w:r>
     </w:p>
     <w:p>
@@ -11694,7 +11658,7 @@
           <w:szCs w:val="24"/>
           <w:rtl w:val="0"/>
         </w:rPr>
-        <w:t xml:space="preserve">Quedan cuatro decisiones abiertas para el equipo antes de la 3ra presentación (mediados de septiembre): definir la modalidad de inversión real, fijar la vigencia exacta de la garantía dentro del rango de 1 a 3 meses, decidir con qué frecuencia recalcular el presupuesto por el tipo de cambio, y definir los precios finales del servicio de mantenimiento (Sección 6.3), que hoy figuran como valores de referencia calculados sobre las tarifas del proyecto.</w:t>
+        <w:t xml:space="preserve">Quedan cuatro decisiones abiertas para el equipo antes de la entrega final (14/11/2026): definir la modalidad de inversión real, fijar la vigencia exacta de la garantía dentro del rango de 1 a 3 meses, decidir con qué frecuencia recalcular el presupuesto por el tipo de cambio, y definir los precios finales del servicio de mantenimiento (Sección 6.3), que hoy figuran como valores de referencia calculados sobre las tarifas del proyecto.</w:t>
       </w:r>
     </w:p>
     <w:p>

--- a/documentacion_proyecto/Estimacion_Costos_Ganancia_Contrato_v4.docx
+++ b/documentacion_proyecto/Estimacion_Costos_Ganancia_Contrato_v4.docx
@@ -8128,7 +8128,42 @@
               </w:rPr>
               <w:t xml:space="preserve">~100.000</w:t>
             </w:r>
-          </w:p>
+            <w:r>
+              <w:rPr>
+                <w:rFonts w:ascii="IBM Plex Sans" w:cs="IBM Plex Sans" w:eastAsia="IBM Plex Sans" w:hAnsi="IBM Plex Sans"/>
+                <w:sz w:val="24"/>
+                <w:szCs w:val="24"/>
+                <w:rtl w:val="0"/>
+              </w:rPr>
+              <w:t xml:space="preserve"> maniobras con carga (vida eléctrica del relé Songle SRD-05VDC; la mecánica, sin carga, es de 10 millones). A 20 arranques/pausas</w:t>
+            </w:r>
+            <w:r>
+              <w:rPr>
+                <w:rFonts w:ascii="IBM Plex Sans" w:cs="IBM Plex Sans" w:eastAsia="IBM Plex Sans" w:hAnsi="IBM Plex Sans"/>
+                <w:sz w:val="24"/>
+                <w:szCs w:val="24"/>
+                <w:rtl w:val="0"/>
+              </w:rPr>
+              <w:t xml:space="preserve"> por turno ≈ 10 años</w:t>
+            </w:r>
+          </w:p>
+        </w:tc>
+        <w:tc>
+          <w:tcPr>
+            <w:tcBorders>
+              <w:top w:color="1E3A5F" w:space="0" w:sz="8" w:val="single"/>
+              <w:left w:color="1E3A5F" w:space="0" w:sz="8" w:val="single"/>
+              <w:bottom w:color="1E3A5F" w:space="0" w:sz="8" w:val="single"/>
+              <w:right w:color="1E3A5F" w:space="0" w:sz="8" w:val="single"/>
+            </w:tcBorders>
+            <w:tcMar>
+              <w:top w:w="0.0" w:type="dxa"/>
+              <w:left w:w="100.0" w:type="dxa"/>
+              <w:bottom w:w="0.0" w:type="dxa"/>
+              <w:right w:w="100.0" w:type="dxa"/>
+            </w:tcMar>
+            <w:vAlign w:val="top"/>
+          </w:tcPr>
           <w:p>
             <w:pPr>
               <w:keepNext w:val="0"/>
@@ -8159,34 +8194,63 @@
                 <w:szCs w:val="24"/>
                 <w:rtl w:val="0"/>
               </w:rPr>
-              <w:t xml:space="preserve">  maniobras mecánicas (dato del relé Songle SRD-05VDC). A 20 arranques/pausas</w:t>
-            </w:r>
-          </w:p>
-          <w:p>
-            <w:pPr>
-              <w:rPr>
-                <w:rFonts w:ascii="IBM Plex Sans" w:cs="IBM Plex Sans" w:eastAsia="IBM Plex Sans" w:hAnsi="IBM Plex Sans"/>
-                <w:sz w:val="24"/>
-                <w:szCs w:val="24"/>
-              </w:rPr>
-            </w:pPr>
-            <w:sdt>
-              <w:sdtPr>
-                <w:id w:val="-740953440"/>
-                <w:tag w:val="goog_rdk_2"/>
-              </w:sdtPr>
-              <w:sdtContent>
-                <w:r>
-                  <w:rPr>
-                    <w:rFonts w:ascii="IBM Plex Sans" w:cs="IBM Plex Sans" w:eastAsia="IBM Plex Sans" w:hAnsi="IBM Plex Sans"/>
-                    <w:sz w:val="24"/>
-                    <w:szCs w:val="24"/>
-                    <w:rtl w:val="0"/>
-                  </w:rPr>
-                  <w:t xml:space="preserve">  por turno ≈ 10 años</w:t>
-                </w:r>
-              </w:sdtContent>
-            </w:sdt>
+              <w:t xml:space="preserve">Reemplazo</w:t>
+            </w:r>
+            <w:r>
+              <w:rPr>
+                <w:rFonts w:ascii="IBM Plex Sans" w:cs="IBM Plex Sans" w:eastAsia="IBM Plex Sans" w:hAnsi="IBM Plex Sans"/>
+                <w:sz w:val="24"/>
+                <w:szCs w:val="24"/>
+                <w:rtl w:val="0"/>
+              </w:rPr>
+              <w:t xml:space="preserve"> preventivo si se escucha el clic irregular o falla algún canal</w:t>
+            </w:r>
+          </w:p>
+        </w:tc>
+      </w:tr>
+      <w:tr>
+        <w:trPr>
+          <w:cantSplit w:val="0"/>
+          <w:trHeight w:val="1185" w:hRule="atLeast"/>
+          <w:tblHeader w:val="0"/>
+        </w:trPr>
+        <w:tc>
+          <w:tcPr>
+            <w:tcBorders>
+              <w:top w:color="1E3A5F" w:space="0" w:sz="8" w:val="single"/>
+              <w:left w:color="1E3A5F" w:space="0" w:sz="8" w:val="single"/>
+              <w:bottom w:color="1E3A5F" w:space="0" w:sz="8" w:val="single"/>
+              <w:right w:color="1E3A5F" w:space="0" w:sz="8" w:val="single"/>
+            </w:tcBorders>
+            <w:tcMar>
+              <w:top w:w="0.0" w:type="dxa"/>
+              <w:left w:w="100.0" w:type="dxa"/>
+              <w:bottom w:w="0.0" w:type="dxa"/>
+              <w:right w:w="100.0" w:type="dxa"/>
+            </w:tcMar>
+            <w:vAlign w:val="top"/>
+          </w:tcPr>
+          <w:p>
+            <w:pPr>
+              <w:rPr>
+                <w:rFonts w:ascii="IBM Plex Sans" w:cs="IBM Plex Sans" w:eastAsia="IBM Plex Sans" w:hAnsi="IBM Plex Sans"/>
+                <w:b w:val="1"/>
+                <w:bCs w:val="1"/>
+                <w:sz w:val="24"/>
+                <w:szCs w:val="24"/>
+              </w:rPr>
+            </w:pPr>
+            <w:r>
+              <w:rPr>
+                <w:rFonts w:ascii="IBM Plex Sans" w:cs="IBM Plex Sans" w:eastAsia="IBM Plex Sans" w:hAnsi="IBM Plex Sans"/>
+                <w:b w:val="1"/>
+                <w:bCs w:val="1"/>
+                <w:sz w:val="24"/>
+                <w:szCs w:val="24"/>
+                <w:rtl w:val="0"/>
+              </w:rPr>
+              <w:t xml:space="preserve">Fuente HLK-5M05</w:t>
+            </w:r>
           </w:p>
         </w:tc>
         <w:tc>
@@ -8235,71 +8299,25 @@
                 <w:szCs w:val="24"/>
                 <w:rtl w:val="0"/>
               </w:rPr>
-              <w:t xml:space="preserve">Reemplazo</w:t>
-            </w:r>
-          </w:p>
-          <w:p>
-            <w:pPr>
-              <w:rPr>
-                <w:rFonts w:ascii="IBM Plex Sans" w:cs="IBM Plex Sans" w:eastAsia="IBM Plex Sans" w:hAnsi="IBM Plex Sans"/>
-                <w:sz w:val="24"/>
-                <w:szCs w:val="24"/>
-              </w:rPr>
-            </w:pPr>
-            <w:r>
-              <w:rPr>
-                <w:rFonts w:ascii="IBM Plex Sans" w:cs="IBM Plex Sans" w:eastAsia="IBM Plex Sans" w:hAnsi="IBM Plex Sans"/>
-                <w:sz w:val="24"/>
-                <w:szCs w:val="24"/>
-                <w:rtl w:val="0"/>
-              </w:rPr>
-              <w:t xml:space="preserve">  preventivo si se escucha el clic irregular o falla algún canal</w:t>
-            </w:r>
-          </w:p>
-        </w:tc>
-      </w:tr>
-      <w:tr>
-        <w:trPr>
-          <w:cantSplit w:val="0"/>
-          <w:trHeight w:val="1185" w:hRule="atLeast"/>
-          <w:tblHeader w:val="0"/>
-        </w:trPr>
-        <w:tc>
-          <w:tcPr>
-            <w:tcBorders>
-              <w:top w:color="1E3A5F" w:space="0" w:sz="8" w:val="single"/>
-              <w:left w:color="1E3A5F" w:space="0" w:sz="8" w:val="single"/>
-              <w:bottom w:color="1E3A5F" w:space="0" w:sz="8" w:val="single"/>
-              <w:right w:color="1E3A5F" w:space="0" w:sz="8" w:val="single"/>
-            </w:tcBorders>
-            <w:tcMar>
-              <w:top w:w="0.0" w:type="dxa"/>
-              <w:left w:w="100.0" w:type="dxa"/>
-              <w:bottom w:w="0.0" w:type="dxa"/>
-              <w:right w:w="100.0" w:type="dxa"/>
-            </w:tcMar>
-            <w:vAlign w:val="top"/>
-          </w:tcPr>
-          <w:p>
-            <w:pPr>
-              <w:rPr>
-                <w:rFonts w:ascii="IBM Plex Sans" w:cs="IBM Plex Sans" w:eastAsia="IBM Plex Sans" w:hAnsi="IBM Plex Sans"/>
-                <w:b w:val="1"/>
-                <w:bCs w:val="1"/>
-                <w:sz w:val="24"/>
-                <w:szCs w:val="24"/>
-              </w:rPr>
-            </w:pPr>
-            <w:r>
-              <w:rPr>
-                <w:rFonts w:ascii="IBM Plex Sans" w:cs="IBM Plex Sans" w:eastAsia="IBM Plex Sans" w:hAnsi="IBM Plex Sans"/>
-                <w:b w:val="1"/>
-                <w:bCs w:val="1"/>
-                <w:sz w:val="24"/>
-                <w:szCs w:val="24"/>
-                <w:rtl w:val="0"/>
-              </w:rPr>
-              <w:t xml:space="preserve">Fuente HLK-5M05</w:t>
+              <w:t xml:space="preserve">Vida típica de</w:t>
+            </w:r>
+            <w:r>
+              <w:rPr>
+                <w:rFonts w:ascii="IBM Plex Sans" w:cs="IBM Plex Sans" w:eastAsia="IBM Plex Sans" w:hAnsi="IBM Plex Sans"/>
+                <w:sz w:val="24"/>
+                <w:szCs w:val="24"/>
+                <w:rtl w:val="0"/>
+              </w:rPr>
+              <w:t xml:space="preserve"> fuente conmutada: 5-8 años en uso continuo. Los capacitores internos son lo</w:t>
+            </w:r>
+            <w:r>
+              <w:rPr>
+                <w:rFonts w:ascii="IBM Plex Sans" w:cs="IBM Plex Sans" w:eastAsia="IBM Plex Sans" w:hAnsi="IBM Plex Sans"/>
+                <w:sz w:val="24"/>
+                <w:szCs w:val="24"/>
+                <w:rtl w:val="0"/>
+              </w:rPr>
+              <w:t xml:space="preserve"> primero que se degrada</w:t>
             </w:r>
           </w:p>
         </w:tc>
@@ -8349,9 +8367,81 @@
                 <w:szCs w:val="24"/>
                 <w:rtl w:val="0"/>
               </w:rPr>
-              <w:t xml:space="preserve">Vida típica de</w:t>
-            </w:r>
-          </w:p>
+              <w:t xml:space="preserve">Medir la salida</w:t>
+            </w:r>
+            <w:r>
+              <w:rPr>
+                <w:rFonts w:ascii="IBM Plex Sans" w:cs="IBM Plex Sans" w:eastAsia="IBM Plex Sans" w:hAnsi="IBM Plex Sans"/>
+                <w:sz w:val="24"/>
+                <w:szCs w:val="24"/>
+                <w:rtl w:val="0"/>
+              </w:rPr>
+              <w:t xml:space="preserve"> (debe dar 5 V estables). Cambiar si baja de 4,75 V o fluctúa</w:t>
+            </w:r>
+          </w:p>
+        </w:tc>
+      </w:tr>
+      <w:tr>
+        <w:trPr>
+          <w:cantSplit w:val="0"/>
+          <w:trHeight w:val="675" w:hRule="atLeast"/>
+          <w:tblHeader w:val="0"/>
+        </w:trPr>
+        <w:tc>
+          <w:tcPr>
+            <w:tcBorders>
+              <w:top w:color="1E3A5F" w:space="0" w:sz="8" w:val="single"/>
+              <w:left w:color="1E3A5F" w:space="0" w:sz="8" w:val="single"/>
+              <w:bottom w:color="1E3A5F" w:space="0" w:sz="8" w:val="single"/>
+              <w:right w:color="1E3A5F" w:space="0" w:sz="8" w:val="single"/>
+            </w:tcBorders>
+            <w:tcMar>
+              <w:top w:w="0.0" w:type="dxa"/>
+              <w:left w:w="100.0" w:type="dxa"/>
+              <w:bottom w:w="0.0" w:type="dxa"/>
+              <w:right w:w="100.0" w:type="dxa"/>
+            </w:tcMar>
+            <w:vAlign w:val="top"/>
+          </w:tcPr>
+          <w:p>
+            <w:pPr>
+              <w:rPr>
+                <w:rFonts w:ascii="IBM Plex Sans" w:cs="IBM Plex Sans" w:eastAsia="IBM Plex Sans" w:hAnsi="IBM Plex Sans"/>
+                <w:b w:val="1"/>
+                <w:bCs w:val="1"/>
+                <w:sz w:val="24"/>
+                <w:szCs w:val="24"/>
+              </w:rPr>
+            </w:pPr>
+            <w:r>
+              <w:rPr>
+                <w:rFonts w:ascii="IBM Plex Sans" w:cs="IBM Plex Sans" w:eastAsia="IBM Plex Sans" w:hAnsi="IBM Plex Sans"/>
+                <w:b w:val="1"/>
+                <w:bCs w:val="1"/>
+                <w:sz w:val="24"/>
+                <w:szCs w:val="24"/>
+                <w:rtl w:val="0"/>
+              </w:rPr>
+              <w:t xml:space="preserve">ESP32</w:t>
+            </w:r>
+          </w:p>
+        </w:tc>
+        <w:tc>
+          <w:tcPr>
+            <w:tcBorders>
+              <w:top w:color="1E3A5F" w:space="0" w:sz="8" w:val="single"/>
+              <w:left w:color="1E3A5F" w:space="0" w:sz="8" w:val="single"/>
+              <w:bottom w:color="1E3A5F" w:space="0" w:sz="8" w:val="single"/>
+              <w:right w:color="1E3A5F" w:space="0" w:sz="8" w:val="single"/>
+            </w:tcBorders>
+            <w:tcMar>
+              <w:top w:w="0.0" w:type="dxa"/>
+              <w:left w:w="100.0" w:type="dxa"/>
+              <w:bottom w:w="0.0" w:type="dxa"/>
+              <w:right w:w="100.0" w:type="dxa"/>
+            </w:tcMar>
+            <w:vAlign w:val="top"/>
+          </w:tcPr>
           <w:p>
             <w:pPr>
               <w:keepNext w:val="0"/>
@@ -8382,25 +8472,16 @@
                 <w:szCs w:val="24"/>
                 <w:rtl w:val="0"/>
               </w:rPr>
-              <w:t xml:space="preserve">  fuente conmutada: 5-8 años en uso continuo. Los capacitores internos son lo</w:t>
-            </w:r>
-          </w:p>
-          <w:p>
-            <w:pPr>
-              <w:rPr>
-                <w:rFonts w:ascii="IBM Plex Sans" w:cs="IBM Plex Sans" w:eastAsia="IBM Plex Sans" w:hAnsi="IBM Plex Sans"/>
-                <w:sz w:val="24"/>
-                <w:szCs w:val="24"/>
-              </w:rPr>
-            </w:pPr>
-            <w:r>
-              <w:rPr>
-                <w:rFonts w:ascii="IBM Plex Sans" w:cs="IBM Plex Sans" w:eastAsia="IBM Plex Sans" w:hAnsi="IBM Plex Sans"/>
-                <w:sz w:val="24"/>
-                <w:szCs w:val="24"/>
-                <w:rtl w:val="0"/>
-              </w:rPr>
-              <w:t xml:space="preserve">  primero que se degrada</w:t>
+              <w:t xml:space="preserve">Sin partes</w:t>
+            </w:r>
+            <w:r>
+              <w:rPr>
+                <w:rFonts w:ascii="IBM Plex Sans" w:cs="IBM Plex Sans" w:eastAsia="IBM Plex Sans" w:hAnsi="IBM Plex Sans"/>
+                <w:sz w:val="24"/>
+                <w:szCs w:val="24"/>
+                <w:rtl w:val="0"/>
+              </w:rPr>
+              <w:t xml:space="preserve"> móviles: &gt;10 años si se mantiene fresco y seco dentro del gabinete</w:t>
             </w:r>
           </w:p>
         </w:tc>
@@ -8450,25 +8531,16 @@
                 <w:szCs w:val="24"/>
                 <w:rtl w:val="0"/>
               </w:rPr>
-              <w:t xml:space="preserve">Medir la salida</w:t>
-            </w:r>
-          </w:p>
-          <w:p>
-            <w:pPr>
-              <w:rPr>
-                <w:rFonts w:ascii="IBM Plex Sans" w:cs="IBM Plex Sans" w:eastAsia="IBM Plex Sans" w:hAnsi="IBM Plex Sans"/>
-                <w:sz w:val="24"/>
-                <w:szCs w:val="24"/>
-              </w:rPr>
-            </w:pPr>
-            <w:r>
-              <w:rPr>
-                <w:rFonts w:ascii="IBM Plex Sans" w:cs="IBM Plex Sans" w:eastAsia="IBM Plex Sans" w:hAnsi="IBM Plex Sans"/>
-                <w:sz w:val="24"/>
-                <w:szCs w:val="24"/>
-                <w:rtl w:val="0"/>
-              </w:rPr>
-              <w:t xml:space="preserve">  (debe dar 5V estables). Cambiar si baja de 4,7V o fluctúa</w:t>
+              <w:t xml:space="preserve">Solo se reemplaza</w:t>
+            </w:r>
+            <w:r>
+              <w:rPr>
+                <w:rFonts w:ascii="IBM Plex Sans" w:cs="IBM Plex Sans" w:eastAsia="IBM Plex Sans" w:hAnsi="IBM Plex Sans"/>
+                <w:sz w:val="24"/>
+                <w:szCs w:val="24"/>
+                <w:rtl w:val="0"/>
+              </w:rPr>
+              <w:t xml:space="preserve"> ante falla; el riesgo real es humedad o calor, no desgaste</w:t>
             </w:r>
           </w:p>
         </w:tc>
@@ -8476,7 +8548,7 @@
       <w:tr>
         <w:trPr>
           <w:cantSplit w:val="0"/>
-          <w:trHeight w:val="675" w:hRule="atLeast"/>
+          <w:trHeight w:val="915" w:hRule="atLeast"/>
           <w:tblHeader w:val="0"/>
         </w:trPr>
         <w:tc>
@@ -8514,7 +8586,7 @@
                 <w:szCs w:val="24"/>
                 <w:rtl w:val="0"/>
               </w:rPr>
-              <w:t xml:space="preserve">ESP32</w:t>
+              <w:t xml:space="preserve">Optoacopladores PC817</w:t>
             </w:r>
           </w:p>
         </w:tc>
@@ -8564,25 +8636,16 @@
                 <w:szCs w:val="24"/>
                 <w:rtl w:val="0"/>
               </w:rPr>
-              <w:t xml:space="preserve">Sin partes</w:t>
-            </w:r>
-          </w:p>
-          <w:p>
-            <w:pPr>
-              <w:rPr>
-                <w:rFonts w:ascii="IBM Plex Sans" w:cs="IBM Plex Sans" w:eastAsia="IBM Plex Sans" w:hAnsi="IBM Plex Sans"/>
-                <w:sz w:val="24"/>
-                <w:szCs w:val="24"/>
-              </w:rPr>
-            </w:pPr>
-            <w:r>
-              <w:rPr>
-                <w:rFonts w:ascii="IBM Plex Sans" w:cs="IBM Plex Sans" w:eastAsia="IBM Plex Sans" w:hAnsi="IBM Plex Sans"/>
-                <w:sz w:val="24"/>
-                <w:szCs w:val="24"/>
-                <w:rtl w:val="0"/>
-              </w:rPr>
-              <w:t xml:space="preserve">  móviles: &gt;10 años si se mantiene fresco y seco dentro del gabinete</w:t>
+              <w:t xml:space="preserve">~10 años (el LED</w:t>
+            </w:r>
+            <w:r>
+              <w:rPr>
+                <w:rFonts w:ascii="IBM Plex Sans" w:cs="IBM Plex Sans" w:eastAsia="IBM Plex Sans" w:hAnsi="IBM Plex Sans"/>
+                <w:sz w:val="24"/>
+                <w:szCs w:val="24"/>
+                <w:rtl w:val="0"/>
+              </w:rPr>
+              <w:t xml:space="preserve"> interno pierde brillo muy lentamente)</w:t>
             </w:r>
           </w:p>
         </w:tc>
@@ -8632,25 +8695,16 @@
                 <w:szCs w:val="24"/>
                 <w:rtl w:val="0"/>
               </w:rPr>
-              <w:t xml:space="preserve">Solo se reemplaza</w:t>
-            </w:r>
-          </w:p>
-          <w:p>
-            <w:pPr>
-              <w:rPr>
-                <w:rFonts w:ascii="IBM Plex Sans" w:cs="IBM Plex Sans" w:eastAsia="IBM Plex Sans" w:hAnsi="IBM Plex Sans"/>
-                <w:sz w:val="24"/>
-                <w:szCs w:val="24"/>
-              </w:rPr>
-            </w:pPr>
-            <w:r>
-              <w:rPr>
-                <w:rFonts w:ascii="IBM Plex Sans" w:cs="IBM Plex Sans" w:eastAsia="IBM Plex Sans" w:hAnsi="IBM Plex Sans"/>
-                <w:sz w:val="24"/>
-                <w:szCs w:val="24"/>
-                <w:rtl w:val="0"/>
-              </w:rPr>
-              <w:t xml:space="preserve">  ante falla; el riesgo real es humedad o calor, no desgaste</w:t>
+              <w:t xml:space="preserve">Reemplazar si el</w:t>
+            </w:r>
+            <w:r>
+              <w:rPr>
+                <w:rFonts w:ascii="IBM Plex Sans" w:cs="IBM Plex Sans" w:eastAsia="IBM Plex Sans" w:hAnsi="IBM Plex Sans"/>
+                <w:sz w:val="24"/>
+                <w:szCs w:val="24"/>
+                <w:rtl w:val="0"/>
+              </w:rPr>
+              <w:t xml:space="preserve"> sensado empieza a fallar de forma intermitente</w:t>
             </w:r>
           </w:p>
         </w:tc>
@@ -8658,7 +8712,7 @@
       <w:tr>
         <w:trPr>
           <w:cantSplit w:val="0"/>
-          <w:trHeight w:val="915" w:hRule="atLeast"/>
+          <w:trHeight w:val="825" w:hRule="atLeast"/>
           <w:tblHeader w:val="0"/>
         </w:trPr>
         <w:tc>
@@ -8696,7 +8750,7 @@
                 <w:szCs w:val="24"/>
                 <w:rtl w:val="0"/>
               </w:rPr>
-              <w:t xml:space="preserve">Optoacopladores PC817</w:t>
+              <w:t xml:space="preserve">Sensor inductivo (Bloque C)</w:t>
             </w:r>
           </w:p>
         </w:tc>
@@ -8746,25 +8800,16 @@
                 <w:szCs w:val="24"/>
                 <w:rtl w:val="0"/>
               </w:rPr>
-              <w:t xml:space="preserve">~10 años (el LED</w:t>
-            </w:r>
-          </w:p>
-          <w:p>
-            <w:pPr>
-              <w:rPr>
-                <w:rFonts w:ascii="IBM Plex Sans" w:cs="IBM Plex Sans" w:eastAsia="IBM Plex Sans" w:hAnsi="IBM Plex Sans"/>
-                <w:sz w:val="24"/>
-                <w:szCs w:val="24"/>
-              </w:rPr>
-            </w:pPr>
-            <w:r>
-              <w:rPr>
-                <w:rFonts w:ascii="IBM Plex Sans" w:cs="IBM Plex Sans" w:eastAsia="IBM Plex Sans" w:hAnsi="IBM Plex Sans"/>
-                <w:sz w:val="24"/>
-                <w:szCs w:val="24"/>
-                <w:rtl w:val="0"/>
-              </w:rPr>
-              <w:t xml:space="preserve">  interno pierde brillo muy lentamente)</w:t>
+              <w:t xml:space="preserve">Sin contacto</w:t>
+            </w:r>
+            <w:r>
+              <w:rPr>
+                <w:rFonts w:ascii="IBM Plex Sans" w:cs="IBM Plex Sans" w:eastAsia="IBM Plex Sans" w:hAnsi="IBM Plex Sans"/>
+                <w:sz w:val="24"/>
+                <w:szCs w:val="24"/>
+                <w:rtl w:val="0"/>
+              </w:rPr>
+              <w:t xml:space="preserve"> físico: muy larga, &gt;10 años. Lo que falla suele ser el cable, no el sensor</w:t>
             </w:r>
           </w:p>
         </w:tc>
@@ -8814,25 +8859,16 @@
                 <w:szCs w:val="24"/>
                 <w:rtl w:val="0"/>
               </w:rPr>
-              <w:t xml:space="preserve">Reemplazar si el</w:t>
-            </w:r>
-          </w:p>
-          <w:p>
-            <w:pPr>
-              <w:rPr>
-                <w:rFonts w:ascii="IBM Plex Sans" w:cs="IBM Plex Sans" w:eastAsia="IBM Plex Sans" w:hAnsi="IBM Plex Sans"/>
-                <w:sz w:val="24"/>
-                <w:szCs w:val="24"/>
-              </w:rPr>
-            </w:pPr>
-            <w:r>
-              <w:rPr>
-                <w:rFonts w:ascii="IBM Plex Sans" w:cs="IBM Plex Sans" w:eastAsia="IBM Plex Sans" w:hAnsi="IBM Plex Sans"/>
-                <w:sz w:val="24"/>
-                <w:szCs w:val="24"/>
-                <w:rtl w:val="0"/>
-              </w:rPr>
-              <w:t xml:space="preserve">  sensado empieza a fallar de forma intermitente</w:t>
+              <w:t xml:space="preserve">Revisar el cable</w:t>
+            </w:r>
+            <w:r>
+              <w:rPr>
+                <w:rFonts w:ascii="IBM Plex Sans" w:cs="IBM Plex Sans" w:eastAsia="IBM Plex Sans" w:hAnsi="IBM Plex Sans"/>
+                <w:sz w:val="24"/>
+                <w:szCs w:val="24"/>
+                <w:rtl w:val="0"/>
+              </w:rPr>
+              <w:t xml:space="preserve"> y la fijación, no el sensor</w:t>
             </w:r>
           </w:p>
         </w:tc>
@@ -8840,7 +8876,7 @@
       <w:tr>
         <w:trPr>
           <w:cantSplit w:val="0"/>
-          <w:trHeight w:val="825" w:hRule="atLeast"/>
+          <w:trHeight w:val="855" w:hRule="atLeast"/>
           <w:tblHeader w:val="0"/>
         </w:trPr>
         <w:tc>
@@ -8878,7 +8914,7 @@
                 <w:szCs w:val="24"/>
                 <w:rtl w:val="0"/>
               </w:rPr>
-              <w:t xml:space="preserve">Sensor inductivo (Bloque C)</w:t>
+              <w:t xml:space="preserve">Relés LCA110 (Bloque D)</w:t>
             </w:r>
           </w:p>
         </w:tc>
@@ -8928,25 +8964,7 @@
                 <w:szCs w:val="24"/>
                 <w:rtl w:val="0"/>
               </w:rPr>
-              <w:t xml:space="preserve">Sin contacto</w:t>
-            </w:r>
-          </w:p>
-          <w:p>
-            <w:pPr>
-              <w:rPr>
-                <w:rFonts w:ascii="IBM Plex Sans" w:cs="IBM Plex Sans" w:eastAsia="IBM Plex Sans" w:hAnsi="IBM Plex Sans"/>
-                <w:sz w:val="24"/>
-                <w:szCs w:val="24"/>
-              </w:rPr>
-            </w:pPr>
-            <w:r>
-              <w:rPr>
-                <w:rFonts w:ascii="IBM Plex Sans" w:cs="IBM Plex Sans" w:eastAsia="IBM Plex Sans" w:hAnsi="IBM Plex Sans"/>
-                <w:sz w:val="24"/>
-                <w:szCs w:val="24"/>
-                <w:rtl w:val="0"/>
-              </w:rPr>
-              <w:t xml:space="preserve">  físico: muy larga, &gt;10 años. Lo que falla suele ser el cable, no el sensor</w:t>
+              <w:t xml:space="preserve">Sin contactos ni partes móviles: muy larga. Lo que falla suele ser una soldadura o un error de cableado</w:t>
             </w:r>
           </w:p>
         </w:tc>
@@ -8996,25 +9014,7 @@
                 <w:szCs w:val="24"/>
                 <w:rtl w:val="0"/>
               </w:rPr>
-              <w:t xml:space="preserve">Revisar el cable</w:t>
-            </w:r>
-          </w:p>
-          <w:p>
-            <w:pPr>
-              <w:rPr>
-                <w:rFonts w:ascii="IBM Plex Sans" w:cs="IBM Plex Sans" w:eastAsia="IBM Plex Sans" w:hAnsi="IBM Plex Sans"/>
-                <w:sz w:val="24"/>
-                <w:szCs w:val="24"/>
-              </w:rPr>
-            </w:pPr>
-            <w:r>
-              <w:rPr>
-                <w:rFonts w:ascii="IBM Plex Sans" w:cs="IBM Plex Sans" w:eastAsia="IBM Plex Sans" w:hAnsi="IBM Plex Sans"/>
-                <w:sz w:val="24"/>
-                <w:szCs w:val="24"/>
-                <w:rtl w:val="0"/>
-              </w:rPr>
-              <w:t xml:space="preserve">  y la fijación, no el sensor</w:t>
+              <w:t xml:space="preserve">Van en zócalo: se cambian en segundos. Tener uno de repuesto</w:t>
             </w:r>
           </w:p>
         </w:tc>
@@ -9022,7 +9022,7 @@
       <w:tr>
         <w:trPr>
           <w:cantSplit w:val="0"/>
-          <w:trHeight w:val="855" w:hRule="atLeast"/>
+          <w:trHeight w:val="1020" w:hRule="atLeast"/>
           <w:tblHeader w:val="0"/>
         </w:trPr>
         <w:tc>
@@ -9060,7 +9060,7 @@
                 <w:szCs w:val="24"/>
                 <w:rtl w:val="0"/>
               </w:rPr>
-              <w:t xml:space="preserve">Relés LCA110 (Bloque D)</w:t>
+              <w:t xml:space="preserve">Cable de control y prensacables</w:t>
             </w:r>
           </w:p>
         </w:tc>
@@ -9110,7 +9110,16 @@
                 <w:szCs w:val="24"/>
                 <w:rtl w:val="0"/>
               </w:rPr>
-              <w:t xml:space="preserve">Sin contactos ni partes móviles: muy larga. Lo que falla suele ser una soldadura o un error de cableado</w:t>
+              <w:t xml:space="preserve">5-10 años, pero</w:t>
+            </w:r>
+            <w:r>
+              <w:rPr>
+                <w:rFonts w:ascii="IBM Plex Sans" w:cs="IBM Plex Sans" w:eastAsia="IBM Plex Sans" w:hAnsi="IBM Plex Sans"/>
+                <w:sz w:val="24"/>
+                <w:szCs w:val="24"/>
+                <w:rtl w:val="0"/>
+              </w:rPr>
+              <w:t xml:space="preserve"> en ambiente textil el enemigo es la pelusa y la vibración</w:t>
             </w:r>
           </w:p>
         </w:tc>
@@ -9160,7 +9169,16 @@
                 <w:szCs w:val="24"/>
                 <w:rtl w:val="0"/>
               </w:rPr>
-              <w:t xml:space="preserve">Van en zócalo: se cambian en segundos. Tener uno de repuesto</w:t>
+              <w:t xml:space="preserve">Inspección visual</w:t>
+            </w:r>
+            <w:r>
+              <w:rPr>
+                <w:rFonts w:ascii="IBM Plex Sans" w:cs="IBM Plex Sans" w:eastAsia="IBM Plex Sans" w:hAnsi="IBM Plex Sans"/>
+                <w:sz w:val="24"/>
+                <w:szCs w:val="24"/>
+                <w:rtl w:val="0"/>
+              </w:rPr>
+              <w:t xml:space="preserve"> en cada visita: cable rozado, prensacable flojo</w:t>
             </w:r>
           </w:p>
         </w:tc>
@@ -9168,7 +9186,7 @@
       <w:tr>
         <w:trPr>
           <w:cantSplit w:val="0"/>
-          <w:trHeight w:val="1020" w:hRule="atLeast"/>
+          <w:trHeight w:val="645" w:hRule="atLeast"/>
           <w:tblHeader w:val="0"/>
         </w:trPr>
         <w:tc>
@@ -9206,7 +9224,7 @@
                 <w:szCs w:val="24"/>
                 <w:rtl w:val="0"/>
               </w:rPr>
-              <w:t xml:space="preserve">Cable de control y prensacables</w:t>
+              <w:t xml:space="preserve">Fusible 1A</w:t>
             </w:r>
           </w:p>
         </w:tc>
@@ -9256,25 +9274,16 @@
                 <w:szCs w:val="24"/>
                 <w:rtl w:val="0"/>
               </w:rPr>
-              <w:t xml:space="preserve">5-10 años, pero</w:t>
-            </w:r>
-          </w:p>
-          <w:p>
-            <w:pPr>
-              <w:rPr>
-                <w:rFonts w:ascii="IBM Plex Sans" w:cs="IBM Plex Sans" w:eastAsia="IBM Plex Sans" w:hAnsi="IBM Plex Sans"/>
-                <w:sz w:val="24"/>
-                <w:szCs w:val="24"/>
-              </w:rPr>
-            </w:pPr>
-            <w:r>
-              <w:rPr>
-                <w:rFonts w:ascii="IBM Plex Sans" w:cs="IBM Plex Sans" w:eastAsia="IBM Plex Sans" w:hAnsi="IBM Plex Sans"/>
-                <w:sz w:val="24"/>
-                <w:szCs w:val="24"/>
-                <w:rtl w:val="0"/>
-              </w:rPr>
-              <w:t xml:space="preserve">  en ambiente textil el enemigo es la pelusa y la vibración</w:t>
+              <w:t xml:space="preserve">Es un consumible:</w:t>
+            </w:r>
+            <w:r>
+              <w:rPr>
+                <w:rFonts w:ascii="IBM Plex Sans" w:cs="IBM Plex Sans" w:eastAsia="IBM Plex Sans" w:hAnsi="IBM Plex Sans"/>
+                <w:sz w:val="24"/>
+                <w:szCs w:val="24"/>
+                <w:rtl w:val="0"/>
+              </w:rPr>
+              <w:t xml:space="preserve"> dura hasta que actúa</w:t>
             </w:r>
           </w:p>
         </w:tc>
@@ -9324,207 +9333,16 @@
                 <w:szCs w:val="24"/>
                 <w:rtl w:val="0"/>
               </w:rPr>
-              <w:t xml:space="preserve">Inspección visual</w:t>
-            </w:r>
-          </w:p>
-          <w:p>
-            <w:pPr>
-              <w:rPr>
-                <w:rFonts w:ascii="IBM Plex Sans" w:cs="IBM Plex Sans" w:eastAsia="IBM Plex Sans" w:hAnsi="IBM Plex Sans"/>
-                <w:sz w:val="24"/>
-                <w:szCs w:val="24"/>
-              </w:rPr>
-            </w:pPr>
-            <w:r>
-              <w:rPr>
-                <w:rFonts w:ascii="IBM Plex Sans" w:cs="IBM Plex Sans" w:eastAsia="IBM Plex Sans" w:hAnsi="IBM Plex Sans"/>
-                <w:sz w:val="24"/>
-                <w:szCs w:val="24"/>
-                <w:rtl w:val="0"/>
-              </w:rPr>
-              <w:t xml:space="preserve">  en cada visita: cable rozado, prensacable flojo</w:t>
-            </w:r>
-          </w:p>
-        </w:tc>
-      </w:tr>
-      <w:tr>
-        <w:trPr>
-          <w:cantSplit w:val="0"/>
-          <w:trHeight w:val="645" w:hRule="atLeast"/>
-          <w:tblHeader w:val="0"/>
-        </w:trPr>
-        <w:tc>
-          <w:tcPr>
-            <w:tcBorders>
-              <w:top w:color="1E3A5F" w:space="0" w:sz="8" w:val="single"/>
-              <w:left w:color="1E3A5F" w:space="0" w:sz="8" w:val="single"/>
-              <w:bottom w:color="1E3A5F" w:space="0" w:sz="8" w:val="single"/>
-              <w:right w:color="1E3A5F" w:space="0" w:sz="8" w:val="single"/>
-            </w:tcBorders>
-            <w:tcMar>
-              <w:top w:w="0.0" w:type="dxa"/>
-              <w:left w:w="100.0" w:type="dxa"/>
-              <w:bottom w:w="0.0" w:type="dxa"/>
-              <w:right w:w="100.0" w:type="dxa"/>
-            </w:tcMar>
-            <w:vAlign w:val="top"/>
-          </w:tcPr>
-          <w:p>
-            <w:pPr>
-              <w:rPr>
-                <w:rFonts w:ascii="IBM Plex Sans" w:cs="IBM Plex Sans" w:eastAsia="IBM Plex Sans" w:hAnsi="IBM Plex Sans"/>
-                <w:b w:val="1"/>
-                <w:bCs w:val="1"/>
-                <w:sz w:val="24"/>
-                <w:szCs w:val="24"/>
-              </w:rPr>
-            </w:pPr>
-            <w:r>
-              <w:rPr>
-                <w:rFonts w:ascii="IBM Plex Sans" w:cs="IBM Plex Sans" w:eastAsia="IBM Plex Sans" w:hAnsi="IBM Plex Sans"/>
-                <w:b w:val="1"/>
-                <w:bCs w:val="1"/>
-                <w:sz w:val="24"/>
-                <w:szCs w:val="24"/>
-                <w:rtl w:val="0"/>
-              </w:rPr>
-              <w:t xml:space="preserve">Fusible 1A</w:t>
-            </w:r>
-          </w:p>
-        </w:tc>
-        <w:tc>
-          <w:tcPr>
-            <w:tcBorders>
-              <w:top w:color="1E3A5F" w:space="0" w:sz="8" w:val="single"/>
-              <w:left w:color="1E3A5F" w:space="0" w:sz="8" w:val="single"/>
-              <w:bottom w:color="1E3A5F" w:space="0" w:sz="8" w:val="single"/>
-              <w:right w:color="1E3A5F" w:space="0" w:sz="8" w:val="single"/>
-            </w:tcBorders>
-            <w:tcMar>
-              <w:top w:w="0.0" w:type="dxa"/>
-              <w:left w:w="100.0" w:type="dxa"/>
-              <w:bottom w:w="0.0" w:type="dxa"/>
-              <w:right w:w="100.0" w:type="dxa"/>
-            </w:tcMar>
-            <w:vAlign w:val="top"/>
-          </w:tcPr>
-          <w:p>
-            <w:pPr>
-              <w:keepNext w:val="0"/>
-              <w:keepLines w:val="0"/>
-              <w:pageBreakBefore w:val="0"/>
-              <w:widowControl w:val="0"/>
-              <w:pBdr>
-                <w:top w:space="0" w:sz="0" w:val="nil"/>
-                <w:left w:space="0" w:sz="0" w:val="nil"/>
-                <w:bottom w:space="0" w:sz="0" w:val="nil"/>
-                <w:right w:space="0" w:sz="0" w:val="nil"/>
-                <w:between w:space="0" w:sz="0" w:val="nil"/>
-              </w:pBdr>
-              <w:shd w:fill="auto" w:val="clear"/>
-              <w:spacing w:after="0" w:before="0" w:line="276" w:lineRule="auto"/>
-              <w:ind w:left="0" w:right="0" w:firstLine="0"/>
-              <w:jc w:val="left"/>
-              <w:rPr>
-                <w:rFonts w:ascii="IBM Plex Sans" w:cs="IBM Plex Sans" w:eastAsia="IBM Plex Sans" w:hAnsi="IBM Plex Sans"/>
-                <w:sz w:val="24"/>
-                <w:szCs w:val="24"/>
-              </w:rPr>
-            </w:pPr>
-            <w:r>
-              <w:rPr>
-                <w:rFonts w:ascii="IBM Plex Sans" w:cs="IBM Plex Sans" w:eastAsia="IBM Plex Sans" w:hAnsi="IBM Plex Sans"/>
-                <w:sz w:val="24"/>
-                <w:szCs w:val="24"/>
-                <w:rtl w:val="0"/>
-              </w:rPr>
-              <w:t xml:space="preserve">Es un consumible:</w:t>
-            </w:r>
-          </w:p>
-          <w:p>
-            <w:pPr>
-              <w:rPr>
-                <w:rFonts w:ascii="IBM Plex Sans" w:cs="IBM Plex Sans" w:eastAsia="IBM Plex Sans" w:hAnsi="IBM Plex Sans"/>
-                <w:sz w:val="24"/>
-                <w:szCs w:val="24"/>
-              </w:rPr>
-            </w:pPr>
-            <w:r>
-              <w:rPr>
-                <w:rFonts w:ascii="IBM Plex Sans" w:cs="IBM Plex Sans" w:eastAsia="IBM Plex Sans" w:hAnsi="IBM Plex Sans"/>
-                <w:sz w:val="24"/>
-                <w:szCs w:val="24"/>
-                <w:rtl w:val="0"/>
-              </w:rPr>
-              <w:t xml:space="preserve">  dura hasta que actúa</w:t>
-            </w:r>
-          </w:p>
-        </w:tc>
-        <w:tc>
-          <w:tcPr>
-            <w:tcBorders>
-              <w:top w:color="1E3A5F" w:space="0" w:sz="8" w:val="single"/>
-              <w:left w:color="1E3A5F" w:space="0" w:sz="8" w:val="single"/>
-              <w:bottom w:color="1E3A5F" w:space="0" w:sz="8" w:val="single"/>
-              <w:right w:color="1E3A5F" w:space="0" w:sz="8" w:val="single"/>
-            </w:tcBorders>
-            <w:tcMar>
-              <w:top w:w="0.0" w:type="dxa"/>
-              <w:left w:w="100.0" w:type="dxa"/>
-              <w:bottom w:w="0.0" w:type="dxa"/>
-              <w:right w:w="100.0" w:type="dxa"/>
-            </w:tcMar>
-            <w:vAlign w:val="top"/>
-          </w:tcPr>
-          <w:p>
-            <w:pPr>
-              <w:keepNext w:val="0"/>
-              <w:keepLines w:val="0"/>
-              <w:pageBreakBefore w:val="0"/>
-              <w:widowControl w:val="0"/>
-              <w:pBdr>
-                <w:top w:space="0" w:sz="0" w:val="nil"/>
-                <w:left w:space="0" w:sz="0" w:val="nil"/>
-                <w:bottom w:space="0" w:sz="0" w:val="nil"/>
-                <w:right w:space="0" w:sz="0" w:val="nil"/>
-                <w:between w:space="0" w:sz="0" w:val="nil"/>
-              </w:pBdr>
-              <w:shd w:fill="auto" w:val="clear"/>
-              <w:spacing w:after="0" w:before="0" w:line="276" w:lineRule="auto"/>
-              <w:ind w:left="0" w:right="0" w:firstLine="0"/>
-              <w:jc w:val="left"/>
-              <w:rPr>
-                <w:rFonts w:ascii="IBM Plex Sans" w:cs="IBM Plex Sans" w:eastAsia="IBM Plex Sans" w:hAnsi="IBM Plex Sans"/>
-                <w:sz w:val="24"/>
-                <w:szCs w:val="24"/>
-              </w:rPr>
-            </w:pPr>
-            <w:r>
-              <w:rPr>
-                <w:rFonts w:ascii="IBM Plex Sans" w:cs="IBM Plex Sans" w:eastAsia="IBM Plex Sans" w:hAnsi="IBM Plex Sans"/>
-                <w:sz w:val="24"/>
-                <w:szCs w:val="24"/>
-                <w:rtl w:val="0"/>
-              </w:rPr>
               <w:t xml:space="preserve">Tener siempre 2-3</w:t>
             </w:r>
-          </w:p>
-          <w:p>
-            <w:pPr>
-              <w:rPr>
-                <w:rFonts w:ascii="IBM Plex Sans" w:cs="IBM Plex Sans" w:eastAsia="IBM Plex Sans" w:hAnsi="IBM Plex Sans"/>
-                <w:sz w:val="24"/>
-                <w:szCs w:val="24"/>
-              </w:rPr>
-            </w:pPr>
-            <w:r>
-              <w:rPr>
-                <w:rFonts w:ascii="IBM Plex Sans" w:cs="IBM Plex Sans" w:eastAsia="IBM Plex Sans" w:hAnsi="IBM Plex Sans"/>
-                <w:sz w:val="24"/>
-                <w:szCs w:val="24"/>
-                <w:rtl w:val="0"/>
-              </w:rPr>
-              <w:t xml:space="preserve">  de repuesto en la fábrica</w:t>
+            <w:r>
+              <w:rPr>
+                <w:rFonts w:ascii="IBM Plex Sans" w:cs="IBM Plex Sans" w:eastAsia="IBM Plex Sans" w:hAnsi="IBM Plex Sans"/>
+                <w:sz w:val="24"/>
+                <w:szCs w:val="24"/>
+                <w:rtl w:val="0"/>
+              </w:rPr>
+              <w:t xml:space="preserve"> de repuesto en la fábrica</w:t>
             </w:r>
           </w:p>
         </w:tc>

--- a/documentacion_proyecto/Estimacion_Costos_Ganancia_Contrato_v4.docx
+++ b/documentacion_proyecto/Estimacion_Costos_Ganancia_Contrato_v4.docx
@@ -119,7 +119,7 @@
           <w:szCs w:val="24"/>
           <w:rtl w:val="0"/>
         </w:rPr>
-        <w:t xml:space="preserve">Este documento reúne la estimación económica del proyecto (costos de personal, componentes electrónicos y gastos operativos), la ganancia proyectada y la modalidad de inversión propuesta, y una síntesis de los aspectos contractuales y de garantía del proyecto.</w:t>
+        <w:t xml:space="preserve">Este documento reúne la estimación económica del proyecto (costos de personal, componentes electrónicos y gastos operativos), la ganancia proyectada y la modalidad de inversión elegida, y una síntesis de los aspectos contractuales y de garantía del proyecto.</w:t>
       </w:r>
     </w:p>
     <w:p>
@@ -6926,7 +6926,7 @@
           <w:szCs w:val="30"/>
           <w:rtl w:val="0"/>
         </w:rPr>
-        <w:t xml:space="preserve">4.2 Modalidad de inversión (propuesta a definir por el equipo)</w:t>
+        <w:t xml:space="preserve">4.2 Modalidad de inversión</w:t>
       </w:r>
     </w:p>
     <w:p>
@@ -7078,7 +7078,7 @@
           <w:szCs w:val="24"/>
           <w:rtl w:val="0"/>
         </w:rPr>
-        <w:t xml:space="preserve">Se proponen las siguientes alternativas de modalidad de inversión, a confirmar con el equipo y/o la institución:</w:t>
+        <w:t xml:space="preserve">Se evaluaron tres alternativas de modalidad de inversión. El equipo eligió la mixta, que se detalla, con su plan de aportes por etapa, en el documento "Modalidad de Inversión, Ganancia y Contrato/Garantía":</w:t>
       </w:r>
     </w:p>
     <w:p>
@@ -7287,7 +7287,7 @@
           <w:vertAlign w:val="baseline"/>
           <w:rtl w:val="0"/>
         </w:rPr>
-        <w:t xml:space="preserve">Mixta: </w:t>
+        <w:t xml:space="preserve">Mixta (la elegida): </w:t>
       </w:r>
       <w:r>
         <w:rPr>
@@ -8126,25 +8126,7 @@
                 <w:szCs w:val="24"/>
                 <w:rtl w:val="0"/>
               </w:rPr>
-              <w:t xml:space="preserve">~100.000</w:t>
-            </w:r>
-            <w:r>
-              <w:rPr>
-                <w:rFonts w:ascii="IBM Plex Sans" w:cs="IBM Plex Sans" w:eastAsia="IBM Plex Sans" w:hAnsi="IBM Plex Sans"/>
-                <w:sz w:val="24"/>
-                <w:szCs w:val="24"/>
-                <w:rtl w:val="0"/>
-              </w:rPr>
-              <w:t xml:space="preserve"> maniobras con carga (vida eléctrica del relé Songle SRD-05VDC; la mecánica, sin carga, es de 10 millones). A 20 arranques/pausas</w:t>
-            </w:r>
-            <w:r>
-              <w:rPr>
-                <w:rFonts w:ascii="IBM Plex Sans" w:cs="IBM Plex Sans" w:eastAsia="IBM Plex Sans" w:hAnsi="IBM Plex Sans"/>
-                <w:sz w:val="24"/>
-                <w:szCs w:val="24"/>
-                <w:rtl w:val="0"/>
-              </w:rPr>
-              <w:t xml:space="preserve"> por turno ≈ 10 años</w:t>
+              <w:t xml:space="preserve">~100.000 maniobras con carga (vida eléctrica del relé Songle SRD-05VDC; la mecánica, sin carga, es de 10 millones). A 20 arranques/pausas por turno ≈ 10 años</w:t>
             </w:r>
           </w:p>
         </w:tc>
@@ -8194,16 +8176,7 @@
                 <w:szCs w:val="24"/>
                 <w:rtl w:val="0"/>
               </w:rPr>
-              <w:t xml:space="preserve">Reemplazo</w:t>
-            </w:r>
-            <w:r>
-              <w:rPr>
-                <w:rFonts w:ascii="IBM Plex Sans" w:cs="IBM Plex Sans" w:eastAsia="IBM Plex Sans" w:hAnsi="IBM Plex Sans"/>
-                <w:sz w:val="24"/>
-                <w:szCs w:val="24"/>
-                <w:rtl w:val="0"/>
-              </w:rPr>
-              <w:t xml:space="preserve"> preventivo si se escucha el clic irregular o falla algún canal</w:t>
+              <w:t xml:space="preserve">Reemplazo preventivo si se escucha el clic irregular o falla algún canal</w:t>
             </w:r>
           </w:p>
         </w:tc>
@@ -8299,25 +8272,7 @@
                 <w:szCs w:val="24"/>
                 <w:rtl w:val="0"/>
               </w:rPr>
-              <w:t xml:space="preserve">Vida típica de</w:t>
-            </w:r>
-            <w:r>
-              <w:rPr>
-                <w:rFonts w:ascii="IBM Plex Sans" w:cs="IBM Plex Sans" w:eastAsia="IBM Plex Sans" w:hAnsi="IBM Plex Sans"/>
-                <w:sz w:val="24"/>
-                <w:szCs w:val="24"/>
-                <w:rtl w:val="0"/>
-              </w:rPr>
-              <w:t xml:space="preserve"> fuente conmutada: 5-8 años en uso continuo. Los capacitores internos son lo</w:t>
-            </w:r>
-            <w:r>
-              <w:rPr>
-                <w:rFonts w:ascii="IBM Plex Sans" w:cs="IBM Plex Sans" w:eastAsia="IBM Plex Sans" w:hAnsi="IBM Plex Sans"/>
-                <w:sz w:val="24"/>
-                <w:szCs w:val="24"/>
-                <w:rtl w:val="0"/>
-              </w:rPr>
-              <w:t xml:space="preserve"> primero que se degrada</w:t>
+              <w:t xml:space="preserve">Vida típica de fuente conmutada: 5-8 años en uso continuo. Los capacitores internos son lo primero que se degrada</w:t>
             </w:r>
           </w:p>
         </w:tc>
@@ -8367,16 +8322,7 @@
                 <w:szCs w:val="24"/>
                 <w:rtl w:val="0"/>
               </w:rPr>
-              <w:t xml:space="preserve">Medir la salida</w:t>
-            </w:r>
-            <w:r>
-              <w:rPr>
-                <w:rFonts w:ascii="IBM Plex Sans" w:cs="IBM Plex Sans" w:eastAsia="IBM Plex Sans" w:hAnsi="IBM Plex Sans"/>
-                <w:sz w:val="24"/>
-                <w:szCs w:val="24"/>
-                <w:rtl w:val="0"/>
-              </w:rPr>
-              <w:t xml:space="preserve"> (debe dar 5 V estables). Cambiar si baja de 4,75 V o fluctúa</w:t>
+              <w:t xml:space="preserve">Medir la salida (debe dar 5 V estables). Cambiar si baja de 4,75 V o fluctúa</w:t>
             </w:r>
           </w:p>
         </w:tc>
@@ -8472,16 +8418,7 @@
                 <w:szCs w:val="24"/>
                 <w:rtl w:val="0"/>
               </w:rPr>
-              <w:t xml:space="preserve">Sin partes</w:t>
-            </w:r>
-            <w:r>
-              <w:rPr>
-                <w:rFonts w:ascii="IBM Plex Sans" w:cs="IBM Plex Sans" w:eastAsia="IBM Plex Sans" w:hAnsi="IBM Plex Sans"/>
-                <w:sz w:val="24"/>
-                <w:szCs w:val="24"/>
-                <w:rtl w:val="0"/>
-              </w:rPr>
-              <w:t xml:space="preserve"> móviles: &gt;10 años si se mantiene fresco y seco dentro del gabinete</w:t>
+              <w:t xml:space="preserve">Sin partes móviles: &gt;10 años si se mantiene fresco y seco dentro del gabinete</w:t>
             </w:r>
           </w:p>
         </w:tc>
@@ -8531,16 +8468,7 @@
                 <w:szCs w:val="24"/>
                 <w:rtl w:val="0"/>
               </w:rPr>
-              <w:t xml:space="preserve">Solo se reemplaza</w:t>
-            </w:r>
-            <w:r>
-              <w:rPr>
-                <w:rFonts w:ascii="IBM Plex Sans" w:cs="IBM Plex Sans" w:eastAsia="IBM Plex Sans" w:hAnsi="IBM Plex Sans"/>
-                <w:sz w:val="24"/>
-                <w:szCs w:val="24"/>
-                <w:rtl w:val="0"/>
-              </w:rPr>
-              <w:t xml:space="preserve"> ante falla; el riesgo real es humedad o calor, no desgaste</w:t>
+              <w:t xml:space="preserve">Solo se reemplaza ante falla; el riesgo real es humedad o calor, no desgaste</w:t>
             </w:r>
           </w:p>
         </w:tc>
@@ -8636,16 +8564,7 @@
                 <w:szCs w:val="24"/>
                 <w:rtl w:val="0"/>
               </w:rPr>
-              <w:t xml:space="preserve">~10 años (el LED</w:t>
-            </w:r>
-            <w:r>
-              <w:rPr>
-                <w:rFonts w:ascii="IBM Plex Sans" w:cs="IBM Plex Sans" w:eastAsia="IBM Plex Sans" w:hAnsi="IBM Plex Sans"/>
-                <w:sz w:val="24"/>
-                <w:szCs w:val="24"/>
-                <w:rtl w:val="0"/>
-              </w:rPr>
-              <w:t xml:space="preserve"> interno pierde brillo muy lentamente)</w:t>
+              <w:t xml:space="preserve">~10 años (el LED interno pierde brillo muy lentamente)</w:t>
             </w:r>
           </w:p>
         </w:tc>
@@ -8695,16 +8614,7 @@
                 <w:szCs w:val="24"/>
                 <w:rtl w:val="0"/>
               </w:rPr>
-              <w:t xml:space="preserve">Reemplazar si el</w:t>
-            </w:r>
-            <w:r>
-              <w:rPr>
-                <w:rFonts w:ascii="IBM Plex Sans" w:cs="IBM Plex Sans" w:eastAsia="IBM Plex Sans" w:hAnsi="IBM Plex Sans"/>
-                <w:sz w:val="24"/>
-                <w:szCs w:val="24"/>
-                <w:rtl w:val="0"/>
-              </w:rPr>
-              <w:t xml:space="preserve"> sensado empieza a fallar de forma intermitente</w:t>
+              <w:t xml:space="preserve">Reemplazar si el sensado empieza a fallar de forma intermitente</w:t>
             </w:r>
           </w:p>
         </w:tc>
@@ -8800,16 +8710,7 @@
                 <w:szCs w:val="24"/>
                 <w:rtl w:val="0"/>
               </w:rPr>
-              <w:t xml:space="preserve">Sin contacto</w:t>
-            </w:r>
-            <w:r>
-              <w:rPr>
-                <w:rFonts w:ascii="IBM Plex Sans" w:cs="IBM Plex Sans" w:eastAsia="IBM Plex Sans" w:hAnsi="IBM Plex Sans"/>
-                <w:sz w:val="24"/>
-                <w:szCs w:val="24"/>
-                <w:rtl w:val="0"/>
-              </w:rPr>
-              <w:t xml:space="preserve"> físico: muy larga, &gt;10 años. Lo que falla suele ser el cable, no el sensor</w:t>
+              <w:t xml:space="preserve">Sin contacto físico: muy larga, &gt;10 años. Lo que falla suele ser el cable, no el sensor</w:t>
             </w:r>
           </w:p>
         </w:tc>
@@ -8859,16 +8760,7 @@
                 <w:szCs w:val="24"/>
                 <w:rtl w:val="0"/>
               </w:rPr>
-              <w:t xml:space="preserve">Revisar el cable</w:t>
-            </w:r>
-            <w:r>
-              <w:rPr>
-                <w:rFonts w:ascii="IBM Plex Sans" w:cs="IBM Plex Sans" w:eastAsia="IBM Plex Sans" w:hAnsi="IBM Plex Sans"/>
-                <w:sz w:val="24"/>
-                <w:szCs w:val="24"/>
-                <w:rtl w:val="0"/>
-              </w:rPr>
-              <w:t xml:space="preserve"> y la fijación, no el sensor</w:t>
+              <w:t xml:space="preserve">Revisar el cable y la fijación, no el sensor</w:t>
             </w:r>
           </w:p>
         </w:tc>
@@ -9110,16 +9002,7 @@
                 <w:szCs w:val="24"/>
                 <w:rtl w:val="0"/>
               </w:rPr>
-              <w:t xml:space="preserve">5-10 años, pero</w:t>
-            </w:r>
-            <w:r>
-              <w:rPr>
-                <w:rFonts w:ascii="IBM Plex Sans" w:cs="IBM Plex Sans" w:eastAsia="IBM Plex Sans" w:hAnsi="IBM Plex Sans"/>
-                <w:sz w:val="24"/>
-                <w:szCs w:val="24"/>
-                <w:rtl w:val="0"/>
-              </w:rPr>
-              <w:t xml:space="preserve"> en ambiente textil el enemigo es la pelusa y la vibración</w:t>
+              <w:t xml:space="preserve">5-10 años, pero en ambiente textil el enemigo es la pelusa y la vibración</w:t>
             </w:r>
           </w:p>
         </w:tc>
@@ -9169,16 +9052,7 @@
                 <w:szCs w:val="24"/>
                 <w:rtl w:val="0"/>
               </w:rPr>
-              <w:t xml:space="preserve">Inspección visual</w:t>
-            </w:r>
-            <w:r>
-              <w:rPr>
-                <w:rFonts w:ascii="IBM Plex Sans" w:cs="IBM Plex Sans" w:eastAsia="IBM Plex Sans" w:hAnsi="IBM Plex Sans"/>
-                <w:sz w:val="24"/>
-                <w:szCs w:val="24"/>
-                <w:rtl w:val="0"/>
-              </w:rPr>
-              <w:t xml:space="preserve"> en cada visita: cable rozado, prensacable flojo</w:t>
+              <w:t xml:space="preserve">Inspección visual en cada visita: cable rozado, prensacable flojo</w:t>
             </w:r>
           </w:p>
         </w:tc>
@@ -9274,16 +9148,7 @@
                 <w:szCs w:val="24"/>
                 <w:rtl w:val="0"/>
               </w:rPr>
-              <w:t xml:space="preserve">Es un consumible:</w:t>
-            </w:r>
-            <w:r>
-              <w:rPr>
-                <w:rFonts w:ascii="IBM Plex Sans" w:cs="IBM Plex Sans" w:eastAsia="IBM Plex Sans" w:hAnsi="IBM Plex Sans"/>
-                <w:sz w:val="24"/>
-                <w:szCs w:val="24"/>
-                <w:rtl w:val="0"/>
-              </w:rPr>
-              <w:t xml:space="preserve"> dura hasta que actúa</w:t>
+              <w:t xml:space="preserve">Es un consumible: dura hasta que actúa</w:t>
             </w:r>
           </w:p>
         </w:tc>
@@ -9333,16 +9198,7 @@
                 <w:szCs w:val="24"/>
                 <w:rtl w:val="0"/>
               </w:rPr>
-              <w:t xml:space="preserve">Tener siempre 2-3</w:t>
-            </w:r>
-            <w:r>
-              <w:rPr>
-                <w:rFonts w:ascii="IBM Plex Sans" w:cs="IBM Plex Sans" w:eastAsia="IBM Plex Sans" w:hAnsi="IBM Plex Sans"/>
-                <w:sz w:val="24"/>
-                <w:szCs w:val="24"/>
-                <w:rtl w:val="0"/>
-              </w:rPr>
-              <w:t xml:space="preserve"> de repuesto en la fábrica</w:t>
+              <w:t xml:space="preserve">Tener siempre 2-3 de repuesto en la fábrica</w:t>
             </w:r>
           </w:p>
         </w:tc>
@@ -11476,7 +11332,7 @@
           <w:szCs w:val="24"/>
           <w:rtl w:val="0"/>
         </w:rPr>
-        <w:t xml:space="preserve">Quedan cuatro decisiones abiertas para el equipo antes de la entrega final (14/11/2026): definir la modalidad de inversión real, fijar la vigencia exacta de la garantía dentro del rango de 1 a 3 meses, decidir con qué frecuencia recalcular el presupuesto por el tipo de cambio, y definir los precios finales del servicio de mantenimiento (Sección 6.3), que hoy figuran como valores de referencia calculados sobre las tarifas del proyecto.</w:t>
+        <w:t xml:space="preserve">La modalidad de inversión ya está definida: mixta (Sección 4.2). Quedan tres decisiones abiertas para el equipo antes de la entrega final (14/11/2026): fijar la vigencia exacta de la garantía dentro del rango de 1 a 3 meses, decidir con qué frecuencia recalcular el presupuesto por el tipo de cambio, y definir los precios finales del servicio de mantenimiento (Sección 6.3), que hoy figuran como valores de referencia calculados sobre las tarifas del proyecto.</w:t>
       </w:r>
     </w:p>
     <w:p>

--- a/documentacion_proyecto/Estimacion_Costos_Ganancia_Contrato_v4.docx
+++ b/documentacion_proyecto/Estimacion_Costos_Ganancia_Contrato_v4.docx
@@ -818,7 +818,7 @@
                 <w:szCs w:val="24"/>
                 <w:rtl w:val="0"/>
               </w:rPr>
-              <w:t xml:space="preserve">134,75</w:t>
+              <w:t xml:space="preserve">137,65</w:t>
             </w:r>
             <w:r>
               <w:rPr>
@@ -988,7 +988,7 @@
                 <w:szCs w:val="24"/>
                 <w:rtl w:val="0"/>
               </w:rPr>
-              <w:t xml:space="preserve">$6.473.053</w:t>
+              <w:t xml:space="preserve">$6.612.362</w:t>
             </w:r>
             <w:r>
               <w:rPr>
@@ -1098,7 +1098,7 @@
                 <w:szCs w:val="24"/>
                 <w:rtl w:val="0"/>
               </w:rPr>
-              <w:t xml:space="preserve">49,90</w:t>
+              <w:t xml:space="preserve">51,73</w:t>
             </w:r>
             <w:r>
               <w:rPr>
@@ -1268,7 +1268,7 @@
                 <w:szCs w:val="24"/>
                 <w:rtl w:val="0"/>
               </w:rPr>
-              <w:t xml:space="preserve">$2.716.681</w:t>
+              <w:t xml:space="preserve">$2.816.311</w:t>
             </w:r>
             <w:r>
               <w:rPr>
@@ -1378,7 +1378,7 @@
                 <w:szCs w:val="24"/>
                 <w:rtl w:val="0"/>
               </w:rPr>
-              <w:t xml:space="preserve">63,40</w:t>
+              <w:t xml:space="preserve">68,97</w:t>
             </w:r>
             <w:r>
               <w:rPr>
@@ -1548,7 +1548,7 @@
                 <w:szCs w:val="24"/>
                 <w:rtl w:val="0"/>
               </w:rPr>
-              <w:t xml:space="preserve">$3.451.655</w:t>
+              <w:t xml:space="preserve">$3.754.899</w:t>
             </w:r>
             <w:r>
               <w:rPr>
@@ -1658,7 +1658,7 @@
                 <w:szCs w:val="24"/>
                 <w:rtl w:val="0"/>
               </w:rPr>
-              <w:t xml:space="preserve">91,47</w:t>
+              <w:t xml:space="preserve">101,12</w:t>
             </w:r>
             <w:r>
               <w:rPr>
@@ -1828,7 +1828,7 @@
                 <w:szCs w:val="24"/>
                 <w:rtl w:val="0"/>
               </w:rPr>
-              <w:t xml:space="preserve">$4.686.923</w:t>
+              <w:t xml:space="preserve">$5.181.389</w:t>
             </w:r>
             <w:r>
               <w:rPr>
@@ -1938,7 +1938,7 @@
                 <w:szCs w:val="24"/>
                 <w:rtl w:val="0"/>
               </w:rPr>
-              <w:t xml:space="preserve">48,55</w:t>
+              <w:t xml:space="preserve">50,85</w:t>
             </w:r>
             <w:r>
               <w:rPr>
@@ -2108,7 +2108,7 @@
                 <w:szCs w:val="24"/>
                 <w:rtl w:val="0"/>
               </w:rPr>
-              <w:t xml:space="preserve">$2.487.702</w:t>
+              <w:t xml:space="preserve">$2.605.554</w:t>
             </w:r>
             <w:r>
               <w:rPr>
@@ -2218,7 +2218,7 @@
                 <w:szCs w:val="24"/>
                 <w:rtl w:val="0"/>
               </w:rPr>
-              <w:t xml:space="preserve">39,34</w:t>
+              <w:t xml:space="preserve">38,72</w:t>
             </w:r>
             <w:r>
               <w:rPr>
@@ -2388,7 +2388,7 @@
                 <w:szCs w:val="24"/>
                 <w:rtl w:val="0"/>
               </w:rPr>
-              <w:t xml:space="preserve">$2.015.782</w:t>
+              <w:t xml:space="preserve">$1.984.013</w:t>
             </w:r>
             <w:r>
               <w:rPr>
@@ -2498,7 +2498,7 @@
                 <w:szCs w:val="24"/>
                 <w:rtl w:val="0"/>
               </w:rPr>
-              <w:t xml:space="preserve">15,07</w:t>
+              <w:t xml:space="preserve">16,57</w:t>
             </w:r>
             <w:r>
               <w:rPr>
@@ -2668,7 +2668,7 @@
                 <w:szCs w:val="24"/>
                 <w:rtl w:val="0"/>
               </w:rPr>
-              <w:t xml:space="preserve">$772.187</w:t>
+              <w:t xml:space="preserve">$849.047</w:t>
             </w:r>
             <w:r>
               <w:rPr>
@@ -2778,7 +2778,7 @@
                 <w:szCs w:val="24"/>
                 <w:rtl w:val="0"/>
               </w:rPr>
-              <w:t xml:space="preserve">80,42</w:t>
+              <w:t xml:space="preserve">79,92</w:t>
             </w:r>
             <w:r>
               <w:rPr>
@@ -2948,7 +2948,7 @@
                 <w:szCs w:val="24"/>
                 <w:rtl w:val="0"/>
               </w:rPr>
-              <w:t xml:space="preserve">$3.476.858</w:t>
+              <w:t xml:space="preserve">$3.455.241</w:t>
             </w:r>
             <w:r>
               <w:rPr>
@@ -2989,7 +2989,7 @@
                 <w:szCs w:val="24"/>
                 <w:rtl w:val="0"/>
               </w:rPr>
-              <w:t xml:space="preserve">ELE *</w:t>
+              <w:t xml:space="preserve">ELE</w:t>
             </w:r>
             <w:r>
               <w:rPr>
@@ -3058,7 +3058,7 @@
                 <w:szCs w:val="24"/>
                 <w:rtl w:val="0"/>
               </w:rPr>
-              <w:t xml:space="preserve">48,27</w:t>
+              <w:t xml:space="preserve">59,45</w:t>
             </w:r>
             <w:r>
               <w:rPr>
@@ -3092,7 +3092,7 @@
                 <w:szCs w:val="24"/>
                 <w:rtl w:val="0"/>
               </w:rPr>
-              <w:t xml:space="preserve">32</w:t>
+              <w:t xml:space="preserve">30</w:t>
             </w:r>
             <w:r>
               <w:rPr>
@@ -3160,7 +3160,7 @@
                 <w:szCs w:val="24"/>
                 <w:rtl w:val="0"/>
               </w:rPr>
-              <w:t xml:space="preserve">48.800</w:t>
+              <w:t xml:space="preserve">45.750</w:t>
             </w:r>
             <w:r>
               <w:rPr>
@@ -3228,7 +3228,7 @@
                 <w:szCs w:val="24"/>
                 <w:rtl w:val="0"/>
               </w:rPr>
-              <w:t xml:space="preserve">$2.473.355</w:t>
+              <w:t xml:space="preserve">$2.855.829</w:t>
             </w:r>
             <w:r>
               <w:rPr>
@@ -3269,7 +3269,7 @@
                 <w:szCs w:val="24"/>
                 <w:rtl w:val="0"/>
               </w:rPr>
-              <w:t xml:space="preserve">MUL *</w:t>
+              <w:t xml:space="preserve">MUL</w:t>
             </w:r>
             <w:r>
               <w:rPr>
@@ -3338,7 +3338,7 @@
                 <w:szCs w:val="24"/>
                 <w:rtl w:val="0"/>
               </w:rPr>
-              <w:t xml:space="preserve">19,82</w:t>
+              <w:t xml:space="preserve">28,00</w:t>
             </w:r>
             <w:r>
               <w:rPr>
@@ -3508,7 +3508,7 @@
                 <w:szCs w:val="24"/>
                 <w:rtl w:val="0"/>
               </w:rPr>
-              <w:t xml:space="preserve">$856.893</w:t>
+              <w:t xml:space="preserve">$1.210.545</w:t>
             </w:r>
             <w:r>
               <w:rPr>
@@ -3588,7 +3588,7 @@
                 <w:szCs w:val="24"/>
                 <w:rtl w:val="0"/>
               </w:rPr>
-              <w:t xml:space="preserve">$29.411.089</w:t>
+              <w:t xml:space="preserve">$31.325.190</w:t>
             </w:r>
             <w:r>
               <w:rPr>
@@ -5913,7 +5913,7 @@
                 <w:szCs w:val="24"/>
                 <w:rtl w:val="0"/>
               </w:rPr>
-              <w:t xml:space="preserve">$29.411.089</w:t>
+              <w:t xml:space="preserve">$31.325.190</w:t>
             </w:r>
             <w:r>
               <w:rPr>
@@ -6147,7 +6147,7 @@
                 <w:szCs w:val="24"/>
                 <w:rtl w:val="0"/>
               </w:rPr>
-              <w:t xml:space="preserve">$29.642.903</w:t>
+              <w:t xml:space="preserve">$31.557.004</w:t>
             </w:r>
             <w:r>
               <w:rPr>
@@ -6223,7 +6223,7 @@
                 <w:szCs w:val="24"/>
                 <w:rtl w:val="0"/>
               </w:rPr>
-              <w:t xml:space="preserve">$7.410.726</w:t>
+              <w:t xml:space="preserve">$7.889.251</w:t>
             </w:r>
             <w:r>
               <w:rPr>
@@ -6305,7 +6305,7 @@
                 <w:szCs w:val="24"/>
                 <w:rtl w:val="0"/>
               </w:rPr>
-              <w:t xml:space="preserve">$37.053.629</w:t>
+              <w:t xml:space="preserve">$39.446.255</w:t>
             </w:r>
             <w:r>
               <w:rPr>
@@ -6380,7 +6380,7 @@
           <w:szCs w:val="24"/>
           <w:rtl w:val="0"/>
         </w:rPr>
-        <w:t xml:space="preserve">De los $29.642.903 de costo total, el 99,2% ($29.411.089) es costo de personal y apenas el 0,8% restante ($231.814, materiales y gastos operativos) es dinero que el equipo realmente va a desembolsar (componentes + gastos varios). Esto no es un error de cálculo: la tarifa de personal es un valor de referencia de mercado para un profesional junior, aplicado a las 591 horas planificadas de un proyecto de varios meses mide el VALOR del trabajo invertido por el equipo, no un pago en efectivo real entre compañeros. Es el mismo criterio que usa cualquier estudio de factibilidad económica: cuantificar el costo de oportunidad de las horas de trabajo, aunque en este proyecto nadie cobre ese monto. El desembolso de dinero real y concreto del proyecto es, en cambio, muy acotado: $122.139 en componentes electrónicos y $109.675 en gastos varios.</w:t>
+        <w:t xml:space="preserve">De los $31.557.004 de costo total, el 99,3% ($31.325.190) es costo de personal y apenas el 0,7% restante ($231.814, materiales y gastos operativos) es dinero que el equipo realmente va a desembolsar (componentes + gastos varios). Esto no es un error de cálculo: la tarifa de personal es un valor de referencia de mercado para un profesional junior, aplicado a las 633 horas planificadas de un proyecto de varios meses mide el VALOR del trabajo invertido por el equipo, no un pago en efectivo real entre compañeros. Es el mismo criterio que usa cualquier estudio de factibilidad económica: cuantificar el costo de oportunidad de las horas de trabajo, aunque en este proyecto nadie cobre ese monto. El desembolso de dinero real y concreto del proyecto es, en cambio, muy acotado: $122.139 en componentes electrónicos y $109.675 en gastos varios.</w:t>
       </w:r>
     </w:p>
     <w:p>
@@ -6434,7 +6434,7 @@
           <w:szCs w:val="24"/>
           <w:rtl w:val="0"/>
         </w:rPr>
-        <w:t xml:space="preserve">Como el costo de personal (99,2% del presupuesto) está calculado en USD y convertido a pesos con un tipo de cambio de referencia ($1.525 = 1 USD), toda la estimación es sensible a la cotización del dólar, que en Argentina puede variar de forma significativa en pocos meses. Una suba del 20% en el tipo de cambio elevaría el costo de personal a unos $35.300.000 (y el presupuesto final con margen a cerca de $44.000.000), sin que haya cambiado ni una hora de trabajo real. El costo en componentes electrónicos y gastos varios, al estar presupuestado directamente en pesos, no tiene esta sensibilidad. Conviene tratar el presupuesto final como una referencia a la fecha de este documento, y no como un número fijo si pasa mucho tiempo entre esta estimación y la compra/cierre real. Se recomienda registrar explícitamente en este documento la fecha en la que se tomó el tipo de cambio de referencia ($1.525 = 1 USD), para que quede como dato de contexto claro si el documento se consulta más adelante.</w:t>
+        <w:t xml:space="preserve">Como el costo de personal (99,3% del presupuesto) está calculado en USD y convertido a pesos con un tipo de cambio de referencia ($1.525 = 1 USD), toda la estimación es sensible a la cotización del dólar, que en Argentina puede variar de forma significativa en pocos meses. Una suba del 20% en el tipo de cambio elevaría el costo de personal a unos $37.600.000 (y el presupuesto final con margen a cerca de $47.300.000), sin que haya cambiado ni una hora de trabajo real. El costo en componentes electrónicos y gastos varios, al estar presupuestado directamente en pesos, no tiene esta sensibilidad. Conviene tratar el presupuesto final como una referencia a la fecha de este documento, y no como un número fijo si pasa mucho tiempo entre esta estimación y la compra/cierre real. Se recomienda registrar explícitamente en este documento la fecha en la que se tomó el tipo de cambio de referencia ($1.525 = 1 USD), para que quede como dato de contexto claro si el documento se consulta más adelante.</w:t>
       </w:r>
     </w:p>
     <w:p>
@@ -6885,7 +6885,7 @@
           <w:szCs w:val="24"/>
           <w:rtl w:val="0"/>
         </w:rPr>
-        <w:t xml:space="preserve">Sobre un costo total del proyecto de $29.642.903 (personal + componentes + gastos varios), se aplica un margen del 25%, lo que deja una ganancia proyectada de $7.410.726 sobre un presupuesto final de $37.053.629.</w:t>
+        <w:t xml:space="preserve">Sobre un costo total del proyecto de $31.557.004 (personal + componentes + gastos varios), se aplica un margen del 25%, lo que deja una ganancia proyectada de $7.889.251 sobre un presupuesto final de $39.446.255.</w:t>
       </w:r>
     </w:p>
     <w:p>
@@ -9678,7 +9678,7 @@
           <w:szCs w:val="24"/>
           <w:rtl w:val="0"/>
         </w:rPr>
-        <w:t xml:space="preserve">Los precios de abajo NO son una cotización cerrada: son un cálculo de referencia usando las mismas tarifas horarias que el resto de este documento (Electrónica $48.800/h, Desarrollo $51.850/h, PM $45.750/h) más el mismo margen del 25%. El equipo debe ajustarlos según lo que decida cobrar y lo que el cliente esté dispuesto a pagar.</w:t>
+        <w:t xml:space="preserve">Los precios de abajo NO son una cotización cerrada: son un cálculo de referencia usando las mismas tarifas horarias que el resto de este documento (Electrónica $45.750/h, Desarrollo $51.850/h, PM $45.750/h) más el mismo margen del 25%. El equipo debe ajustarlos según lo que decida cobrar y lo que el cliente esté dispuesto a pagar.</w:t>
       </w:r>
     </w:p>
     <w:p>
@@ -10222,7 +10222,7 @@
                 <w:szCs w:val="24"/>
                 <w:rtl w:val="0"/>
               </w:rPr>
-              <w:t xml:space="preserve">$129.625 / mes + $240.188 por visita</w:t>
+              <w:t xml:space="preserve">$129.625 / mes + $228.750 por visita</w:t>
             </w:r>
           </w:p>
         </w:tc>
@@ -10381,7 +10381,7 @@
                 <w:szCs w:val="24"/>
                 <w:rtl w:val="0"/>
               </w:rPr>
-              <w:t xml:space="preserve">$240.188 por intervención (mínimo 4 h)</w:t>
+              <w:t xml:space="preserve">$228.750 por intervención (mínimo 4 h)</w:t>
             </w:r>
           </w:p>
         </w:tc>
@@ -10577,7 +10577,7 @@
           <w:szCs w:val="24"/>
           <w:rtl w:val="0"/>
         </w:rPr>
-        <w:t xml:space="preserve">Por qué importa este servicio: el sistema se vende una sola vez ($37.053.629 con margen), pero el plan Completo factura $1.555.500 al año en abonos más $480.376 en visitas, o sea unos $2.035.876 anuales por cliente. Con el sistema ya desarrollado, cada telar adicional que se sume al servicio es casi todo ganancia, y es lo que sostendría el proyecto una vez terminada la etapa escolar.</w:t>
+        <w:t xml:space="preserve">Por qué importa este servicio: el sistema se vende una sola vez ($39.446.255 con margen), pero el plan Completo factura $1.555.500 al año en abonos más $457.500 en visitas, o sea unos $2.013.000 anuales por cliente. Con el sistema ya desarrollado, cada telar adicional que se sume al servicio es casi todo ganancia, y es lo que sostendría el proyecto una vez terminada la etapa escolar.</w:t>
       </w:r>
     </w:p>
     <w:p>
@@ -11313,7 +11313,7 @@
           <w:szCs w:val="24"/>
           <w:rtl w:val="0"/>
         </w:rPr>
-        <w:t xml:space="preserve">El proyecto tiene un costo total estimado de $29.642.903, compuesto casi en su totalidad (99,2%) por el valor del trabajo del equipo y solo marginalmente (0,8%, $231.814) por dinero que realmente hay que desembolsar en componentes y gastos operativos. Con el margen del 25% ya usado en la plantilla original, el presupuesto final asciende a $37.053.629, dejando una ganancia proyectada de $7.410.726.</w:t>
+        <w:t xml:space="preserve">El proyecto tiene un costo total estimado de $31.557.004, compuesto casi en su totalidad (99,3%) por el valor del trabajo del equipo y solo marginalmente (0,7%, $231.814) por dinero que realmente hay que desembolsar en componentes y gastos operativos. Con el margen del 25% ya usado en la plantilla original, el presupuesto final asciende a $39.446.255, dejando una ganancia proyectada de $7.889.251.</w:t>
       </w:r>
     </w:p>
     <w:p>

--- a/documentacion_proyecto/Estimacion_Costos_Ganancia_Contrato_v4.docx
+++ b/documentacion_proyecto/Estimacion_Costos_Ganancia_Contrato_v4.docx
@@ -10148,7 +10148,7 @@
                 <w:szCs w:val="24"/>
                 <w:rtl w:val="0"/>
               </w:rPr>
-              <w:t xml:space="preserve">Todo lo del plan Básico, más una visita presencial de inspección: revisión del gabinete y la pelusa acumulada, medición de la fuente, prueba de los 3 relés y del sensado, revisión de cables y prensacables.</w:t>
+              <w:t xml:space="preserve">Todo lo del plan Básico, más una visita presencial de inspección: revisión del gabinete y la pelusa acumulada, medición de la fuente, prueba de los 3 relés de la botonera, de los 4 relés de selección LCA110, del sensor de pasada y del sensado, revisión de cables y prensacables.</w:t>
             </w:r>
           </w:p>
         </w:tc>
@@ -10466,7 +10466,7 @@
                 <w:szCs w:val="24"/>
                 <w:rtl w:val="0"/>
               </w:rPr>
-              <w:t xml:space="preserve">No incluidos en ningún plan: se facturan aparte al costo del componente. Referencia: módulos de relé $5.000 · fuente HLK-5M05 $7.000 · ESP32 $12.203 · fusibles ~$800.</w:t>
+              <w:t xml:space="preserve">No incluidos en ningún plan: se facturan aparte al costo del componente. Referencia: módulos de relé $5.000 · fuente HLK-5M05 $7.000 · ESP32 $12.203 · relé LCA110 $6.034 · sensor inductivo $7.000 · fusibles ~$800.</w:t>
             </w:r>
           </w:p>
         </w:tc>

--- a/documentacion_proyecto/Estimacion_Costos_Ganancia_Contrato_v4.docx
+++ b/documentacion_proyecto/Estimacion_Costos_Ganancia_Contrato_v4.docx
@@ -818,7 +818,7 @@
                 <w:szCs w:val="24"/>
                 <w:rtl w:val="0"/>
               </w:rPr>
-              <w:t xml:space="preserve">134,75</w:t>
+              <w:t xml:space="preserve">137,65</w:t>
             </w:r>
             <w:r>
               <w:rPr>
@@ -988,7 +988,7 @@
                 <w:szCs w:val="24"/>
                 <w:rtl w:val="0"/>
               </w:rPr>
-              <w:t xml:space="preserve">$6.473.053</w:t>
+              <w:t xml:space="preserve">$6.612.362</w:t>
             </w:r>
             <w:r>
               <w:rPr>
@@ -1098,7 +1098,7 @@
                 <w:szCs w:val="24"/>
                 <w:rtl w:val="0"/>
               </w:rPr>
-              <w:t xml:space="preserve">49,90</w:t>
+              <w:t xml:space="preserve">51,73</w:t>
             </w:r>
             <w:r>
               <w:rPr>
@@ -1268,7 +1268,7 @@
                 <w:szCs w:val="24"/>
                 <w:rtl w:val="0"/>
               </w:rPr>
-              <w:t xml:space="preserve">$2.716.681</w:t>
+              <w:t xml:space="preserve">$2.816.311</w:t>
             </w:r>
             <w:r>
               <w:rPr>
@@ -1378,7 +1378,7 @@
                 <w:szCs w:val="24"/>
                 <w:rtl w:val="0"/>
               </w:rPr>
-              <w:t xml:space="preserve">63,40</w:t>
+              <w:t xml:space="preserve">68,97</w:t>
             </w:r>
             <w:r>
               <w:rPr>
@@ -1548,7 +1548,7 @@
                 <w:szCs w:val="24"/>
                 <w:rtl w:val="0"/>
               </w:rPr>
-              <w:t xml:space="preserve">$3.451.655</w:t>
+              <w:t xml:space="preserve">$3.754.899</w:t>
             </w:r>
             <w:r>
               <w:rPr>
@@ -1658,7 +1658,7 @@
                 <w:szCs w:val="24"/>
                 <w:rtl w:val="0"/>
               </w:rPr>
-              <w:t xml:space="preserve">91,47</w:t>
+              <w:t xml:space="preserve">101,12</w:t>
             </w:r>
             <w:r>
               <w:rPr>
@@ -1828,7 +1828,7 @@
                 <w:szCs w:val="24"/>
                 <w:rtl w:val="0"/>
               </w:rPr>
-              <w:t xml:space="preserve">$4.686.923</w:t>
+              <w:t xml:space="preserve">$5.181.389</w:t>
             </w:r>
             <w:r>
               <w:rPr>
@@ -1938,7 +1938,7 @@
                 <w:szCs w:val="24"/>
                 <w:rtl w:val="0"/>
               </w:rPr>
-              <w:t xml:space="preserve">48,55</w:t>
+              <w:t xml:space="preserve">50,85</w:t>
             </w:r>
             <w:r>
               <w:rPr>
@@ -2108,7 +2108,7 @@
                 <w:szCs w:val="24"/>
                 <w:rtl w:val="0"/>
               </w:rPr>
-              <w:t xml:space="preserve">$2.487.702</w:t>
+              <w:t xml:space="preserve">$2.605.554</w:t>
             </w:r>
             <w:r>
               <w:rPr>
@@ -2218,7 +2218,7 @@
                 <w:szCs w:val="24"/>
                 <w:rtl w:val="0"/>
               </w:rPr>
-              <w:t xml:space="preserve">39,34</w:t>
+              <w:t xml:space="preserve">38,72</w:t>
             </w:r>
             <w:r>
               <w:rPr>
@@ -2388,7 +2388,7 @@
                 <w:szCs w:val="24"/>
                 <w:rtl w:val="0"/>
               </w:rPr>
-              <w:t xml:space="preserve">$2.015.782</w:t>
+              <w:t xml:space="preserve">$1.984.013</w:t>
             </w:r>
             <w:r>
               <w:rPr>
@@ -2498,7 +2498,7 @@
                 <w:szCs w:val="24"/>
                 <w:rtl w:val="0"/>
               </w:rPr>
-              <w:t xml:space="preserve">15,07</w:t>
+              <w:t xml:space="preserve">16,57</w:t>
             </w:r>
             <w:r>
               <w:rPr>
@@ -2668,7 +2668,7 @@
                 <w:szCs w:val="24"/>
                 <w:rtl w:val="0"/>
               </w:rPr>
-              <w:t xml:space="preserve">$772.187</w:t>
+              <w:t xml:space="preserve">$849.047</w:t>
             </w:r>
             <w:r>
               <w:rPr>
@@ -2778,7 +2778,7 @@
                 <w:szCs w:val="24"/>
                 <w:rtl w:val="0"/>
               </w:rPr>
-              <w:t xml:space="preserve">80,42</w:t>
+              <w:t xml:space="preserve">79,92</w:t>
             </w:r>
             <w:r>
               <w:rPr>
@@ -2948,7 +2948,7 @@
                 <w:szCs w:val="24"/>
                 <w:rtl w:val="0"/>
               </w:rPr>
-              <w:t xml:space="preserve">$3.476.858</w:t>
+              <w:t xml:space="preserve">$3.455.241</w:t>
             </w:r>
             <w:r>
               <w:rPr>
@@ -2989,7 +2989,7 @@
                 <w:szCs w:val="24"/>
                 <w:rtl w:val="0"/>
               </w:rPr>
-              <w:t xml:space="preserve">ELE *</w:t>
+              <w:t xml:space="preserve">ELE</w:t>
             </w:r>
             <w:r>
               <w:rPr>
@@ -3058,7 +3058,7 @@
                 <w:szCs w:val="24"/>
                 <w:rtl w:val="0"/>
               </w:rPr>
-              <w:t xml:space="preserve">48,27</w:t>
+              <w:t xml:space="preserve">59,45</w:t>
             </w:r>
             <w:r>
               <w:rPr>
@@ -3092,7 +3092,7 @@
                 <w:szCs w:val="24"/>
                 <w:rtl w:val="0"/>
               </w:rPr>
-              <w:t xml:space="preserve">32</w:t>
+              <w:t xml:space="preserve">30</w:t>
             </w:r>
             <w:r>
               <w:rPr>
@@ -3160,7 +3160,7 @@
                 <w:szCs w:val="24"/>
                 <w:rtl w:val="0"/>
               </w:rPr>
-              <w:t xml:space="preserve">48.800</w:t>
+              <w:t xml:space="preserve">45.750</w:t>
             </w:r>
             <w:r>
               <w:rPr>
@@ -3228,7 +3228,7 @@
                 <w:szCs w:val="24"/>
                 <w:rtl w:val="0"/>
               </w:rPr>
-              <w:t xml:space="preserve">$2.473.355</w:t>
+              <w:t xml:space="preserve">$2.855.829</w:t>
             </w:r>
             <w:r>
               <w:rPr>
@@ -3269,7 +3269,7 @@
                 <w:szCs w:val="24"/>
                 <w:rtl w:val="0"/>
               </w:rPr>
-              <w:t xml:space="preserve">MUL *</w:t>
+              <w:t xml:space="preserve">MUL</w:t>
             </w:r>
             <w:r>
               <w:rPr>
@@ -3338,7 +3338,7 @@
                 <w:szCs w:val="24"/>
                 <w:rtl w:val="0"/>
               </w:rPr>
-              <w:t xml:space="preserve">19,82</w:t>
+              <w:t xml:space="preserve">28,00</w:t>
             </w:r>
             <w:r>
               <w:rPr>
@@ -3508,7 +3508,7 @@
                 <w:szCs w:val="24"/>
                 <w:rtl w:val="0"/>
               </w:rPr>
-              <w:t xml:space="preserve">$856.893</w:t>
+              <w:t xml:space="preserve">$1.210.545</w:t>
             </w:r>
             <w:r>
               <w:rPr>
@@ -3588,7 +3588,7 @@
                 <w:szCs w:val="24"/>
                 <w:rtl w:val="0"/>
               </w:rPr>
-              <w:t xml:space="preserve">$29.411.089</w:t>
+              <w:t xml:space="preserve">$31.325.190</w:t>
             </w:r>
             <w:r>
               <w:rPr>
@@ -5913,7 +5913,7 @@
                 <w:szCs w:val="24"/>
                 <w:rtl w:val="0"/>
               </w:rPr>
-              <w:t xml:space="preserve">$29.411.089</w:t>
+              <w:t xml:space="preserve">$31.325.190</w:t>
             </w:r>
             <w:r>
               <w:rPr>
@@ -6147,7 +6147,7 @@
                 <w:szCs w:val="24"/>
                 <w:rtl w:val="0"/>
               </w:rPr>
-              <w:t xml:space="preserve">$29.642.903</w:t>
+              <w:t xml:space="preserve">$31.557.004</w:t>
             </w:r>
             <w:r>
               <w:rPr>
@@ -6223,7 +6223,7 @@
                 <w:szCs w:val="24"/>
                 <w:rtl w:val="0"/>
               </w:rPr>
-              <w:t xml:space="preserve">$7.410.726</w:t>
+              <w:t xml:space="preserve">$7.889.251</w:t>
             </w:r>
             <w:r>
               <w:rPr>
@@ -6305,7 +6305,7 @@
                 <w:szCs w:val="24"/>
                 <w:rtl w:val="0"/>
               </w:rPr>
-              <w:t xml:space="preserve">$37.053.629</w:t>
+              <w:t xml:space="preserve">$39.446.255</w:t>
             </w:r>
             <w:r>
               <w:rPr>
@@ -6380,7 +6380,7 @@
           <w:szCs w:val="24"/>
           <w:rtl w:val="0"/>
         </w:rPr>
-        <w:t xml:space="preserve">De los $29.642.903 de costo total, el 99,2% ($29.411.089) es costo de personal y apenas el 0,8% restante ($231.814, materiales y gastos operativos) es dinero que el equipo realmente va a desembolsar (componentes + gastos varios). Esto no es un error de cálculo: la tarifa de personal es un valor de referencia de mercado para un profesional junior, aplicado a las 591 horas planificadas de un proyecto de varios meses mide el VALOR del trabajo invertido por el equipo, no un pago en efectivo real entre compañeros. Es el mismo criterio que usa cualquier estudio de factibilidad económica: cuantificar el costo de oportunidad de las horas de trabajo, aunque en este proyecto nadie cobre ese monto. El desembolso de dinero real y concreto del proyecto es, en cambio, muy acotado: $122.139 en componentes electrónicos y $109.675 en gastos varios.</w:t>
+        <w:t xml:space="preserve">De los $31.557.004 de costo total, el 99,3% ($31.325.190) es costo de personal y apenas el 0,7% restante ($231.814, materiales y gastos operativos) es dinero que el equipo realmente va a desembolsar (componentes + gastos varios). Esto no es un error de cálculo: la tarifa de personal es un valor de referencia de mercado para un profesional junior, aplicado a las 633 horas planificadas de un proyecto de varios meses mide el VALOR del trabajo invertido por el equipo, no un pago en efectivo real entre compañeros. Es el mismo criterio que usa cualquier estudio de factibilidad económica: cuantificar el costo de oportunidad de las horas de trabajo, aunque en este proyecto nadie cobre ese monto. El desembolso de dinero real y concreto del proyecto es, en cambio, muy acotado: $122.139 en componentes electrónicos y $109.675 en gastos varios.</w:t>
       </w:r>
     </w:p>
     <w:p>
@@ -6434,7 +6434,7 @@
           <w:szCs w:val="24"/>
           <w:rtl w:val="0"/>
         </w:rPr>
-        <w:t xml:space="preserve">Como el costo de personal (99,2% del presupuesto) está calculado en USD y convertido a pesos con un tipo de cambio de referencia ($1.525 = 1 USD), toda la estimación es sensible a la cotización del dólar, que en Argentina puede variar de forma significativa en pocos meses. Una suba del 20% en el tipo de cambio elevaría el costo de personal a unos $35.300.000 (y el presupuesto final con margen a cerca de $44.000.000), sin que haya cambiado ni una hora de trabajo real. El costo en componentes electrónicos y gastos varios, al estar presupuestado directamente en pesos, no tiene esta sensibilidad. Conviene tratar el presupuesto final como una referencia a la fecha de este documento, y no como un número fijo si pasa mucho tiempo entre esta estimación y la compra/cierre real. Se recomienda registrar explícitamente en este documento la fecha en la que se tomó el tipo de cambio de referencia ($1.525 = 1 USD), para que quede como dato de contexto claro si el documento se consulta más adelante.</w:t>
+        <w:t xml:space="preserve">Como el costo de personal (99,3% del presupuesto) está calculado en USD y convertido a pesos con un tipo de cambio de referencia ($1.525 = 1 USD), toda la estimación es sensible a la cotización del dólar, que en Argentina puede variar de forma significativa en pocos meses. Una suba del 20% en el tipo de cambio elevaría el costo de personal a unos $37.600.000 (y el presupuesto final con margen a cerca de $47.300.000), sin que haya cambiado ni una hora de trabajo real. El costo en componentes electrónicos y gastos varios, al estar presupuestado directamente en pesos, no tiene esta sensibilidad. Conviene tratar el presupuesto final como una referencia a la fecha de este documento, y no como un número fijo si pasa mucho tiempo entre esta estimación y la compra/cierre real. Se recomienda registrar explícitamente en este documento la fecha en la que se tomó el tipo de cambio de referencia ($1.525 = 1 USD), para que quede como dato de contexto claro si el documento se consulta más adelante.</w:t>
       </w:r>
     </w:p>
     <w:p>
@@ -6885,7 +6885,7 @@
           <w:szCs w:val="24"/>
           <w:rtl w:val="0"/>
         </w:rPr>
-        <w:t xml:space="preserve">Sobre un costo total del proyecto de $29.642.903 (personal + componentes + gastos varios), se aplica un margen del 25%, lo que deja una ganancia proyectada de $7.410.726 sobre un presupuesto final de $37.053.629.</w:t>
+        <w:t xml:space="preserve">Sobre un costo total del proyecto de $31.557.004 (personal + componentes + gastos varios), se aplica un margen del 25%, lo que deja una ganancia proyectada de $7.889.251 sobre un presupuesto final de $39.446.255.</w:t>
       </w:r>
     </w:p>
     <w:p>
@@ -9678,7 +9678,7 @@
           <w:szCs w:val="24"/>
           <w:rtl w:val="0"/>
         </w:rPr>
-        <w:t xml:space="preserve">Los precios de abajo NO son una cotización cerrada: son un cálculo de referencia usando las mismas tarifas horarias que el resto de este documento (Electrónica $48.800/h, Desarrollo $51.850/h, PM $45.750/h) más el mismo margen del 25%. El equipo debe ajustarlos según lo que decida cobrar y lo que el cliente esté dispuesto a pagar.</w:t>
+        <w:t xml:space="preserve">Los precios de abajo NO son una cotización cerrada: son un cálculo de referencia usando las mismas tarifas horarias que el resto de este documento (Electrónica $45.750/h, Desarrollo $51.850/h, PM $45.750/h) más el mismo margen del 25%. El equipo debe ajustarlos según lo que decida cobrar y lo que el cliente esté dispuesto a pagar.</w:t>
       </w:r>
     </w:p>
     <w:p>
@@ -10148,7 +10148,7 @@
                 <w:szCs w:val="24"/>
                 <w:rtl w:val="0"/>
               </w:rPr>
-              <w:t xml:space="preserve">Todo lo del plan Básico, más una visita presencial de inspección: revisión del gabinete y la pelusa acumulada, medición de la fuente, prueba de los 3 relés y del sensado, revisión de cables y prensacables.</w:t>
+              <w:t xml:space="preserve">Todo lo del plan Básico, más una visita presencial de inspección: revisión del gabinete y la pelusa acumulada, medición de la fuente, prueba de los 3 relés de la botonera, de los 4 relés de selección LCA110, del sensor de pasada y del sensado, revisión de cables y prensacables.</w:t>
             </w:r>
           </w:p>
         </w:tc>
@@ -10222,7 +10222,7 @@
                 <w:szCs w:val="24"/>
                 <w:rtl w:val="0"/>
               </w:rPr>
-              <w:t xml:space="preserve">$129.625 / mes + $240.188 por visita</w:t>
+              <w:t xml:space="preserve">$129.625 / mes + $228.750 por visita</w:t>
             </w:r>
           </w:p>
         </w:tc>
@@ -10381,7 +10381,7 @@
                 <w:szCs w:val="24"/>
                 <w:rtl w:val="0"/>
               </w:rPr>
-              <w:t xml:space="preserve">$240.188 por intervención (mínimo 4 h)</w:t>
+              <w:t xml:space="preserve">$228.750 por intervención (mínimo 4 h)</w:t>
             </w:r>
           </w:p>
         </w:tc>
@@ -10466,7 +10466,7 @@
                 <w:szCs w:val="24"/>
                 <w:rtl w:val="0"/>
               </w:rPr>
-              <w:t xml:space="preserve">No incluidos en ningún plan: se facturan aparte al costo del componente. Referencia: módulos de relé $5.000 · fuente HLK-5M05 $7.000 · ESP32 $12.203 · fusibles ~$800.</w:t>
+              <w:t xml:space="preserve">No incluidos en ningún plan: se facturan aparte al costo del componente. Referencia: módulos de relé $5.000 · fuente HLK-5M05 $7.000 · ESP32 $12.203 · relé LCA110 $6.034 · sensor inductivo $7.000 · fusibles ~$800.</w:t>
             </w:r>
           </w:p>
         </w:tc>
@@ -10577,7 +10577,7 @@
           <w:szCs w:val="24"/>
           <w:rtl w:val="0"/>
         </w:rPr>
-        <w:t xml:space="preserve">Por qué importa este servicio: el sistema se vende una sola vez ($37.053.629 con margen), pero el plan Completo factura $1.555.500 al año en abonos más $480.376 en visitas, o sea unos $2.035.876 anuales por cliente. Con el sistema ya desarrollado, cada telar adicional que se sume al servicio es casi todo ganancia, y es lo que sostendría el proyecto una vez terminada la etapa escolar.</w:t>
+        <w:t xml:space="preserve">Por qué importa este servicio: el sistema se vende una sola vez ($39.446.255 con margen), pero el plan Completo factura $1.555.500 al año en abonos más $457.500 en visitas, o sea unos $2.013.000 anuales por cliente. Con el sistema ya desarrollado, cada telar adicional que se sume al servicio es casi todo ganancia, y es lo que sostendría el proyecto una vez terminada la etapa escolar.</w:t>
       </w:r>
     </w:p>
     <w:p>
@@ -11313,7 +11313,7 @@
           <w:szCs w:val="24"/>
           <w:rtl w:val="0"/>
         </w:rPr>
-        <w:t xml:space="preserve">El proyecto tiene un costo total estimado de $29.642.903, compuesto casi en su totalidad (99,2%) por el valor del trabajo del equipo y solo marginalmente (0,8%, $231.814) por dinero que realmente hay que desembolsar en componentes y gastos operativos. Con el margen del 25% ya usado en la plantilla original, el presupuesto final asciende a $37.053.629, dejando una ganancia proyectada de $7.410.726.</w:t>
+        <w:t xml:space="preserve">El proyecto tiene un costo total estimado de $31.557.004, compuesto casi en su totalidad (99,3%) por el valor del trabajo del equipo y solo marginalmente (0,7%, $231.814) por dinero que realmente hay que desembolsar en componentes y gastos operativos. Con el margen del 25% ya usado en la plantilla original, el presupuesto final asciende a $39.446.255, dejando una ganancia proyectada de $7.889.251.</w:t>
       </w:r>
     </w:p>
     <w:p>

--- a/documentacion_proyecto/Estimacion_Costos_Ganancia_Contrato_v4.docx
+++ b/documentacion_proyecto/Estimacion_Costos_Ganancia_Contrato_v4.docx
@@ -818,7 +818,7 @@
                 <w:szCs w:val="24"/>
                 <w:rtl w:val="0"/>
               </w:rPr>
-              <w:t xml:space="preserve">137,65</w:t>
+              <w:t xml:space="preserve">138,65</w:t>
             </w:r>
             <w:r>
               <w:rPr>
@@ -988,7 +988,7 @@
                 <w:szCs w:val="24"/>
                 <w:rtl w:val="0"/>
               </w:rPr>
-              <w:t xml:space="preserve">$6.612.362</w:t>
+              <w:t xml:space="preserve">$6.660.399</w:t>
             </w:r>
             <w:r>
               <w:rPr>
@@ -1098,7 +1098,7 @@
                 <w:szCs w:val="24"/>
                 <w:rtl w:val="0"/>
               </w:rPr>
-              <w:t xml:space="preserve">51,73</w:t>
+              <w:t xml:space="preserve">54,07</w:t>
             </w:r>
             <w:r>
               <w:rPr>
@@ -1268,7 +1268,7 @@
                 <w:szCs w:val="24"/>
                 <w:rtl w:val="0"/>
               </w:rPr>
-              <w:t xml:space="preserve">$2.816.311</w:t>
+              <w:t xml:space="preserve">$2.943.706</w:t>
             </w:r>
             <w:r>
               <w:rPr>
@@ -1378,7 +1378,7 @@
                 <w:szCs w:val="24"/>
                 <w:rtl w:val="0"/>
               </w:rPr>
-              <w:t xml:space="preserve">68,97</w:t>
+              <w:t xml:space="preserve">72,30</w:t>
             </w:r>
             <w:r>
               <w:rPr>
@@ -1548,7 +1548,7 @@
                 <w:szCs w:val="24"/>
                 <w:rtl w:val="0"/>
               </w:rPr>
-              <w:t xml:space="preserve">$3.754.899</w:t>
+              <w:t xml:space="preserve">$3.936.193</w:t>
             </w:r>
             <w:r>
               <w:rPr>
@@ -1658,7 +1658,7 @@
                 <w:szCs w:val="24"/>
                 <w:rtl w:val="0"/>
               </w:rPr>
-              <w:t xml:space="preserve">101,12</w:t>
+              <w:t xml:space="preserve">102,12</w:t>
             </w:r>
             <w:r>
               <w:rPr>
@@ -1828,7 +1828,7 @@
                 <w:szCs w:val="24"/>
                 <w:rtl w:val="0"/>
               </w:rPr>
-              <w:t xml:space="preserve">$5.181.389</w:t>
+              <w:t xml:space="preserve">$5.232.629</w:t>
             </w:r>
             <w:r>
               <w:rPr>
@@ -2498,7 +2498,7 @@
                 <w:szCs w:val="24"/>
                 <w:rtl w:val="0"/>
               </w:rPr>
-              <w:t xml:space="preserve">16,57</w:t>
+              <w:t xml:space="preserve">17,90</w:t>
             </w:r>
             <w:r>
               <w:rPr>
@@ -2668,7 +2668,7 @@
                 <w:szCs w:val="24"/>
                 <w:rtl w:val="0"/>
               </w:rPr>
-              <w:t xml:space="preserve">$849.047</w:t>
+              <w:t xml:space="preserve">$917.196</w:t>
             </w:r>
             <w:r>
               <w:rPr>
@@ -3338,7 +3338,7 @@
                 <w:szCs w:val="24"/>
                 <w:rtl w:val="0"/>
               </w:rPr>
-              <w:t xml:space="preserve">28,00</w:t>
+              <w:t xml:space="preserve">29,00</w:t>
             </w:r>
             <w:r>
               <w:rPr>
@@ -3508,7 +3508,7 @@
                 <w:szCs w:val="24"/>
                 <w:rtl w:val="0"/>
               </w:rPr>
-              <w:t xml:space="preserve">$1.210.545</w:t>
+              <w:t xml:space="preserve">$1.253.779</w:t>
             </w:r>
             <w:r>
               <w:rPr>
@@ -3588,7 +3588,7 @@
                 <w:szCs w:val="24"/>
                 <w:rtl w:val="0"/>
               </w:rPr>
-              <w:t xml:space="preserve">$31.325.190</w:t>
+              <w:t xml:space="preserve">$31.844.539</w:t>
             </w:r>
             <w:r>
               <w:rPr>
@@ -5913,7 +5913,7 @@
                 <w:szCs w:val="24"/>
                 <w:rtl w:val="0"/>
               </w:rPr>
-              <w:t xml:space="preserve">$31.325.190</w:t>
+              <w:t xml:space="preserve">$31.844.539</w:t>
             </w:r>
             <w:r>
               <w:rPr>
@@ -6147,7 +6147,7 @@
                 <w:szCs w:val="24"/>
                 <w:rtl w:val="0"/>
               </w:rPr>
-              <w:t xml:space="preserve">$31.557.004</w:t>
+              <w:t xml:space="preserve">$32.076.353</w:t>
             </w:r>
             <w:r>
               <w:rPr>
@@ -6223,7 +6223,7 @@
                 <w:szCs w:val="24"/>
                 <w:rtl w:val="0"/>
               </w:rPr>
-              <w:t xml:space="preserve">$7.889.251</w:t>
+              <w:t xml:space="preserve">$8.019.088</w:t>
             </w:r>
             <w:r>
               <w:rPr>
@@ -6305,7 +6305,7 @@
                 <w:szCs w:val="24"/>
                 <w:rtl w:val="0"/>
               </w:rPr>
-              <w:t xml:space="preserve">$39.446.255</w:t>
+              <w:t xml:space="preserve">$40.095.441</w:t>
             </w:r>
             <w:r>
               <w:rPr>
@@ -6380,7 +6380,7 @@
           <w:szCs w:val="24"/>
           <w:rtl w:val="0"/>
         </w:rPr>
-        <w:t xml:space="preserve">De los $31.557.004 de costo total, el 99,3% ($31.325.190) es costo de personal y apenas el 0,7% restante ($231.814, materiales y gastos operativos) es dinero que el equipo realmente va a desembolsar (componentes + gastos varios). Esto no es un error de cálculo: la tarifa de personal es un valor de referencia de mercado para un profesional junior, aplicado a las 633 horas planificadas de un proyecto de varios meses mide el VALOR del trabajo invertido por el equipo, no un pago en efectivo real entre compañeros. Es el mismo criterio que usa cualquier estudio de factibilidad económica: cuantificar el costo de oportunidad de las horas de trabajo, aunque en este proyecto nadie cobre ese monto. El desembolso de dinero real y concreto del proyecto es, en cambio, muy acotado: $122.139 en componentes electrónicos y $109.675 en gastos varios.</w:t>
+        <w:t xml:space="preserve">De los $32.076.353 de costo total, el 99,3% ($31.844.539) es costo de personal y apenas el 0,7% restante ($231.814, materiales y gastos operativos) es dinero que el equipo realmente va a desembolsar (componentes + gastos varios). Esto no es un error de cálculo: la tarifa de personal es un valor de referencia de mercado para un profesional junior, aplicado a las 643 horas planificadas de un proyecto de varios meses mide el VALOR del trabajo invertido por el equipo, no un pago en efectivo real entre compañeros. Es el mismo criterio que usa cualquier estudio de factibilidad económica: cuantificar el costo de oportunidad de las horas de trabajo, aunque en este proyecto nadie cobre ese monto. El desembolso de dinero real y concreto del proyecto es, en cambio, muy acotado: $122.139 en componentes electrónicos y $109.675 en gastos varios.</w:t>
       </w:r>
     </w:p>
     <w:p>
@@ -6434,7 +6434,7 @@
           <w:szCs w:val="24"/>
           <w:rtl w:val="0"/>
         </w:rPr>
-        <w:t xml:space="preserve">Como el costo de personal (99,3% del presupuesto) está calculado en USD y convertido a pesos con un tipo de cambio de referencia ($1.525 = 1 USD), toda la estimación es sensible a la cotización del dólar, que en Argentina puede variar de forma significativa en pocos meses. Una suba del 20% en el tipo de cambio elevaría el costo de personal a unos $37.600.000 (y el presupuesto final con margen a cerca de $47.300.000), sin que haya cambiado ni una hora de trabajo real. El costo en componentes electrónicos y gastos varios, al estar presupuestado directamente en pesos, no tiene esta sensibilidad. Conviene tratar el presupuesto final como una referencia a la fecha de este documento, y no como un número fijo si pasa mucho tiempo entre esta estimación y la compra/cierre real. Se recomienda registrar explícitamente en este documento la fecha en la que se tomó el tipo de cambio de referencia ($1.525 = 1 USD), para que quede como dato de contexto claro si el documento se consulta más adelante.</w:t>
+        <w:t xml:space="preserve">Como el costo de personal (99,3% del presupuesto) está calculado en USD y convertido a pesos con un tipo de cambio de referencia ($1.525 = 1 USD), toda la estimación es sensible a la cotización del dólar, que en Argentina puede variar de forma significativa en pocos meses. Una suba del 20% en el tipo de cambio elevaría el costo de personal a unos $38.200.000 (y el presupuesto final con margen a cerca de $48.100.000), sin que haya cambiado ni una hora de trabajo real. El costo en componentes electrónicos y gastos varios, al estar presupuestado directamente en pesos, no tiene esta sensibilidad. Conviene tratar el presupuesto final como una referencia a la fecha de este documento, y no como un número fijo si pasa mucho tiempo entre esta estimación y la compra/cierre real. Se recomienda registrar explícitamente en este documento la fecha en la que se tomó el tipo de cambio de referencia ($1.525 = 1 USD), para que quede como dato de contexto claro si el documento se consulta más adelante.</w:t>
       </w:r>
     </w:p>
     <w:p>
@@ -6885,7 +6885,7 @@
           <w:szCs w:val="24"/>
           <w:rtl w:val="0"/>
         </w:rPr>
-        <w:t xml:space="preserve">Sobre un costo total del proyecto de $31.557.004 (personal + componentes + gastos varios), se aplica un margen del 25%, lo que deja una ganancia proyectada de $7.889.251 sobre un presupuesto final de $39.446.255.</w:t>
+        <w:t xml:space="preserve">Sobre un costo total del proyecto de $32.076.353 (personal + componentes + gastos varios), se aplica un margen del 25%, lo que deja una ganancia proyectada de $8.019.088 sobre un presupuesto final de $40.095.441.</w:t>
       </w:r>
     </w:p>
     <w:p>
@@ -10577,7 +10577,7 @@
           <w:szCs w:val="24"/>
           <w:rtl w:val="0"/>
         </w:rPr>
-        <w:t xml:space="preserve">Por qué importa este servicio: el sistema se vende una sola vez ($39.446.255 con margen), pero el plan Completo factura $1.555.500 al año en abonos más $457.500 en visitas, o sea unos $2.013.000 anuales por cliente. Con el sistema ya desarrollado, cada telar adicional que se sume al servicio es casi todo ganancia, y es lo que sostendría el proyecto una vez terminada la etapa escolar.</w:t>
+        <w:t xml:space="preserve">Por qué importa este servicio: el sistema se vende una sola vez ($40.095.441 con margen), pero el plan Completo factura $1.555.500 al año en abonos más $457.500 en visitas, o sea unos $2.013.000 anuales por cliente. Con el sistema ya desarrollado, cada telar adicional que se sume al servicio es casi todo ganancia, y es lo que sostendría el proyecto una vez terminada la etapa escolar.</w:t>
       </w:r>
     </w:p>
     <w:p>
@@ -11313,7 +11313,7 @@
           <w:szCs w:val="24"/>
           <w:rtl w:val="0"/>
         </w:rPr>
-        <w:t xml:space="preserve">El proyecto tiene un costo total estimado de $31.557.004, compuesto casi en su totalidad (99,3%) por el valor del trabajo del equipo y solo marginalmente (0,7%, $231.814) por dinero que realmente hay que desembolsar en componentes y gastos operativos. Con el margen del 25% ya usado en la plantilla original, el presupuesto final asciende a $39.446.255, dejando una ganancia proyectada de $7.889.251.</w:t>
+        <w:t xml:space="preserve">El proyecto tiene un costo total estimado de $32.076.353, compuesto casi en su totalidad (99,3%) por el valor del trabajo del equipo y solo marginalmente (0,7%, $231.814) por dinero que realmente hay que desembolsar en componentes y gastos operativos. Con el margen del 25% ya usado en la plantilla original, el presupuesto final asciende a $40.095.441, dejando una ganancia proyectada de $8.019.088.</w:t>
       </w:r>
     </w:p>
     <w:p>

--- a/documentacion_proyecto/Estimacion_Costos_Ganancia_Contrato_v4.docx
+++ b/documentacion_proyecto/Estimacion_Costos_Ganancia_Contrato_v4.docx
@@ -4389,7 +4389,7 @@
                 <w:szCs w:val="24"/>
                 <w:rtl w:val="0"/>
               </w:rPr>
-              <w:t xml:space="preserve">Recién después de medir el telar (tarea 5.9)</w:t>
+              <w:t xml:space="preserve">Después de medir el lector (medido el 17/10/2026)</w:t>
             </w:r>
             <w:r>
               <w:rPr>
@@ -6997,7 +6997,7 @@
           <w:vertAlign w:val="baseline"/>
           <w:rtl w:val="0"/>
         </w:rPr>
-        <w:t xml:space="preserve">Componentes electrónicos: $122.139, distribuidos en los Bloques A, C y D. El Bloque A ya está comprado e instalado; del Bloque C ya se compró el sensor, y lo que falta de los Bloques C y D se compra después de medir el lector óptico.</w:t>
+        <w:t xml:space="preserve">Componentes electrónicos: $122.139, distribuidos en los Bloques A, C y D. El Bloque A ya está comprado e instalado; del Bloque C ya se compró el sensor, y lo que falta de los Bloques C y D se compra con la medición del lector óptico, hecha el 17/10/2026.</w:t>
       </w:r>
       <w:r>
         <w:rPr>
@@ -11366,10 +11366,13 @@
   <w:p>
     <w:pPr>
       <w:jc w:val="center"/>
-      <w:rPr/>
+      <w:rPr>
+        <w:rFonts w:ascii="IBM Plex Sans" w:cs="IBM Plex Sans" w:eastAsia="IBM Plex Sans" w:hAnsi="IBM Plex Sans"/>
+      </w:rPr>
     </w:pPr>
     <w:r>
       <w:rPr>
+        <w:rFonts w:ascii="IBM Plex Sans" w:cs="IBM Plex Sans" w:eastAsia="IBM Plex Sans" w:hAnsi="IBM Plex Sans"/>
         <w:color w:val="808080"/>
         <w:sz w:val="16"/>
         <w:szCs w:val="16"/>
@@ -11393,10 +11396,13 @@
   <w:p>
     <w:pPr>
       <w:jc w:val="right"/>
-      <w:rPr/>
+      <w:rPr>
+        <w:rFonts w:ascii="IBM Plex Sans" w:cs="IBM Plex Sans" w:eastAsia="IBM Plex Sans" w:hAnsi="IBM Plex Sans"/>
+      </w:rPr>
     </w:pPr>
     <w:r>
       <w:rPr>
+        <w:rFonts w:ascii="IBM Plex Sans" w:cs="IBM Plex Sans" w:eastAsia="IBM Plex Sans" w:hAnsi="IBM Plex Sans"/>
         <w:color w:val="808080"/>
         <w:sz w:val="16"/>
         <w:szCs w:val="16"/>
@@ -11631,6 +11637,7 @@
   <w:docDefaults>
     <w:rPrDefault>
       <w:rPr>
+        <w:rFonts w:ascii="IBM Plex Sans" w:cs="IBM Plex Sans" w:eastAsia="IBM Plex Sans" w:hAnsi="IBM Plex Sans"/>
         <w:lang w:val="es-AR"/>
       </w:rPr>
     </w:rPrDefault>

--- a/documentacion_proyecto/Estimacion_Costos_Ganancia_Contrato_v4.docx
+++ b/documentacion_proyecto/Estimacion_Costos_Ganancia_Contrato_v4.docx
@@ -4,6 +4,7 @@
   <w:body>
     <w:p>
       <w:pPr>
+        <w:keepNext/>
         <w:spacing w:after="100" w:lineRule="auto"/>
         <w:rPr>
           <w:rFonts w:ascii="IBM Plex Sans" w:cs="IBM Plex Sans" w:eastAsia="IBM Plex Sans" w:hAnsi="IBM Plex Sans"/>
@@ -84,6 +85,7 @@
     <w:p>
       <w:pPr>
         <w:pStyle w:val="Heading1"/>
+        <w:keepNext/>
         <w:spacing w:after="200" w:before="400" w:lineRule="auto"/>
         <w:rPr>
           <w:rFonts w:ascii="Questrial" w:cs="Questrial" w:eastAsia="Questrial" w:hAnsi="Questrial"/>
@@ -142,6 +144,7 @@
     <w:p>
       <w:pPr>
         <w:pStyle w:val="Heading1"/>
+        <w:keepNext/>
         <w:spacing w:after="200" w:before="400" w:lineRule="auto"/>
         <w:rPr>
           <w:rFonts w:ascii="Questrial" w:cs="Questrial" w:eastAsia="Questrial" w:hAnsi="Questrial"/>
@@ -163,6 +166,7 @@
     </w:p>
     <w:p>
       <w:pPr>
+        <w:keepNext/>
         <w:spacing w:after="150" w:lineRule="auto"/>
         <w:rPr>
           <w:rFonts w:ascii="IBM Plex Sans" w:cs="IBM Plex Sans" w:eastAsia="IBM Plex Sans" w:hAnsi="IBM Plex Sans"/>
@@ -314,6 +318,7 @@
     <w:p>
       <w:pPr>
         <w:pStyle w:val="Heading1"/>
+        <w:keepNext/>
         <w:spacing w:after="200" w:before="400" w:lineRule="auto"/>
         <w:rPr>
           <w:rFonts w:ascii="Questrial" w:cs="Questrial" w:eastAsia="Questrial" w:hAnsi="Questrial"/>
@@ -336,6 +341,7 @@
     <w:p>
       <w:pPr>
         <w:pStyle w:val="Heading2"/>
+        <w:keepNext/>
         <w:spacing w:after="150" w:before="300" w:lineRule="auto"/>
         <w:rPr>
           <w:rFonts w:ascii="Questrial" w:cs="Questrial" w:eastAsia="Questrial" w:hAnsi="Questrial"/>
@@ -414,7 +420,7 @@
       </w:tblGrid>
       <w:tr>
         <w:trPr>
-          <w:cantSplit w:val="0"/>
+          <w:cantSplit/>
           <w:trHeight w:val="448" w:hRule="atLeast"/>
           <w:tblHeader w:val="1"/>
         </w:trPr>
@@ -720,7 +726,7 @@
       </w:tr>
       <w:tr>
         <w:trPr>
-          <w:cantSplit w:val="0"/>
+          <w:cantSplit/>
           <w:trHeight w:val="214" w:hRule="atLeast"/>
           <w:tblHeader w:val="0"/>
         </w:trPr>
@@ -1000,7 +1006,7 @@
       </w:tr>
       <w:tr>
         <w:trPr>
-          <w:cantSplit w:val="0"/>
+          <w:cantSplit/>
           <w:trHeight w:val="214" w:hRule="atLeast"/>
           <w:tblHeader w:val="0"/>
         </w:trPr>
@@ -1280,7 +1286,7 @@
       </w:tr>
       <w:tr>
         <w:trPr>
-          <w:cantSplit w:val="0"/>
+          <w:cantSplit/>
           <w:trHeight w:val="70" w:hRule="atLeast"/>
           <w:tblHeader w:val="0"/>
         </w:trPr>
@@ -1560,7 +1566,7 @@
       </w:tr>
       <w:tr>
         <w:trPr>
-          <w:cantSplit w:val="0"/>
+          <w:cantSplit/>
           <w:trHeight w:val="429" w:hRule="atLeast"/>
           <w:tblHeader w:val="0"/>
         </w:trPr>
@@ -1840,7 +1846,7 @@
       </w:tr>
       <w:tr>
         <w:trPr>
-          <w:cantSplit w:val="0"/>
+          <w:cantSplit/>
           <w:trHeight w:val="214" w:hRule="atLeast"/>
           <w:tblHeader w:val="0"/>
         </w:trPr>
@@ -2120,7 +2126,7 @@
       </w:tr>
       <w:tr>
         <w:trPr>
-          <w:cantSplit w:val="0"/>
+          <w:cantSplit/>
           <w:trHeight w:val="234" w:hRule="atLeast"/>
           <w:tblHeader w:val="0"/>
         </w:trPr>
@@ -2400,7 +2406,7 @@
       </w:tr>
       <w:tr>
         <w:trPr>
-          <w:cantSplit w:val="0"/>
+          <w:cantSplit/>
           <w:trHeight w:val="214" w:hRule="atLeast"/>
           <w:tblHeader w:val="0"/>
         </w:trPr>
@@ -2680,7 +2686,7 @@
       </w:tr>
       <w:tr>
         <w:trPr>
-          <w:cantSplit w:val="0"/>
+          <w:cantSplit/>
           <w:trHeight w:val="214" w:hRule="atLeast"/>
           <w:tblHeader w:val="0"/>
         </w:trPr>
@@ -2960,7 +2966,7 @@
       </w:tr>
       <w:tr>
         <w:trPr>
-          <w:cantSplit w:val="0"/>
+          <w:cantSplit/>
           <w:trHeight w:val="214" w:hRule="atLeast"/>
           <w:tblHeader w:val="0"/>
         </w:trPr>
@@ -3240,7 +3246,7 @@
       </w:tr>
       <w:tr>
         <w:trPr>
-          <w:cantSplit w:val="0"/>
+          <w:cantSplit/>
           <w:trHeight w:val="214" w:hRule="atLeast"/>
           <w:tblHeader w:val="0"/>
         </w:trPr>
@@ -3520,7 +3526,7 @@
       </w:tr>
       <w:tr>
         <w:trPr>
-          <w:cantSplit w:val="0"/>
+          <w:cantSplit/>
           <w:trHeight w:val="293" w:hRule="atLeast"/>
           <w:tblHeader w:val="0"/>
         </w:trPr>
@@ -3618,6 +3624,7 @@
     <w:p>
       <w:pPr>
         <w:pStyle w:val="Heading2"/>
+        <w:keepNext/>
         <w:spacing w:after="150" w:before="300" w:lineRule="auto"/>
         <w:rPr>
           <w:rFonts w:ascii="Questrial" w:cs="Questrial" w:eastAsia="Questrial" w:hAnsi="Questrial"/>
@@ -3716,7 +3723,7 @@
       </w:tblGrid>
       <w:tr>
         <w:trPr>
-          <w:cantSplit w:val="0"/>
+          <w:cantSplit/>
           <w:trHeight w:val="234" w:hRule="atLeast"/>
           <w:tblHeader w:val="1"/>
         </w:trPr>
@@ -3875,7 +3882,7 @@
       </w:tr>
       <w:tr>
         <w:trPr>
-          <w:cantSplit w:val="0"/>
+          <w:cantSplit/>
           <w:trHeight w:val="234" w:hRule="atLeast"/>
           <w:tblHeader w:val="0"/>
         </w:trPr>
@@ -4014,7 +4021,7 @@
       </w:tr>
       <w:tr>
         <w:trPr>
-          <w:cantSplit w:val="0"/>
+          <w:cantSplit/>
           <w:trHeight w:val="234" w:hRule="atLeast"/>
           <w:tblHeader w:val="0"/>
         </w:trPr>
@@ -4153,7 +4160,7 @@
       </w:tr>
       <w:tr>
         <w:trPr>
-          <w:cantSplit w:val="0"/>
+          <w:cantSplit/>
           <w:trHeight w:val="255" w:hRule="atLeast"/>
           <w:tblHeader w:val="0"/>
         </w:trPr>
@@ -4292,7 +4299,7 @@
       </w:tr>
       <w:tr>
         <w:trPr>
-          <w:cantSplit w:val="0"/>
+          <w:cantSplit/>
           <w:trHeight w:val="234" w:hRule="atLeast"/>
           <w:tblHeader w:val="0"/>
         </w:trPr>
@@ -4431,7 +4438,7 @@
       </w:tr>
       <w:tr>
         <w:trPr>
-          <w:cantSplit w:val="0"/>
+          <w:cantSplit/>
           <w:trHeight w:val="298" w:hRule="atLeast"/>
           <w:tblHeader w:val="0"/>
         </w:trPr>
@@ -4530,6 +4537,7 @@
     <w:p>
       <w:pPr>
         <w:pStyle w:val="Heading2"/>
+        <w:keepNext/>
         <w:spacing w:after="150" w:before="300" w:lineRule="auto"/>
         <w:rPr>
           <w:rFonts w:ascii="Questrial" w:cs="Questrial" w:eastAsia="Questrial" w:hAnsi="Questrial"/>
@@ -4604,7 +4612,7 @@
       </w:tblGrid>
       <w:tr>
         <w:trPr>
-          <w:cantSplit w:val="0"/>
+          <w:cantSplit/>
           <w:trHeight w:val="234" w:hRule="atLeast"/>
           <w:tblHeader w:val="1"/>
         </w:trPr>
@@ -4839,7 +4847,7 @@
       </w:tr>
       <w:tr>
         <w:trPr>
-          <w:cantSplit w:val="0"/>
+          <w:cantSplit/>
           <w:trHeight w:val="234" w:hRule="atLeast"/>
           <w:tblHeader w:val="0"/>
         </w:trPr>
@@ -5055,7 +5063,7 @@
       </w:tr>
       <w:tr>
         <w:trPr>
-          <w:cantSplit w:val="0"/>
+          <w:cantSplit/>
           <w:trHeight w:val="234" w:hRule="atLeast"/>
           <w:tblHeader w:val="0"/>
         </w:trPr>
@@ -5271,7 +5279,7 @@
       </w:tr>
       <w:tr>
         <w:trPr>
-          <w:cantSplit w:val="0"/>
+          <w:cantSplit/>
           <w:trHeight w:val="255" w:hRule="atLeast"/>
           <w:tblHeader w:val="0"/>
         </w:trPr>
@@ -5487,7 +5495,7 @@
       </w:tr>
       <w:tr>
         <w:trPr>
-          <w:cantSplit w:val="0"/>
+          <w:cantSplit/>
           <w:trHeight w:val="234" w:hRule="atLeast"/>
           <w:tblHeader w:val="0"/>
         </w:trPr>
@@ -5703,7 +5711,7 @@
       </w:tr>
       <w:tr>
         <w:trPr>
-          <w:cantSplit w:val="0"/>
+          <w:cantSplit/>
           <w:trHeight w:val="298" w:hRule="atLeast"/>
           <w:tblHeader w:val="0"/>
         </w:trPr>
@@ -5802,6 +5810,7 @@
     <w:p>
       <w:pPr>
         <w:pStyle w:val="Heading2"/>
+        <w:keepNext/>
         <w:spacing w:after="150" w:before="300" w:lineRule="auto"/>
         <w:rPr>
           <w:rFonts w:ascii="Questrial" w:cs="Questrial" w:eastAsia="Questrial" w:hAnsi="Questrial"/>
@@ -5849,7 +5858,7 @@
       </w:tblGrid>
       <w:tr>
         <w:trPr>
-          <w:cantSplit w:val="0"/>
+          <w:cantSplit/>
           <w:trHeight w:val="243" w:hRule="atLeast"/>
           <w:tblHeader w:val="0"/>
         </w:trPr>
@@ -5925,7 +5934,7 @@
       </w:tr>
       <w:tr>
         <w:trPr>
-          <w:cantSplit w:val="0"/>
+          <w:cantSplit/>
           <w:trHeight w:val="243" w:hRule="atLeast"/>
           <w:tblHeader w:val="0"/>
         </w:trPr>
@@ -6001,7 +6010,7 @@
       </w:tr>
       <w:tr>
         <w:trPr>
-          <w:cantSplit w:val="0"/>
+          <w:cantSplit/>
           <w:trHeight w:val="243" w:hRule="atLeast"/>
           <w:tblHeader w:val="0"/>
         </w:trPr>
@@ -6077,7 +6086,7 @@
       </w:tr>
       <w:tr>
         <w:trPr>
-          <w:cantSplit w:val="0"/>
+          <w:cantSplit/>
           <w:trHeight w:val="266" w:hRule="atLeast"/>
           <w:tblHeader w:val="0"/>
         </w:trPr>
@@ -6159,7 +6168,7 @@
       </w:tr>
       <w:tr>
         <w:trPr>
-          <w:cantSplit w:val="0"/>
+          <w:cantSplit/>
           <w:trHeight w:val="243" w:hRule="atLeast"/>
           <w:tblHeader w:val="0"/>
         </w:trPr>
@@ -6235,7 +6244,7 @@
       </w:tr>
       <w:tr>
         <w:trPr>
-          <w:cantSplit w:val="0"/>
+          <w:cantSplit/>
           <w:trHeight w:val="243" w:hRule="atLeast"/>
           <w:tblHeader w:val="0"/>
         </w:trPr>
@@ -6347,6 +6356,7 @@
     <w:p>
       <w:pPr>
         <w:pStyle w:val="Heading1"/>
+        <w:keepNext/>
         <w:rPr>
           <w:rFonts w:ascii="Questrial" w:cs="Questrial" w:eastAsia="Questrial" w:hAnsi="Questrial"/>
           <w:color w:val="1E3A5F"/>
@@ -6401,6 +6411,7 @@
     <w:p>
       <w:pPr>
         <w:pStyle w:val="Heading1"/>
+        <w:keepNext/>
         <w:rPr>
           <w:rFonts w:ascii="Questrial" w:cs="Questrial" w:eastAsia="Questrial" w:hAnsi="Questrial"/>
           <w:color w:val="1E3A5F"/>
@@ -6468,6 +6479,7 @@
     <w:p>
       <w:pPr>
         <w:pStyle w:val="Heading1"/>
+        <w:keepNext/>
         <w:spacing w:after="200" w:before="400" w:lineRule="auto"/>
         <w:rPr>
           <w:rFonts w:ascii="Questrial" w:cs="Questrial" w:eastAsia="Questrial" w:hAnsi="Questrial"/>
@@ -6489,6 +6501,7 @@
     </w:p>
     <w:p>
       <w:pPr>
+        <w:keepNext/>
         <w:spacing w:after="150" w:lineRule="auto"/>
         <w:rPr>
           <w:rFonts w:ascii="IBM Plex Sans" w:cs="IBM Plex Sans" w:eastAsia="IBM Plex Sans" w:hAnsi="IBM Plex Sans"/>
@@ -6543,6 +6556,8 @@
       <w:r>
         <w:rPr>
           <w:rFonts w:ascii="IBM Plex Sans" w:cs="IBM Plex Sans" w:eastAsia="IBM Plex Sans" w:hAnsi="IBM Plex Sans"/>
+          <w:b w:val="1"/>
+          <w:bCs w:val="1"/>
           <w:i w:val="0"/>
           <w:iCs w:val="0"/>
           <w:smallCaps w:val="0"/>
@@ -6555,7 +6570,24 @@
           <w:vertAlign w:val="baseline"/>
           <w:rtl w:val="0"/>
         </w:rPr>
-        <w:t xml:space="preserve">Cable de control: conecta los 3 relés a los botones físicos del telar. Definido: cable multifilar común de 6 conductores y 1 mm², 3 m (Marcha/Pausa/Retroceder). Se descartó el cable mallado tras consultar con un profesional: la señal de contacto seco a 24 V no lo requiere en esta instalación, lo que sirve tanto para los relés como para el sensado, ya que ambos se conectan al mismo par de terminales de cada botón. Figura como ítems en la lista de componentes, dentro del Bloque A.</w:t>
+        <w:t xml:space="preserve">Cable de control:</w:t>
+      </w:r>
+      <w:r>
+        <w:rPr>
+          <w:rFonts w:ascii="IBM Plex Sans" w:cs="IBM Plex Sans" w:eastAsia="IBM Plex Sans" w:hAnsi="IBM Plex Sans"/>
+          <w:i w:val="0"/>
+          <w:iCs w:val="0"/>
+          <w:smallCaps w:val="0"/>
+          <w:strike w:val="0"/>
+          <w:color w:val="000000"/>
+          <w:sz w:val="24"/>
+          <w:szCs w:val="24"/>
+          <w:u w:val="none"/>
+          <w:shd w:fill="auto" w:val="clear"/>
+          <w:vertAlign w:val="baseline"/>
+          <w:rtl w:val="0"/>
+        </w:rPr>
+        <w:t xml:space="preserve"> conecta los 3 relés a los botones físicos del telar. Definido: cable multifilar común de 6 conductores y 1 mm², 3 m (Marcha/Pausa/Retroceder). Se descartó el cable mallado tras consultar con un profesional: la señal de contacto seco a 24 V no lo requiere en esta instalación, lo que sirve tanto para los relés como para el sensado, ya que ambos se conectan al mismo par de terminales de cada botón. Figura como ítems en la lista de componentes, dentro del Bloque A.</w:t>
       </w:r>
       <w:r>
         <w:rPr>
@@ -6709,6 +6741,8 @@
           <w:r>
             <w:rPr>
               <w:rFonts w:ascii="IBM Plex Sans" w:cs="IBM Plex Sans" w:eastAsia="IBM Plex Sans" w:hAnsi="IBM Plex Sans"/>
+              <w:b w:val="1"/>
+              <w:bCs w:val="1"/>
               <w:i w:val="0"/>
               <w:iCs w:val="0"/>
               <w:smallCaps w:val="0"/>
@@ -6721,7 +6755,24 @@
               <w:vertAlign w:val="baseline"/>
               <w:rtl w:val="0"/>
             </w:rPr>
-            <w:t xml:space="preserve">Gabinete o caja de protección: caja Roker IP65 230x300x106mm, ya comprada, para el ESP32, el módulo de relés y la fuente 220V→5V. Su precio, el de los 4 prensacables PG11 y el de las borneras ya están cargados como costo en el Bloque A de la lista de componentes.</w:t>
+            <w:t xml:space="preserve">Gabinete o caja de protección:</w:t>
+          </w:r>
+          <w:r>
+            <w:rPr>
+              <w:rFonts w:ascii="IBM Plex Sans" w:cs="IBM Plex Sans" w:eastAsia="IBM Plex Sans" w:hAnsi="IBM Plex Sans"/>
+              <w:i w:val="0"/>
+              <w:iCs w:val="0"/>
+              <w:smallCaps w:val="0"/>
+              <w:strike w:val="0"/>
+              <w:color w:val="000000"/>
+              <w:sz w:val="24"/>
+              <w:szCs w:val="24"/>
+              <w:u w:val="none"/>
+              <w:shd w:fill="auto" w:val="clear"/>
+              <w:vertAlign w:val="baseline"/>
+              <w:rtl w:val="0"/>
+            </w:rPr>
+            <w:t xml:space="preserve"> caja Roker IP65 230x300x106mm, ya comprada, para el ESP32, el módulo de relés y la fuente 220V→5V. Su precio, el de los 4 prensacables PG11 y el de las borneras ya están cargados como costo en el Bloque A de la lista de componentes.</w:t>
           </w:r>
         </w:sdtContent>
       </w:sdt>
@@ -6828,6 +6879,7 @@
     <w:p>
       <w:pPr>
         <w:pStyle w:val="Heading1"/>
+        <w:keepNext/>
         <w:spacing w:after="200" w:before="400" w:lineRule="auto"/>
         <w:rPr>
           <w:rFonts w:ascii="Questrial" w:cs="Questrial" w:eastAsia="Questrial" w:hAnsi="Questrial"/>
@@ -6850,6 +6902,7 @@
     <w:p>
       <w:pPr>
         <w:pStyle w:val="Heading2"/>
+        <w:keepNext/>
         <w:spacing w:after="150" w:before="300" w:lineRule="auto"/>
         <w:rPr>
           <w:rFonts w:ascii="Questrial" w:cs="Questrial" w:eastAsia="Questrial" w:hAnsi="Questrial"/>
@@ -6910,6 +6963,7 @@
     <w:p>
       <w:pPr>
         <w:pStyle w:val="Heading2"/>
+        <w:keepNext/>
         <w:spacing w:after="150" w:before="300" w:lineRule="auto"/>
         <w:rPr>
           <w:rFonts w:ascii="Questrial" w:cs="Questrial" w:eastAsia="Questrial" w:hAnsi="Questrial"/>
@@ -7350,6 +7404,7 @@
     <w:p>
       <w:pPr>
         <w:pStyle w:val="Heading1"/>
+        <w:keepNext/>
         <w:spacing w:after="200" w:before="400" w:lineRule="auto"/>
         <w:rPr>
           <w:rFonts w:ascii="Questrial" w:cs="Questrial" w:eastAsia="Questrial" w:hAnsi="Questrial"/>
@@ -7391,6 +7446,7 @@
     <w:p>
       <w:pPr>
         <w:pStyle w:val="Heading2"/>
+        <w:keepNext/>
         <w:spacing w:after="150" w:before="300" w:lineRule="auto"/>
         <w:rPr>
           <w:rFonts w:ascii="Questrial" w:cs="Questrial" w:eastAsia="Questrial" w:hAnsi="Questrial"/>
@@ -7777,6 +7833,7 @@
     <w:p>
       <w:pPr>
         <w:pStyle w:val="Heading1"/>
+        <w:keepNext/>
         <w:spacing w:after="200" w:before="400" w:lineRule="auto"/>
         <w:rPr>
           <w:rFonts w:ascii="Questrial" w:cs="Questrial" w:eastAsia="Questrial" w:hAnsi="Questrial"/>
@@ -7818,6 +7875,7 @@
     <w:p>
       <w:pPr>
         <w:pStyle w:val="Heading2"/>
+        <w:keepNext/>
         <w:spacing w:after="150" w:before="300" w:lineRule="auto"/>
         <w:rPr>
           <w:rFonts w:ascii="Questrial" w:cs="Questrial" w:eastAsia="Questrial" w:hAnsi="Questrial"/>
@@ -7901,9 +7959,9 @@
       </w:tblGrid>
       <w:tr>
         <w:trPr>
-          <w:cantSplit w:val="0"/>
+          <w:cantSplit/>
           <w:trHeight w:val="360" w:hRule="atLeast"/>
-          <w:tblHeader w:val="0"/>
+          <w:tblHeader/>
         </w:trPr>
         <w:tc>
           <w:tcPr>
@@ -8037,7 +8095,7 @@
       </w:tr>
       <w:tr>
         <w:trPr>
-          <w:cantSplit w:val="0"/>
+          <w:cantSplit/>
           <w:trHeight w:val="1275" w:hRule="atLeast"/>
           <w:tblHeader w:val="0"/>
         </w:trPr>
@@ -8183,7 +8241,7 @@
       </w:tr>
       <w:tr>
         <w:trPr>
-          <w:cantSplit w:val="0"/>
+          <w:cantSplit/>
           <w:trHeight w:val="1185" w:hRule="atLeast"/>
           <w:tblHeader w:val="0"/>
         </w:trPr>
@@ -8329,7 +8387,7 @@
       </w:tr>
       <w:tr>
         <w:trPr>
-          <w:cantSplit w:val="0"/>
+          <w:cantSplit/>
           <w:trHeight w:val="675" w:hRule="atLeast"/>
           <w:tblHeader w:val="0"/>
         </w:trPr>
@@ -8475,7 +8533,7 @@
       </w:tr>
       <w:tr>
         <w:trPr>
-          <w:cantSplit w:val="0"/>
+          <w:cantSplit/>
           <w:trHeight w:val="915" w:hRule="atLeast"/>
           <w:tblHeader w:val="0"/>
         </w:trPr>
@@ -8621,7 +8679,7 @@
       </w:tr>
       <w:tr>
         <w:trPr>
-          <w:cantSplit w:val="0"/>
+          <w:cantSplit/>
           <w:trHeight w:val="825" w:hRule="atLeast"/>
           <w:tblHeader w:val="0"/>
         </w:trPr>
@@ -8767,7 +8825,7 @@
       </w:tr>
       <w:tr>
         <w:trPr>
-          <w:cantSplit w:val="0"/>
+          <w:cantSplit/>
           <w:trHeight w:val="855" w:hRule="atLeast"/>
           <w:tblHeader w:val="0"/>
         </w:trPr>
@@ -8913,7 +8971,7 @@
       </w:tr>
       <w:tr>
         <w:trPr>
-          <w:cantSplit w:val="0"/>
+          <w:cantSplit/>
           <w:trHeight w:val="1020" w:hRule="atLeast"/>
           <w:tblHeader w:val="0"/>
         </w:trPr>
@@ -9059,7 +9117,7 @@
       </w:tr>
       <w:tr>
         <w:trPr>
-          <w:cantSplit w:val="0"/>
+          <w:cantSplit/>
           <w:trHeight w:val="645" w:hRule="atLeast"/>
           <w:tblHeader w:val="0"/>
         </w:trPr>
@@ -9222,6 +9280,7 @@
     <w:p>
       <w:pPr>
         <w:pStyle w:val="Heading2"/>
+        <w:keepNext/>
         <w:spacing w:after="150" w:lineRule="auto" w:before="300"/>
         <w:rPr>
           <w:rFonts w:ascii="IBM Plex Sans" w:cs="IBM Plex Sans" w:eastAsia="IBM Plex Sans" w:hAnsi="IBM Plex Sans"/>
@@ -9243,6 +9302,7 @@
     </w:p>
     <w:p>
       <w:pPr>
+        <w:keepNext/>
         <w:spacing w:after="150" w:lineRule="auto"/>
         <w:rPr>
           <w:rFonts w:ascii="IBM Plex Sans" w:cs="IBM Plex Sans" w:eastAsia="IBM Plex Sans" w:hAnsi="IBM Plex Sans"/>
@@ -9643,6 +9703,7 @@
     <w:p>
       <w:pPr>
         <w:pStyle w:val="Heading2"/>
+        <w:keepNext/>
         <w:spacing w:after="150" w:before="300" w:lineRule="auto"/>
         <w:rPr>
           <w:rFonts w:ascii="Questrial" w:cs="Questrial" w:eastAsia="Questrial" w:hAnsi="Questrial"/>
@@ -9728,9 +9789,9 @@
       </w:tblGrid>
       <w:tr>
         <w:trPr>
-          <w:cantSplit w:val="0"/>
+          <w:cantSplit/>
           <w:trHeight w:val="705" w:hRule="atLeast"/>
-          <w:tblHeader w:val="0"/>
+          <w:tblHeader/>
         </w:trPr>
         <w:tc>
           <w:tcPr>
@@ -9911,7 +9972,7 @@
       </w:tr>
       <w:tr>
         <w:trPr>
-          <w:cantSplit w:val="0"/>
+          <w:cantSplit/>
           <w:trHeight w:val="1335" w:hRule="atLeast"/>
           <w:tblHeader w:val="0"/>
         </w:trPr>
@@ -10070,7 +10131,7 @@
       </w:tr>
       <w:tr>
         <w:trPr>
-          <w:cantSplit w:val="0"/>
+          <w:cantSplit/>
           <w:trHeight w:val="1785" w:hRule="atLeast"/>
           <w:tblHeader w:val="0"/>
         </w:trPr>
@@ -10229,7 +10290,7 @@
       </w:tr>
       <w:tr>
         <w:trPr>
-          <w:cantSplit w:val="0"/>
+          <w:cantSplit/>
           <w:trHeight w:val="870" w:hRule="atLeast"/>
           <w:tblHeader w:val="0"/>
         </w:trPr>
@@ -10388,7 +10449,7 @@
       </w:tr>
       <w:tr>
         <w:trPr>
-          <w:cantSplit w:val="0"/>
+          <w:cantSplit/>
           <w:trHeight w:val="1395" w:hRule="atLeast"/>
           <w:tblHeader w:val="0"/>
         </w:trPr>
@@ -10602,6 +10663,7 @@
     <w:p>
       <w:pPr>
         <w:pStyle w:val="Heading2"/>
+        <w:keepNext/>
         <w:spacing w:after="150" w:before="300" w:lineRule="auto"/>
         <w:rPr>
           <w:rFonts w:ascii="Questrial" w:cs="Questrial" w:eastAsia="Questrial" w:hAnsi="Questrial"/>
@@ -10643,6 +10705,7 @@
     <w:p>
       <w:pPr>
         <w:pStyle w:val="Heading2"/>
+        <w:keepNext/>
         <w:spacing w:after="150" w:before="300" w:lineRule="auto"/>
         <w:rPr>
           <w:rFonts w:ascii="Questrial" w:cs="Questrial" w:eastAsia="Questrial" w:hAnsi="Questrial"/>
@@ -10684,6 +10747,7 @@
     <w:p>
       <w:pPr>
         <w:pStyle w:val="Heading2"/>
+        <w:keepNext/>
         <w:spacing w:after="150" w:before="300" w:lineRule="auto"/>
         <w:rPr>
           <w:rFonts w:ascii="Questrial" w:cs="Questrial" w:eastAsia="Questrial" w:hAnsi="Questrial"/>
@@ -10705,6 +10769,7 @@
     </w:p>
     <w:p>
       <w:pPr>
+        <w:keepNext/>
         <w:spacing w:after="150" w:lineRule="auto"/>
         <w:rPr>
           <w:rFonts w:ascii="IBM Plex Sans" w:cs="IBM Plex Sans" w:eastAsia="IBM Plex Sans" w:hAnsi="IBM Plex Sans"/>
@@ -10953,6 +11018,7 @@
     <w:p>
       <w:pPr>
         <w:pStyle w:val="Heading2"/>
+        <w:keepNext/>
         <w:spacing w:after="150" w:before="300" w:lineRule="auto"/>
         <w:rPr>
           <w:rFonts w:ascii="Questrial" w:cs="Questrial" w:eastAsia="Questrial" w:hAnsi="Questrial"/>
@@ -11222,6 +11288,7 @@
     <w:p>
       <w:pPr>
         <w:pStyle w:val="Heading2"/>
+        <w:keepNext/>
         <w:spacing w:after="150" w:before="300" w:lineRule="auto"/>
         <w:rPr>
           <w:rFonts w:ascii="Questrial" w:cs="Questrial" w:eastAsia="Questrial" w:hAnsi="Questrial"/>
@@ -11279,6 +11346,7 @@
     <w:p>
       <w:pPr>
         <w:pStyle w:val="Heading1"/>
+        <w:keepNext/>
         <w:rPr>
           <w:rFonts w:ascii="Questrial" w:cs="Questrial" w:eastAsia="Questrial" w:hAnsi="Questrial"/>
           <w:color w:val="1E3A5F"/>

--- a/documentacion_proyecto/Estimacion_Costos_Ganancia_Contrato_v4.docx
+++ b/documentacion_proyecto/Estimacion_Costos_Ganancia_Contrato_v4.docx
@@ -3675,8 +3675,8 @@
       </w:pPr>
       <w:sdt>
         <w:sdtPr>
+          <w:tag w:val="goog_rdk_0"/>
           <w:id w:val="663124119"/>
-          <w:tag w:val="goog_rdk_0"/>
         </w:sdtPr>
         <w:sdtContent>
           <w:r>
@@ -6734,8 +6734,8 @@
       </w:pPr>
       <w:sdt>
         <w:sdtPr>
+          <w:tag w:val="goog_rdk_1"/>
           <w:id w:val="-707200803"/>
-          <w:tag w:val="goog_rdk_1"/>
         </w:sdtPr>
         <w:sdtContent>
           <w:r>
@@ -11422,7 +11422,7 @@
       <w:headerReference r:id="rId7" w:type="default"/>
       <w:footerReference r:id="rId8" w:type="default"/>
       <w:pgSz w:h="23811" w:w="16838" w:orient="portrait"/>
-      <w:pgMar w:bottom="1080" w:top="1080" w:left="720" w:right="720" w:header="708" w:footer="708"/>
+      <w:pgMar w:bottom="1080" w:top="1080" w:left="720" w:right="720" w:header="708" w:footer="708" w:gutter="0"/>
       <w:pgNumType w:start="1"/>
     </w:sectPr>
   </w:body>

--- a/documentacion_proyecto/Estimacion_Costos_Ganancia_Contrato_v4.docx
+++ b/documentacion_proyecto/Estimacion_Costos_Ganancia_Contrato_v4.docx
@@ -383,7 +383,7 @@
     <w:tbl>
       <w:tblPr>
         <w:tblStyle w:val="Table1"/>
-        <w:tblW w:w="14885.000000000002" w:type="dxa"/>
+        <w:tblW w:w="14885" w:type="dxa"/>
         <w:jc w:val="left"/>
         <w:tblBorders>
           <w:top w:color="000000" w:space="0" w:sz="4" w:val="single"/>
@@ -398,12 +398,12 @@
       </w:tblPr>
       <w:tblGrid>
         <w:gridCol w:w="1129"/>
-        <w:gridCol w:w="4111"/>
-        <w:gridCol w:w="1459"/>
+        <w:gridCol w:w="3107"/>
+        <w:gridCol w:w="1900"/>
         <w:gridCol w:w="1510"/>
         <w:gridCol w:w="1501"/>
         <w:gridCol w:w="1649"/>
-        <w:gridCol w:w="1237"/>
+        <w:gridCol w:w="1800"/>
         <w:gridCol w:w="2289"/>
         <w:tblGridChange w:id="0">
           <w:tblGrid>
@@ -7440,7 +7440,7 @@
           <w:szCs w:val="24"/>
           <w:rtl w:val="0"/>
         </w:rPr>
-        <w:t xml:space="preserve">La Documentación de Proyecto ya define Objetivo, Alcance, Plazos, Responsabilidades, Criterios de aceptación y Condiciones de modificación. Ese apartado no incluye una cláusula de Garantía, así que este documento la agrega como complemento. No se incluyen datos personales de integrantes, clientes ni terceros, ni se desarrolla el marco de la Ley de Protección de Datos Personales, por decisión del equipo.</w:t>
+        <w:t xml:space="preserve">La Documentación de Proyecto ya define Objetivo, Alcance, Plazos, Responsabilidades, Criterios de aceptación y Condiciones de modificación. También incluye la Garantía, en la sección 10.7; acá se resume como complemento. No se incluyen datos personales de integrantes, clientes ni terceros, ni se desarrolla el marco de la Ley de Protección de Datos Personales, por decisión del equipo.</w:t>
       </w:r>
     </w:p>
     <w:p>

--- a/documentacion_proyecto/Estimacion_Costos_Ganancia_Contrato_v4.docx
+++ b/documentacion_proyecto/Estimacion_Costos_Ganancia_Contrato_v4.docx
@@ -7440,7 +7440,7 @@
           <w:szCs w:val="24"/>
           <w:rtl w:val="0"/>
         </w:rPr>
-        <w:t xml:space="preserve">La Documentación de Proyecto ya define Objetivo, Alcance, Plazos, Responsabilidades, Criterios de aceptación y Condiciones de modificación. También incluye la Garantía, en la sección 10.7; acá se resume como complemento. No se incluyen datos personales de integrantes, clientes ni terceros, ni se desarrolla el marco de la Ley de Protección de Datos Personales, por decisión del equipo.</w:t>
+        <w:t xml:space="preserve">La Documentación de Proyecto ya define Objetivo, Alcance, Plazos, Responsabilidades, Criterios de aceptación y Condiciones de modificación. También incluye la Garantía (sección 10.7 de la Documentación de Proyecto); acá se resume como complemento. No se incluyen datos personales de integrantes, clientes ni terceros, ni se desarrolla el marco de la Ley de Protección de Datos Personales, por decisión del equipo.</w:t>
       </w:r>
     </w:p>
     <w:p>

--- a/documentacion_proyecto/Estimacion_Costos_Ganancia_Contrato_v4.docx
+++ b/documentacion_proyecto/Estimacion_Costos_Ganancia_Contrato_v4.docx
@@ -377,7 +377,7 @@
           <w:szCs w:val="24"/>
           <w:rtl w:val="0"/>
         </w:rPr>
-        <w:t xml:space="preserve">Las horas de cada integrante surgen de sumar el campo "Estimado" de todas las tareas del Gantt donde figura como responsable (repartiendo la hora en partes iguales cuando hay más de un responsable por tarea). La tarifa por hora es el valor de referencia junior (JR) de la planilla original, convertido a pesos con el tipo de cambio de referencia ($1.525 = 1 USD), más 5% de contingencia por persona.</w:t>
+        <w:t xml:space="preserve">Las horas de cada integrante surgen de sumar el campo "Estimado" de todas las tareas del Gantt donde figura como responsable (repartiendo la hora en partes iguales cuando hay más de un responsable por tarea). La tarifa por hora es el valor de referencia junior (JR) de la planilla original, convertido a pesos con el tipo de cambio de referencia ($1.525 = 1 USD), más 5% de contingencia por persona. Así la suma de las horas da las 642 del Gantt. La pestaña «Estimación de Costos» de la planilla del Gantt usa otro criterio: le carga a cada responsable las horas completas de cada tarea (horas-persona, 1.652 en total) y da el resultado en dólares; por eso sus números no coinciden con los de este documento, que es el que vale para el presupuesto.</w:t>
       </w:r>
     </w:p>
     <w:tbl>
@@ -824,7 +824,7 @@
                 <w:szCs w:val="24"/>
                 <w:rtl w:val="0"/>
               </w:rPr>
-              <w:t xml:space="preserve">138,65</w:t>
+              <w:t xml:space="preserve">138,45</w:t>
             </w:r>
             <w:r>
               <w:rPr>
@@ -994,7 +994,7 @@
                 <w:szCs w:val="24"/>
                 <w:rtl w:val="0"/>
               </w:rPr>
-              <w:t xml:space="preserve">$6.660.399</w:t>
+              <w:t xml:space="preserve">$6.650.792</w:t>
             </w:r>
             <w:r>
               <w:rPr>
@@ -1384,7 +1384,7 @@
                 <w:szCs w:val="24"/>
                 <w:rtl w:val="0"/>
               </w:rPr>
-              <w:t xml:space="preserve">72,30</w:t>
+              <w:t xml:space="preserve">72,10</w:t>
             </w:r>
             <w:r>
               <w:rPr>
@@ -1554,7 +1554,7 @@
                 <w:szCs w:val="24"/>
                 <w:rtl w:val="0"/>
               </w:rPr>
-              <w:t xml:space="preserve">$3.936.193</w:t>
+              <w:t xml:space="preserve">$3.925.304</w:t>
             </w:r>
             <w:r>
               <w:rPr>
@@ -1664,7 +1664,7 @@
                 <w:szCs w:val="24"/>
                 <w:rtl w:val="0"/>
               </w:rPr>
-              <w:t xml:space="preserve">102,12</w:t>
+              <w:t xml:space="preserve">101,92</w:t>
             </w:r>
             <w:r>
               <w:rPr>
@@ -1834,7 +1834,7 @@
                 <w:szCs w:val="24"/>
                 <w:rtl w:val="0"/>
               </w:rPr>
-              <w:t xml:space="preserve">$5.232.629</w:t>
+              <w:t xml:space="preserve">$5.222.381</w:t>
             </w:r>
             <w:r>
               <w:rPr>
@@ -1944,7 +1944,7 @@
                 <w:szCs w:val="24"/>
                 <w:rtl w:val="0"/>
               </w:rPr>
-              <w:t xml:space="preserve">50,85</w:t>
+              <w:t xml:space="preserve">50,65</w:t>
             </w:r>
             <w:r>
               <w:rPr>
@@ -2114,7 +2114,7 @@
                 <w:szCs w:val="24"/>
                 <w:rtl w:val="0"/>
               </w:rPr>
-              <w:t xml:space="preserve">$2.605.554</w:t>
+              <w:t xml:space="preserve">$2.595.306</w:t>
             </w:r>
             <w:r>
               <w:rPr>
@@ -2224,7 +2224,7 @@
                 <w:szCs w:val="24"/>
                 <w:rtl w:val="0"/>
               </w:rPr>
-              <w:t xml:space="preserve">38,72</w:t>
+              <w:t xml:space="preserve">38,52</w:t>
             </w:r>
             <w:r>
               <w:rPr>
@@ -2394,7 +2394,7 @@
                 <w:szCs w:val="24"/>
                 <w:rtl w:val="0"/>
               </w:rPr>
-              <w:t xml:space="preserve">$1.984.013</w:t>
+              <w:t xml:space="preserve">$1.973.765</w:t>
             </w:r>
             <w:r>
               <w:rPr>
@@ -3594,7 +3594,7 @@
                 <w:szCs w:val="24"/>
                 <w:rtl w:val="0"/>
               </w:rPr>
-              <w:t xml:space="preserve">$31.844.539</w:t>
+              <w:t xml:space="preserve">$31.793.299</w:t>
             </w:r>
             <w:r>
               <w:rPr>
@@ -3686,7 +3686,35 @@
               <w:szCs w:val="24"/>
               <w:rtl w:val="0"/>
             </w:rPr>
-            <w:t xml:space="preserve">⚠ Actualización 19-24/08/26: se confirmó el modelo real del telar (Vamatex C 201) y su botonera (24V AC, medida en la máquina). El alcance del Bloque A se mantiene en 3 relés (Marcha, Pausa, Retroceder) y se le sumó el sensado de esos mismos tres botones mediante optoacopladores, para que la web detecte cuándo se los usa a mano en la máquina. La alimentación del sistema es una fuente propia HLK-5M05 (220V→5V), independiente del telar. El Bloque B pasó a ser medición/test sin costo (instrumental prestado). Con el gabinete, prensacables y borneras ya cargados como costo real, el subtotal de componentes quedó en $122.139.</w:t>
+            <w:t xml:space="preserve">⚠ Actualización 19-24/08/26: se confirmó el modelo real del telar (Vamatex C 201) y su botonera (24V AC, medida en la máquina). El alcance del Bloque A se mantiene en 3 relés (Marcha, Pausa, Retroceder) y se le sumó el sensado de esos mismos tres botones mediante optoacopladores, para que la web detecte cuándo se los usa a mano en la máquina. La alimentación del sistema es una fuente propia HLK-5M05 (220V→5V), independiente del telar. El Bloque B pasó a ser medición/test sin costo (instrumental prestado). Con el gabinete, prensacables y borneras ya cargados como costo real, y con la actualización del 28/10/26 (abajo), el subtotal de componentes queda en $150.839.</w:t>
+          </w:r>
+        </w:sdtContent>
+      </w:sdt>
+    </w:p>
+    <w:p>
+      <w:pPr>
+        <w:spacing w:after="150" w:lineRule="auto"/>
+        <w:jc w:val="both"/>
+        <w:rPr>
+          <w:rFonts w:ascii="IBM Plex Sans" w:cs="IBM Plex Sans" w:eastAsia="IBM Plex Sans" w:hAnsi="IBM Plex Sans"/>
+          <w:sz w:val="24"/>
+          <w:szCs w:val="24"/>
+        </w:rPr>
+      </w:pPr>
+      <w:sdt>
+        <w:sdtPr>
+          <w:tag w:val="goog_rdk_0"/>
+          <w:id w:val="663124119"/>
+        </w:sdtPr>
+        <w:sdtContent>
+          <w:r>
+            <w:rPr>
+              <w:rFonts w:ascii="IBM Plex Sans" w:cs="IBM Plex Sans" w:eastAsia="IBM Plex Sans" w:hAnsi="IBM Plex Sans"/>
+              <w:sz w:val="24"/>
+              <w:szCs w:val="24"/>
+              <w:rtl w:val="0"/>
+            </w:rPr>
+            <w:t xml:space="preserve">⚠ Actualización 25-28/10/26: se sumó la plaqueta del ESP32 (placa, tiras de pines hembra y macho y los cables hasta la principal), porque en la plaqueta principal impresa la tira derecha del ESP32 quedó con los pines en otro orden; y se puso un precio estimado a lo que figuraba «a completar» (placa del Nivel 2, tiras de pines, zócalos DIP-6, resistencias del lado del telar y borneras de 4 vías). Se sacaron de la lista los ítems que no se usan (el regulador 7824, el puente rectificador y el capacitor del Bloque C). El subtotal pasa a $150.839: Bloque A $81.453, Bloque C $13.950 y Bloque D $55.436. Todo quedó comprado e instalado y el sistema completo se probó en el telar el 28/10/2026.</w:t>
           </w:r>
         </w:sdtContent>
       </w:sdt>
@@ -4014,7 +4042,7 @@
                 <w:szCs w:val="24"/>
                 <w:rtl w:val="0"/>
               </w:rPr>
-              <w:t>$73.653</w:t>
+              <w:t>$81.453</w:t>
             </w:r>
           </w:p>
         </w:tc>
@@ -4257,7 +4285,7 @@
                 <w:szCs w:val="24"/>
                 <w:rtl w:val="0"/>
               </w:rPr>
-              <w:t xml:space="preserve">Sensor ya comprado; el resto, junto con el Bloque D</w:t>
+              <w:t xml:space="preserve">Comprado e instalado (probado el 28/10/2026)</w:t>
             </w:r>
             <w:r>
               <w:rPr>
@@ -4396,7 +4424,7 @@
                 <w:szCs w:val="24"/>
                 <w:rtl w:val="0"/>
               </w:rPr>
-              <w:t xml:space="preserve">Después de medir el lector (medido el 17/10/2026)</w:t>
+              <w:t xml:space="preserve">Comprado e instalado (probado el 28/10/2026)</w:t>
             </w:r>
             <w:r>
               <w:rPr>
@@ -4431,7 +4459,7 @@
                 <w:szCs w:val="24"/>
                 <w:rtl w:val="0"/>
               </w:rPr>
-              <w:t>$34.536</w:t>
+              <w:t>$55.436</w:t>
             </w:r>
           </w:p>
         </w:tc>
@@ -4507,7 +4535,7 @@
                 <w:szCs w:val="24"/>
                 <w:rtl w:val="0"/>
               </w:rPr>
-              <w:t xml:space="preserve">$122.139</w:t>
+              <w:t xml:space="preserve">$150.839</w:t>
             </w:r>
             <w:r>
               <w:rPr>
@@ -5922,7 +5950,7 @@
                 <w:szCs w:val="24"/>
                 <w:rtl w:val="0"/>
               </w:rPr>
-              <w:t xml:space="preserve">$31.844.539</w:t>
+              <w:t xml:space="preserve">$31.793.299</w:t>
             </w:r>
             <w:r>
               <w:rPr>
@@ -5998,7 +6026,7 @@
                 <w:szCs w:val="24"/>
                 <w:rtl w:val="0"/>
               </w:rPr>
-              <w:t xml:space="preserve">$122.139</w:t>
+              <w:t xml:space="preserve">$150.839</w:t>
             </w:r>
             <w:r>
               <w:rPr>
@@ -6156,7 +6184,7 @@
                 <w:szCs w:val="24"/>
                 <w:rtl w:val="0"/>
               </w:rPr>
-              <w:t xml:space="preserve">$32.076.353</w:t>
+              <w:t xml:space="preserve">$32.053.813</w:t>
             </w:r>
             <w:r>
               <w:rPr>
@@ -6232,7 +6260,7 @@
                 <w:szCs w:val="24"/>
                 <w:rtl w:val="0"/>
               </w:rPr>
-              <w:t xml:space="preserve">$8.019.088</w:t>
+              <w:t xml:space="preserve">$8.013.453</w:t>
             </w:r>
             <w:r>
               <w:rPr>
@@ -6314,7 +6342,7 @@
                 <w:szCs w:val="24"/>
                 <w:rtl w:val="0"/>
               </w:rPr>
-              <w:t xml:space="preserve">$40.095.441</w:t>
+              <w:t xml:space="preserve">$40.067.266</w:t>
             </w:r>
             <w:r>
               <w:rPr>
@@ -6390,7 +6418,7 @@
           <w:szCs w:val="24"/>
           <w:rtl w:val="0"/>
         </w:rPr>
-        <w:t xml:space="preserve">De los $32.076.353 de costo total, el 99,3% ($31.844.539) es costo de personal y apenas el 0,7% restante ($231.814, materiales y gastos operativos) es dinero que el equipo realmente va a desembolsar (componentes + gastos varios). Esto no es un error de cálculo: la tarifa de personal es un valor de referencia de mercado para un profesional junior, aplicado a las 643 horas planificadas de un proyecto de varios meses mide el VALOR del trabajo invertido por el equipo, no un pago en efectivo real entre compañeros. Es el mismo criterio que usa cualquier estudio de factibilidad económica: cuantificar el costo de oportunidad de las horas de trabajo, aunque en este proyecto nadie cobre ese monto. El desembolso de dinero real y concreto del proyecto es, en cambio, muy acotado: $122.139 en componentes electrónicos y $109.675 en gastos varios.</w:t>
+        <w:t xml:space="preserve">De los $32.053.813 de costo total, el 99,2% ($31.793.299) es costo de personal y apenas el 0,8% restante ($260.514, materiales y gastos operativos) es dinero que el equipo realmente va a desembolsar (componentes + gastos varios). Esto no es un error de cálculo: la tarifa de personal es un valor de referencia de mercado para un profesional junior, aplicado a las 642 horas planificadas de un proyecto de varios meses mide el VALOR del trabajo invertido por el equipo, no un pago en efectivo real entre compañeros. Es el mismo criterio que usa cualquier estudio de factibilidad económica: cuantificar el costo de oportunidad de las horas de trabajo, aunque en este proyecto nadie cobre ese monto. El desembolso de dinero real y concreto del proyecto es, en cambio, muy acotado: $150.839 en componentes electrónicos y $109.675 en gastos varios.</w:t>
       </w:r>
     </w:p>
     <w:p>
@@ -6445,7 +6473,7 @@
           <w:szCs w:val="24"/>
           <w:rtl w:val="0"/>
         </w:rPr>
-        <w:t xml:space="preserve">Como el costo de personal (99,3% del presupuesto) está calculado en USD y convertido a pesos con un tipo de cambio de referencia ($1.525 = 1 USD), toda la estimación es sensible a la cotización del dólar, que en Argentina puede variar de forma significativa en pocos meses. Una suba del 20% en el tipo de cambio elevaría el costo de personal a unos $38.200.000 (y el presupuesto final con margen a cerca de $48.100.000), sin que haya cambiado ni una hora de trabajo real. El costo en componentes electrónicos y gastos varios, al estar presupuestado directamente en pesos, no tiene esta sensibilidad. Conviene tratar el presupuesto final como una referencia a la fecha de este documento, y no como un número fijo si pasa mucho tiempo entre esta estimación y la compra/cierre real. Se recomienda registrar explícitamente en este documento la fecha en la que se tomó el tipo de cambio de referencia ($1.525 = 1 USD), para que quede como dato de contexto claro si el documento se consulta más adelante.</w:t>
+        <w:t xml:space="preserve">Como el costo de personal (99,2% del presupuesto) está calculado en USD y convertido a pesos con un tipo de cambio de referencia ($1.525 = 1 USD), toda la estimación es sensible a la cotización del dólar, que en Argentina puede variar de forma significativa en pocos meses. Una suba del 20% en el tipo de cambio elevaría el costo de personal a unos $38.150.000 (y el presupuesto final con margen a cerca de $48.000.000), sin que haya cambiado ni una hora de trabajo real. El costo en componentes electrónicos y gastos varios, al estar presupuestado directamente en pesos, no tiene esta sensibilidad. Conviene tratar el presupuesto final como una referencia a la fecha de este documento, y no como un número fijo si pasa mucho tiempo entre esta estimación y la compra/cierre real. Se recomienda registrar explícitamente en este documento la fecha en la que se tomó el tipo de cambio de referencia ($1.525 = 1 USD), para que quede como dato de contexto claro si el documento se consulta más adelante.</w:t>
       </w:r>
     </w:p>
     <w:p>
@@ -6851,7 +6879,67 @@
           <w:vertAlign w:val="baseline"/>
           <w:rtl w:val="0"/>
         </w:rPr>
-        <w:t xml:space="preserve">confirmar que el subtotal de componentes electrónicos ($122.139) esté tomado sobre el precio final pagado (con impuestos nacionales incluidos) y no sobre el precio neto, sobre todo en los ítems comprados por Mercado Libre.</w:t>
+        <w:t xml:space="preserve">confirmar que el subtotal de componentes electrónicos ($150.839) esté tomado sobre el precio final pagado (con impuestos nacionales incluidos) y no sobre el precio neto, sobre todo en los ítems comprados por Mercado Libre.</w:t>
+      </w:r>
+      <w:r>
+        <w:rPr>
+          <w:rtl w:val="0"/>
+        </w:rPr>
+      </w:r>
+    </w:p>
+    <w:p>
+      <w:pPr>
+        <w:keepNext w:val="0"/>
+        <w:keepLines w:val="0"/>
+        <w:pageBreakBefore w:val="0"/>
+        <w:widowControl w:val="1"/>
+        <w:numPr>
+          <w:ilvl w:val="0"/>
+          <w:numId w:val="2"/>
+        </w:numPr>
+        <w:pBdr>
+          <w:top w:space="0" w:sz="0" w:val="nil"/>
+          <w:left w:space="0" w:sz="0" w:val="nil"/>
+          <w:bottom w:space="0" w:sz="0" w:val="nil"/>
+          <w:right w:space="0" w:sz="0" w:val="nil"/>
+          <w:between w:space="0" w:sz="0" w:val="nil"/>
+        </w:pBdr>
+        <w:shd w:fill="auto" w:val="clear"/>
+        <w:spacing w:after="150" w:before="0" w:line="240" w:lineRule="auto"/>
+        <w:ind w:left="720" w:right="0" w:hanging="360"/>
+        <w:jc w:val="left"/>
+        <w:rPr>
+          <w:b w:val="0"/>
+          <w:bCs w:val="0"/>
+          <w:i w:val="0"/>
+          <w:iCs w:val="0"/>
+          <w:smallCaps w:val="0"/>
+          <w:strike w:val="0"/>
+          <w:color w:val="000000"/>
+          <w:sz w:val="24"/>
+          <w:szCs w:val="24"/>
+          <w:shd w:fill="auto" w:val="clear"/>
+          <w:vertAlign w:val="baseline"/>
+        </w:rPr>
+      </w:pPr>
+      <w:r>
+        <w:rPr>
+          <w:rFonts w:ascii="IBM Plex Sans" w:cs="IBM Plex Sans" w:eastAsia="IBM Plex Sans" w:hAnsi="IBM Plex Sans"/>
+          <w:b w:val="1"/>
+          <w:bCs w:val="1"/>
+          <w:i w:val="0"/>
+          <w:iCs w:val="0"/>
+          <w:smallCaps w:val="0"/>
+          <w:strike w:val="0"/>
+          <w:color w:val="000000"/>
+          <w:sz w:val="24"/>
+          <w:szCs w:val="24"/>
+          <w:u w:val="none"/>
+          <w:shd w:fill="auto" w:val="clear"/>
+          <w:vertAlign w:val="baseline"/>
+          <w:rtl w:val="0"/>
+        </w:rPr>
+        <w:t xml:space="preserve">Precios estimados: los ítems sumados entre el 10 y el 25/10/2026 (placas, tiras de pines, zócalos DIP-6, resistencias del lado del telar, borneras de 4 vías y la plaqueta del ESP32) llevan un precio estimado de octubre de 2026, marcado así en la lista de componentes. Confirmarlos con los comprobantes de compra.</w:t>
       </w:r>
       <w:r>
         <w:rPr>
@@ -6938,7 +7026,7 @@
           <w:szCs w:val="24"/>
           <w:rtl w:val="0"/>
         </w:rPr>
-        <w:t xml:space="preserve">Sobre un costo total del proyecto de $32.076.353 (personal + componentes + gastos varios), se aplica un margen del 25%, lo que deja una ganancia proyectada de $8.019.088 sobre un presupuesto final de $40.095.441.</w:t>
+        <w:t xml:space="preserve">Sobre un costo total del proyecto de $32.053.813 (personal + componentes + gastos varios), se aplica un margen del 25%, lo que deja una ganancia proyectada de $8.013.453 sobre un presupuesto final de $40.067.266.</w:t>
       </w:r>
     </w:p>
     <w:p>
@@ -7051,7 +7139,7 @@
           <w:vertAlign w:val="baseline"/>
           <w:rtl w:val="0"/>
         </w:rPr>
-        <w:t xml:space="preserve">Componentes electrónicos: $122.139, distribuidos en los Bloques A, C y D. El Bloque A ya está comprado e instalado; del Bloque C ya se compró el sensor, y lo que falta de los Bloques C y D se compra con la medición del lector óptico, hecha el 17/10/2026.</w:t>
+        <w:t xml:space="preserve">Componentes electrónicos: $150.839, distribuidos en los Bloques A, C y D. Todo quedó comprado e instalado: el Bloque A en el telar el 19/09/2026, y los Bloques C y D con el gabinete, probados en la prueba completa del 28/10/2026.</w:t>
       </w:r>
       <w:r>
         <w:rPr>
@@ -10638,7 +10726,7 @@
           <w:szCs w:val="24"/>
           <w:rtl w:val="0"/>
         </w:rPr>
-        <w:t xml:space="preserve">Por qué importa este servicio: el sistema se vende una sola vez ($40.095.441 con margen), pero el plan Completo factura $1.555.500 al año en abonos más $457.500 en visitas, o sea unos $2.013.000 anuales por cliente. Con el sistema ya desarrollado, cada telar adicional que se sume al servicio es casi todo ganancia, y es lo que sostendría el proyecto una vez terminada la etapa escolar.</w:t>
+        <w:t xml:space="preserve">Por qué importa este servicio: el sistema se vende una sola vez ($40.067.266 con margen), pero el plan Completo factura $1.555.500 al año en abonos más $457.500 en visitas, o sea unos $2.013.000 anuales por cliente. Con el sistema ya desarrollado, cada telar adicional que se sume al servicio es casi todo ganancia, y es lo que sostendría el proyecto una vez terminada la etapa escolar.</w:t>
       </w:r>
     </w:p>
     <w:p>
@@ -11381,7 +11469,7 @@
           <w:szCs w:val="24"/>
           <w:rtl w:val="0"/>
         </w:rPr>
-        <w:t xml:space="preserve">El proyecto tiene un costo total estimado de $32.076.353, compuesto casi en su totalidad (99,3%) por el valor del trabajo del equipo y solo marginalmente (0,7%, $231.814) por dinero que realmente hay que desembolsar en componentes y gastos operativos. Con el margen del 25% ya usado en la plantilla original, el presupuesto final asciende a $40.095.441, dejando una ganancia proyectada de $8.019.088.</w:t>
+        <w:t xml:space="preserve">El proyecto tiene un costo total estimado de $32.053.813, compuesto casi en su totalidad (99,2%) por el valor del trabajo del equipo y solo marginalmente (0,8%, $260.514) por dinero que realmente hay que desembolsar en componentes y gastos operativos. Con el margen del 25% ya usado en la plantilla original, el presupuesto final asciende a $40.067.266, dejando una ganancia proyectada de $8.013.453.</w:t>
       </w:r>
     </w:p>
     <w:p>

--- a/documentacion_proyecto/Estimacion_Costos_Ganancia_Contrato_v4.docx
+++ b/documentacion_proyecto/Estimacion_Costos_Ganancia_Contrato_v4.docx
@@ -121,7 +121,7 @@
           <w:szCs w:val="24"/>
           <w:rtl w:val="0"/>
         </w:rPr>
-        <w:t xml:space="preserve">Este documento reúne la estimación económica del proyecto (costos de personal, componentes electrónicos y gastos operativos), la ganancia proyectada y la modalidad de inversión elegida, y una síntesis de los aspectos contractuales y de garantía del proyecto.</w:t>
+        <w:t xml:space="preserve">Este documento reúne la estimación económica del proyecto (costos de personal, componentes electrónicos y gastos operativos), el precio final con su recuperación a dos años y la modalidad de inversión elegida, y una síntesis de los aspectos contractuales y de garantía del proyecto.</w:t>
       </w:r>
     </w:p>
     <w:p>
@@ -3686,7 +3686,7 @@
               <w:szCs w:val="24"/>
               <w:rtl w:val="0"/>
             </w:rPr>
-            <w:t xml:space="preserve">⚠ Actualización 19-24/08/26: se confirmó el modelo real del telar (Vamatex C 201) y su botonera (24V AC, medida en la máquina). El alcance del Bloque A se mantiene en 3 relés (Marcha, Pausa, Retroceder) y se le sumó el sensado de esos mismos tres botones mediante optoacopladores, para que la web detecte cuándo se los usa a mano en la máquina. La alimentación del sistema es una fuente propia HLK-5M05 (220V→5V), independiente del telar. El Bloque B pasó a ser medición/test sin costo (instrumental prestado). Con el gabinete, prensacables y borneras ya cargados como costo real, y con la actualización del 28/10/26 (abajo), el subtotal de componentes queda en $150.839.</w:t>
+            <w:t xml:space="preserve">⚠ Actualización 19-24/08/26: se confirmó el modelo real del telar (Vamatex C 201) y su botonera (24V AC, medida en la máquina). El alcance del Bloque A se mantiene en 3 relés (Marcha, Pausa, Retroceder) y se le sumó el sensado de esos mismos tres botones mediante optoacopladores, para que la web detecte cuándo se los usa a mano en la máquina. La alimentación del sistema es una fuente propia HLK-5M05 (220V→5V), independiente del telar. El Bloque B pasó a ser medición/test sin costo (instrumental prestado). Con el gabinete, prensacables y borneras ya cargados como costo real, y con las actualizaciones de octubre (abajo), el subtotal de componentes queda en $150.839.</w:t>
           </w:r>
         </w:sdtContent>
       </w:sdt>
@@ -3714,7 +3714,7 @@
               <w:szCs w:val="24"/>
               <w:rtl w:val="0"/>
             </w:rPr>
-            <w:t xml:space="preserve">⚠ Actualización 25-28/10/26: se sumó la plaqueta del ESP32 (placa, tiras de pines hembra y macho y los cables hasta la principal), porque en la plaqueta principal impresa la tira derecha del ESP32 quedó con los pines en otro orden; y se puso un precio estimado a lo que figuraba «a completar» (placa del Nivel 2, tiras de pines, zócalos DIP-6, resistencias del lado del telar y borneras de 4 vías). Se sacaron de la lista los ítems que no se usan (el regulador 7824, el puente rectificador y el capacitor del Bloque C). El subtotal pasa a $150.839: Bloque A $81.453, Bloque C $13.950 y Bloque D $55.436. Todo quedó comprado e instalado y el sistema completo se probó en el telar el 28/10/2026.</w:t>
+            <w:t xml:space="preserve">⚠ Actualización 25-30/10/26: se sumó la plaqueta del ESP32 (placa, tiras de pines hembra y macho y los cables hasta la principal), porque en la plaqueta principal impresa la tira derecha del ESP32 quedó con los pines en otro orden; y se puso un precio estimado a lo que figuraba «a completar» (placa del Nivel 2, tiras de pines, zócalos DIP-6, resistencias del lado del telar y borneras de 4 vías). Se sacaron de la lista los ítems que no se usan (el regulador 7824, el puente rectificador y el capacitor del Bloque C). El subtotal pasa a $150.839: Bloque A $81.453, Bloque C $13.950 y Bloque D $55.436. Todo quedó comprado e instalado y el sistema completo se probó en el telar el 30/10/2026.</w:t>
           </w:r>
         </w:sdtContent>
       </w:sdt>
@@ -4285,7 +4285,7 @@
                 <w:szCs w:val="24"/>
                 <w:rtl w:val="0"/>
               </w:rPr>
-              <w:t xml:space="preserve">Comprado e instalado (probado el 28/10/2026)</w:t>
+              <w:t xml:space="preserve">Comprado e instalado (probado el 30/10/2026)</w:t>
             </w:r>
             <w:r>
               <w:rPr>
@@ -4424,7 +4424,7 @@
                 <w:szCs w:val="24"/>
                 <w:rtl w:val="0"/>
               </w:rPr>
-              <w:t xml:space="preserve">Comprado e instalado (probado el 28/10/2026)</w:t>
+              <w:t xml:space="preserve">Comprado e instalado (probado el 30/10/2026)</w:t>
             </w:r>
             <w:r>
               <w:rPr>
@@ -4601,7 +4601,7 @@
           <w:szCs w:val="24"/>
           <w:rtl w:val="0"/>
         </w:rPr>
-        <w:t xml:space="preserve">Gastos de funcionamiento del proyecto durante el desarrollo, con 7% de contingencia.</w:t>
+        <w:t xml:space="preserve">Gastos de funcionamiento del proyecto durante el desarrollo. ⚠ Actualización 30/10/26: quedan solo los que se usaron de verdad: los insumos materiales, con 7 % de contingencia, y dos meses de la suscripción a Claude Pro (USD 20 por mes al tipo de cambio de referencia, $1.525, sin contingencia porque es un precio fijo). Internet, los insumos tecnológicos y la entrega de productos se sacaron: no se usaron ni se pagaron.</w:t>
       </w:r>
     </w:p>
     <w:tbl>
@@ -4904,7 +4904,7 @@
                 <w:szCs w:val="24"/>
                 <w:rtl w:val="0"/>
               </w:rPr>
-              <w:t xml:space="preserve">Internet</w:t>
+              <w:t xml:space="preserve">Insumos materiales</w:t>
             </w:r>
             <w:r>
               <w:rPr>
@@ -4939,7 +4939,7 @@
                 <w:szCs w:val="24"/>
                 <w:rtl w:val="0"/>
               </w:rPr>
-              <w:t xml:space="preserve">$24.000</w:t>
+              <w:t xml:space="preserve">$15.000</w:t>
             </w:r>
             <w:r>
               <w:rPr>
@@ -4974,7 +4974,7 @@
                 <w:szCs w:val="24"/>
                 <w:rtl w:val="0"/>
               </w:rPr>
-              <w:t xml:space="preserve">2</w:t>
+              <w:t xml:space="preserve">1</w:t>
             </w:r>
             <w:r>
               <w:rPr>
@@ -5009,7 +5009,7 @@
                 <w:szCs w:val="24"/>
                 <w:rtl w:val="0"/>
               </w:rPr>
-              <w:t xml:space="preserve">meses</w:t>
+              <w:t xml:space="preserve">unidad</w:t>
             </w:r>
             <w:r>
               <w:rPr>
@@ -5079,7 +5079,7 @@
                 <w:szCs w:val="24"/>
                 <w:rtl w:val="0"/>
               </w:rPr>
-              <w:t xml:space="preserve">$51.360</w:t>
+              <w:t xml:space="preserve">$16.050</w:t>
             </w:r>
             <w:r>
               <w:rPr>
@@ -5120,7 +5120,7 @@
                 <w:szCs w:val="24"/>
                 <w:rtl w:val="0"/>
               </w:rPr>
-              <w:t xml:space="preserve">Insumos materiales</w:t>
+              <w:t xml:space="preserve">Suscripción Claude Pro</w:t>
             </w:r>
             <w:r>
               <w:rPr>
@@ -5155,7 +5155,7 @@
                 <w:szCs w:val="24"/>
                 <w:rtl w:val="0"/>
               </w:rPr>
-              <w:t xml:space="preserve">$15.000</w:t>
+              <w:t xml:space="preserve">$30.500 (USD 20)</w:t>
             </w:r>
             <w:r>
               <w:rPr>
@@ -5190,7 +5190,7 @@
                 <w:szCs w:val="24"/>
                 <w:rtl w:val="0"/>
               </w:rPr>
-              <w:t xml:space="preserve">1</w:t>
+              <w:t xml:space="preserve">2</w:t>
             </w:r>
             <w:r>
               <w:rPr>
@@ -5225,7 +5225,7 @@
                 <w:szCs w:val="24"/>
                 <w:rtl w:val="0"/>
               </w:rPr>
-              <w:t xml:space="preserve">unidad</w:t>
+              <w:t xml:space="preserve">meses</w:t>
             </w:r>
             <w:r>
               <w:rPr>
@@ -5260,7 +5260,7 @@
                 <w:szCs w:val="24"/>
                 <w:rtl w:val="0"/>
               </w:rPr>
-              <w:t xml:space="preserve">7%</w:t>
+              <w:t xml:space="preserve">0%</w:t>
             </w:r>
             <w:r>
               <w:rPr>
@@ -5295,439 +5295,7 @@
                 <w:szCs w:val="24"/>
                 <w:rtl w:val="0"/>
               </w:rPr>
-              <w:t xml:space="preserve">$16.050</w:t>
-            </w:r>
-            <w:r>
-              <w:rPr>
-                <w:rtl w:val="0"/>
-              </w:rPr>
-            </w:r>
-          </w:p>
-        </w:tc>
-      </w:tr>
-      <w:tr>
-        <w:trPr>
-          <w:cantSplit/>
-          <w:trHeight w:val="255" w:hRule="atLeast"/>
-          <w:tblHeader w:val="0"/>
-        </w:trPr>
-        <w:tc>
-          <w:tcPr>
-            <w:tcMar>
-              <w:top w:w="0.0" w:type="dxa"/>
-              <w:bottom w:w="0.0" w:type="dxa"/>
-            </w:tcMar>
-            <w:vAlign w:val="center"/>
-          </w:tcPr>
-          <w:p>
-            <w:pPr>
-              <w:spacing w:after="120" w:before="120" w:line="276" w:lineRule="auto"/>
-              <w:rPr>
-                <w:rFonts w:ascii="IBM Plex Sans" w:cs="IBM Plex Sans" w:eastAsia="IBM Plex Sans" w:hAnsi="IBM Plex Sans"/>
-                <w:sz w:val="24"/>
-                <w:szCs w:val="24"/>
-              </w:rPr>
-            </w:pPr>
-            <w:r>
-              <w:rPr>
-                <w:rFonts w:ascii="IBM Plex Sans" w:cs="IBM Plex Sans" w:eastAsia="IBM Plex Sans" w:hAnsi="IBM Plex Sans"/>
-                <w:color w:val="000000"/>
-                <w:sz w:val="24"/>
-                <w:szCs w:val="24"/>
-                <w:rtl w:val="0"/>
-              </w:rPr>
-              <w:t xml:space="preserve">Insumos tecnológicos</w:t>
-            </w:r>
-            <w:r>
-              <w:rPr>
-                <w:rtl w:val="0"/>
-              </w:rPr>
-            </w:r>
-          </w:p>
-        </w:tc>
-        <w:tc>
-          <w:tcPr>
-            <w:tcMar>
-              <w:top w:w="0.0" w:type="dxa"/>
-              <w:bottom w:w="0.0" w:type="dxa"/>
-            </w:tcMar>
-            <w:vAlign w:val="center"/>
-          </w:tcPr>
-          <w:p>
-            <w:pPr>
-              <w:spacing w:after="120" w:before="120" w:line="276" w:lineRule="auto"/>
-              <w:jc w:val="center"/>
-              <w:rPr>
-                <w:rFonts w:ascii="IBM Plex Sans" w:cs="IBM Plex Sans" w:eastAsia="IBM Plex Sans" w:hAnsi="IBM Plex Sans"/>
-                <w:sz w:val="24"/>
-                <w:szCs w:val="24"/>
-              </w:rPr>
-            </w:pPr>
-            <w:r>
-              <w:rPr>
-                <w:rFonts w:ascii="IBM Plex Sans" w:cs="IBM Plex Sans" w:eastAsia="IBM Plex Sans" w:hAnsi="IBM Plex Sans"/>
-                <w:color w:val="000000"/>
-                <w:sz w:val="24"/>
-                <w:szCs w:val="24"/>
-                <w:rtl w:val="0"/>
-              </w:rPr>
-              <w:t xml:space="preserve">$35.000</w:t>
-            </w:r>
-            <w:r>
-              <w:rPr>
-                <w:rtl w:val="0"/>
-              </w:rPr>
-            </w:r>
-          </w:p>
-        </w:tc>
-        <w:tc>
-          <w:tcPr>
-            <w:tcMar>
-              <w:top w:w="0.0" w:type="dxa"/>
-              <w:bottom w:w="0.0" w:type="dxa"/>
-            </w:tcMar>
-            <w:vAlign w:val="center"/>
-          </w:tcPr>
-          <w:p>
-            <w:pPr>
-              <w:spacing w:after="120" w:before="120" w:line="276" w:lineRule="auto"/>
-              <w:jc w:val="center"/>
-              <w:rPr>
-                <w:rFonts w:ascii="IBM Plex Sans" w:cs="IBM Plex Sans" w:eastAsia="IBM Plex Sans" w:hAnsi="IBM Plex Sans"/>
-                <w:sz w:val="24"/>
-                <w:szCs w:val="24"/>
-              </w:rPr>
-            </w:pPr>
-            <w:r>
-              <w:rPr>
-                <w:rFonts w:ascii="IBM Plex Sans" w:cs="IBM Plex Sans" w:eastAsia="IBM Plex Sans" w:hAnsi="IBM Plex Sans"/>
-                <w:color w:val="000000"/>
-                <w:sz w:val="24"/>
-                <w:szCs w:val="24"/>
-                <w:rtl w:val="0"/>
-              </w:rPr>
-              <w:t xml:space="preserve">1</w:t>
-            </w:r>
-            <w:r>
-              <w:rPr>
-                <w:rtl w:val="0"/>
-              </w:rPr>
-            </w:r>
-          </w:p>
-        </w:tc>
-        <w:tc>
-          <w:tcPr>
-            <w:tcMar>
-              <w:top w:w="0.0" w:type="dxa"/>
-              <w:bottom w:w="0.0" w:type="dxa"/>
-            </w:tcMar>
-            <w:vAlign w:val="center"/>
-          </w:tcPr>
-          <w:p>
-            <w:pPr>
-              <w:spacing w:after="120" w:before="120" w:line="276" w:lineRule="auto"/>
-              <w:jc w:val="center"/>
-              <w:rPr>
-                <w:rFonts w:ascii="IBM Plex Sans" w:cs="IBM Plex Sans" w:eastAsia="IBM Plex Sans" w:hAnsi="IBM Plex Sans"/>
-                <w:sz w:val="24"/>
-                <w:szCs w:val="24"/>
-              </w:rPr>
-            </w:pPr>
-            <w:r>
-              <w:rPr>
-                <w:rFonts w:ascii="IBM Plex Sans" w:cs="IBM Plex Sans" w:eastAsia="IBM Plex Sans" w:hAnsi="IBM Plex Sans"/>
-                <w:color w:val="000000"/>
-                <w:sz w:val="24"/>
-                <w:szCs w:val="24"/>
-                <w:rtl w:val="0"/>
-              </w:rPr>
-              <w:t xml:space="preserve">unidad</w:t>
-            </w:r>
-            <w:r>
-              <w:rPr>
-                <w:rtl w:val="0"/>
-              </w:rPr>
-            </w:r>
-          </w:p>
-        </w:tc>
-        <w:tc>
-          <w:tcPr>
-            <w:tcMar>
-              <w:top w:w="0.0" w:type="dxa"/>
-              <w:bottom w:w="0.0" w:type="dxa"/>
-            </w:tcMar>
-            <w:vAlign w:val="center"/>
-          </w:tcPr>
-          <w:p>
-            <w:pPr>
-              <w:spacing w:after="120" w:before="120" w:line="276" w:lineRule="auto"/>
-              <w:jc w:val="center"/>
-              <w:rPr>
-                <w:rFonts w:ascii="IBM Plex Sans" w:cs="IBM Plex Sans" w:eastAsia="IBM Plex Sans" w:hAnsi="IBM Plex Sans"/>
-                <w:sz w:val="24"/>
-                <w:szCs w:val="24"/>
-              </w:rPr>
-            </w:pPr>
-            <w:r>
-              <w:rPr>
-                <w:rFonts w:ascii="IBM Plex Sans" w:cs="IBM Plex Sans" w:eastAsia="IBM Plex Sans" w:hAnsi="IBM Plex Sans"/>
-                <w:color w:val="000000"/>
-                <w:sz w:val="24"/>
-                <w:szCs w:val="24"/>
-                <w:rtl w:val="0"/>
-              </w:rPr>
-              <w:t xml:space="preserve">7%</w:t>
-            </w:r>
-            <w:r>
-              <w:rPr>
-                <w:rtl w:val="0"/>
-              </w:rPr>
-            </w:r>
-          </w:p>
-        </w:tc>
-        <w:tc>
-          <w:tcPr>
-            <w:tcMar>
-              <w:top w:w="0.0" w:type="dxa"/>
-              <w:bottom w:w="0.0" w:type="dxa"/>
-            </w:tcMar>
-            <w:vAlign w:val="center"/>
-          </w:tcPr>
-          <w:p>
-            <w:pPr>
-              <w:spacing w:after="120" w:before="120" w:line="276" w:lineRule="auto"/>
-              <w:jc w:val="center"/>
-              <w:rPr>
-                <w:rFonts w:ascii="IBM Plex Sans" w:cs="IBM Plex Sans" w:eastAsia="IBM Plex Sans" w:hAnsi="IBM Plex Sans"/>
-                <w:sz w:val="24"/>
-                <w:szCs w:val="24"/>
-              </w:rPr>
-            </w:pPr>
-            <w:r>
-              <w:rPr>
-                <w:rFonts w:ascii="IBM Plex Sans" w:cs="IBM Plex Sans" w:eastAsia="IBM Plex Sans" w:hAnsi="IBM Plex Sans"/>
-                <w:color w:val="000000"/>
-                <w:sz w:val="24"/>
-                <w:szCs w:val="24"/>
-                <w:rtl w:val="0"/>
-              </w:rPr>
-              <w:t xml:space="preserve">$37.450</w:t>
-            </w:r>
-            <w:r>
-              <w:rPr>
-                <w:rtl w:val="0"/>
-              </w:rPr>
-            </w:r>
-          </w:p>
-        </w:tc>
-      </w:tr>
-      <w:tr>
-        <w:trPr>
-          <w:cantSplit/>
-          <w:trHeight w:val="234" w:hRule="atLeast"/>
-          <w:tblHeader w:val="0"/>
-        </w:trPr>
-        <w:tc>
-          <w:tcPr>
-            <w:tcMar>
-              <w:top w:w="0.0" w:type="dxa"/>
-              <w:bottom w:w="0.0" w:type="dxa"/>
-            </w:tcMar>
-            <w:vAlign w:val="center"/>
-          </w:tcPr>
-          <w:p>
-            <w:pPr>
-              <w:spacing w:after="120" w:before="120" w:line="276" w:lineRule="auto"/>
-              <w:rPr>
-                <w:rFonts w:ascii="IBM Plex Sans" w:cs="IBM Plex Sans" w:eastAsia="IBM Plex Sans" w:hAnsi="IBM Plex Sans"/>
-                <w:sz w:val="24"/>
-                <w:szCs w:val="24"/>
-              </w:rPr>
-            </w:pPr>
-            <w:r>
-              <w:rPr>
-                <w:rFonts w:ascii="IBM Plex Sans" w:cs="IBM Plex Sans" w:eastAsia="IBM Plex Sans" w:hAnsi="IBM Plex Sans"/>
-                <w:color w:val="000000"/>
-                <w:sz w:val="24"/>
-                <w:szCs w:val="24"/>
-                <w:rtl w:val="0"/>
-              </w:rPr>
-              <w:t xml:space="preserve">Entrega de productos</w:t>
-            </w:r>
-            <w:r>
-              <w:rPr>
-                <w:rtl w:val="0"/>
-              </w:rPr>
-            </w:r>
-          </w:p>
-        </w:tc>
-        <w:tc>
-          <w:tcPr>
-            <w:tcMar>
-              <w:top w:w="0.0" w:type="dxa"/>
-              <w:bottom w:w="0.0" w:type="dxa"/>
-            </w:tcMar>
-            <w:vAlign w:val="center"/>
-          </w:tcPr>
-          <w:p>
-            <w:pPr>
-              <w:spacing w:after="120" w:before="120" w:line="276" w:lineRule="auto"/>
-              <w:jc w:val="center"/>
-              <w:rPr>
-                <w:rFonts w:ascii="IBM Plex Sans" w:cs="IBM Plex Sans" w:eastAsia="IBM Plex Sans" w:hAnsi="IBM Plex Sans"/>
-                <w:sz w:val="24"/>
-                <w:szCs w:val="24"/>
-              </w:rPr>
-            </w:pPr>
-            <w:r>
-              <w:rPr>
-                <w:rFonts w:ascii="IBM Plex Sans" w:cs="IBM Plex Sans" w:eastAsia="IBM Plex Sans" w:hAnsi="IBM Plex Sans"/>
-                <w:color w:val="000000"/>
-                <w:sz w:val="24"/>
-                <w:szCs w:val="24"/>
-                <w:rtl w:val="0"/>
-              </w:rPr>
-              <w:t xml:space="preserve">$4.500</w:t>
-            </w:r>
-            <w:r>
-              <w:rPr>
-                <w:rtl w:val="0"/>
-              </w:rPr>
-            </w:r>
-          </w:p>
-        </w:tc>
-        <w:tc>
-          <w:tcPr>
-            <w:tcMar>
-              <w:top w:w="0.0" w:type="dxa"/>
-              <w:bottom w:w="0.0" w:type="dxa"/>
-            </w:tcMar>
-            <w:vAlign w:val="center"/>
-          </w:tcPr>
-          <w:p>
-            <w:pPr>
-              <w:spacing w:after="120" w:before="120" w:line="276" w:lineRule="auto"/>
-              <w:jc w:val="center"/>
-              <w:rPr>
-                <w:rFonts w:ascii="IBM Plex Sans" w:cs="IBM Plex Sans" w:eastAsia="IBM Plex Sans" w:hAnsi="IBM Plex Sans"/>
-                <w:sz w:val="24"/>
-                <w:szCs w:val="24"/>
-              </w:rPr>
-            </w:pPr>
-            <w:r>
-              <w:rPr>
-                <w:rFonts w:ascii="IBM Plex Sans" w:cs="IBM Plex Sans" w:eastAsia="IBM Plex Sans" w:hAnsi="IBM Plex Sans"/>
-                <w:color w:val="000000"/>
-                <w:sz w:val="24"/>
-                <w:szCs w:val="24"/>
-                <w:rtl w:val="0"/>
-              </w:rPr>
-              <w:t xml:space="preserve">1</w:t>
-            </w:r>
-            <w:r>
-              <w:rPr>
-                <w:rtl w:val="0"/>
-              </w:rPr>
-            </w:r>
-          </w:p>
-        </w:tc>
-        <w:tc>
-          <w:tcPr>
-            <w:tcMar>
-              <w:top w:w="0.0" w:type="dxa"/>
-              <w:bottom w:w="0.0" w:type="dxa"/>
-            </w:tcMar>
-            <w:vAlign w:val="center"/>
-          </w:tcPr>
-          <w:p>
-            <w:pPr>
-              <w:spacing w:after="120" w:before="120" w:line="276" w:lineRule="auto"/>
-              <w:jc w:val="center"/>
-              <w:rPr>
-                <w:rFonts w:ascii="IBM Plex Sans" w:cs="IBM Plex Sans" w:eastAsia="IBM Plex Sans" w:hAnsi="IBM Plex Sans"/>
-                <w:sz w:val="24"/>
-                <w:szCs w:val="24"/>
-              </w:rPr>
-            </w:pPr>
-            <w:r>
-              <w:rPr>
-                <w:rFonts w:ascii="IBM Plex Sans" w:cs="IBM Plex Sans" w:eastAsia="IBM Plex Sans" w:hAnsi="IBM Plex Sans"/>
-                <w:color w:val="000000"/>
-                <w:sz w:val="24"/>
-                <w:szCs w:val="24"/>
-                <w:rtl w:val="0"/>
-              </w:rPr>
-              <w:t xml:space="preserve">unidad</w:t>
-            </w:r>
-            <w:r>
-              <w:rPr>
-                <w:rtl w:val="0"/>
-              </w:rPr>
-            </w:r>
-          </w:p>
-        </w:tc>
-        <w:tc>
-          <w:tcPr>
-            <w:tcMar>
-              <w:top w:w="0.0" w:type="dxa"/>
-              <w:bottom w:w="0.0" w:type="dxa"/>
-            </w:tcMar>
-            <w:vAlign w:val="center"/>
-          </w:tcPr>
-          <w:p>
-            <w:pPr>
-              <w:spacing w:after="120" w:before="120" w:line="276" w:lineRule="auto"/>
-              <w:jc w:val="center"/>
-              <w:rPr>
-                <w:rFonts w:ascii="IBM Plex Sans" w:cs="IBM Plex Sans" w:eastAsia="IBM Plex Sans" w:hAnsi="IBM Plex Sans"/>
-                <w:sz w:val="24"/>
-                <w:szCs w:val="24"/>
-              </w:rPr>
-            </w:pPr>
-            <w:r>
-              <w:rPr>
-                <w:rFonts w:ascii="IBM Plex Sans" w:cs="IBM Plex Sans" w:eastAsia="IBM Plex Sans" w:hAnsi="IBM Plex Sans"/>
-                <w:color w:val="000000"/>
-                <w:sz w:val="24"/>
-                <w:szCs w:val="24"/>
-                <w:rtl w:val="0"/>
-              </w:rPr>
-              <w:t xml:space="preserve">7%</w:t>
-            </w:r>
-            <w:r>
-              <w:rPr>
-                <w:rtl w:val="0"/>
-              </w:rPr>
-            </w:r>
-          </w:p>
-        </w:tc>
-        <w:tc>
-          <w:tcPr>
-            <w:tcMar>
-              <w:top w:w="0.0" w:type="dxa"/>
-              <w:bottom w:w="0.0" w:type="dxa"/>
-            </w:tcMar>
-            <w:vAlign w:val="center"/>
-          </w:tcPr>
-          <w:p>
-            <w:pPr>
-              <w:spacing w:after="120" w:before="120" w:line="276" w:lineRule="auto"/>
-              <w:jc w:val="center"/>
-              <w:rPr>
-                <w:rFonts w:ascii="IBM Plex Sans" w:cs="IBM Plex Sans" w:eastAsia="IBM Plex Sans" w:hAnsi="IBM Plex Sans"/>
-                <w:sz w:val="24"/>
-                <w:szCs w:val="24"/>
-              </w:rPr>
-            </w:pPr>
-            <w:r>
-              <w:rPr>
-                <w:rFonts w:ascii="IBM Plex Sans" w:cs="IBM Plex Sans" w:eastAsia="IBM Plex Sans" w:hAnsi="IBM Plex Sans"/>
-                <w:color w:val="000000"/>
-                <w:sz w:val="24"/>
-                <w:szCs w:val="24"/>
-                <w:rtl w:val="0"/>
-              </w:rPr>
-              <w:t xml:space="preserve">$4.815</w:t>
+              <w:t xml:space="preserve">$61.000</w:t>
             </w:r>
             <w:r>
               <w:rPr>
@@ -5808,7 +5376,7 @@
                 <w:szCs w:val="24"/>
                 <w:rtl w:val="0"/>
               </w:rPr>
-              <w:t xml:space="preserve">$109.675</w:t>
+              <w:t xml:space="preserve">$77.050</w:t>
             </w:r>
             <w:r>
               <w:rPr>
@@ -6102,7 +5670,7 @@
                 <w:szCs w:val="24"/>
                 <w:rtl w:val="0"/>
               </w:rPr>
-              <w:t xml:space="preserve">$109.675</w:t>
+              <w:t xml:space="preserve">$77.050</w:t>
             </w:r>
             <w:r>
               <w:rPr>
@@ -6146,7 +5714,7 @@
                 <w:szCs w:val="24"/>
                 <w:rtl w:val="0"/>
               </w:rPr>
-              <w:t xml:space="preserve">SUBTOTAL COSTOS DEL PROYECTO</w:t>
+              <w:t xml:space="preserve">INVERSIÓN DEL PROYECTO (A RECUPERAR)</w:t>
             </w:r>
             <w:r>
               <w:rPr>
@@ -6184,7 +5752,7 @@
                 <w:szCs w:val="24"/>
                 <w:rtl w:val="0"/>
               </w:rPr>
-              <w:t xml:space="preserve">$32.053.813</w:t>
+              <w:t xml:space="preserve">$32.021.188</w:t>
             </w:r>
             <w:r>
               <w:rPr>
@@ -6225,7 +5793,7 @@
                 <w:szCs w:val="24"/>
                 <w:rtl w:val="0"/>
               </w:rPr>
-              <w:t xml:space="preserve">Margen (25%)</w:t>
+              <w:t xml:space="preserve">Costo de cada telar nuevo (componentes, insumos y 28 h de instalación)</w:t>
             </w:r>
             <w:r>
               <w:rPr>
@@ -6260,7 +5828,7 @@
                 <w:szCs w:val="24"/>
                 <w:rtl w:val="0"/>
               </w:rPr>
-              <w:t xml:space="preserve">$8.013.453</w:t>
+              <w:t xml:space="preserve">$1.511.939</w:t>
             </w:r>
             <w:r>
               <w:rPr>
@@ -6304,7 +5872,7 @@
                 <w:szCs w:val="24"/>
                 <w:rtl w:val="0"/>
               </w:rPr>
-              <w:t xml:space="preserve">PRESUPUESTO FINAL DEL PROYECTO</w:t>
+              <w:t xml:space="preserve">PRECIO FINAL POR TELAR (recupera la inversión en dos años, sección 4.1)</w:t>
             </w:r>
             <w:r>
               <w:rPr>
@@ -6342,7 +5910,7 @@
                 <w:szCs w:val="24"/>
                 <w:rtl w:val="0"/>
               </w:rPr>
-              <w:t xml:space="preserve">$40.067.266</w:t>
+              <w:t xml:space="preserve">$3.200.000</w:t>
             </w:r>
             <w:r>
               <w:rPr>
@@ -6418,7 +5986,7 @@
           <w:szCs w:val="24"/>
           <w:rtl w:val="0"/>
         </w:rPr>
-        <w:t xml:space="preserve">De los $32.053.813 de costo total, el 99,2% ($31.793.299) es costo de personal y apenas el 0,8% restante ($260.514, materiales y gastos operativos) es dinero que el equipo realmente va a desembolsar (componentes + gastos varios). Esto no es un error de cálculo: la tarifa de personal es un valor de referencia de mercado para un profesional junior, aplicado a las 642 horas planificadas de un proyecto de varios meses mide el VALOR del trabajo invertido por el equipo, no un pago en efectivo real entre compañeros. Es el mismo criterio que usa cualquier estudio de factibilidad económica: cuantificar el costo de oportunidad de las horas de trabajo, aunque en este proyecto nadie cobre ese monto. El desembolso de dinero real y concreto del proyecto es, en cambio, muy acotado: $150.839 en componentes electrónicos y $109.675 en gastos varios.</w:t>
+        <w:t xml:space="preserve">De los $32.021.188 de costo total, el 99,3% ($31.793.299) es costo de personal y apenas el 0,7% restante ($227.889, materiales y gastos operativos) es dinero que el equipo realmente va a desembolsar (componentes + gastos varios). Esto no es un error de cálculo: la tarifa de personal es un valor de referencia de mercado para un profesional junior, aplicado a las 642 horas planificadas de un proyecto de varios meses mide el VALOR del trabajo invertido por el equipo, no un pago en efectivo real entre compañeros. Es el mismo criterio que usa cualquier estudio de factibilidad económica: cuantificar el costo de oportunidad de las horas de trabajo, aunque en este proyecto nadie cobre ese monto. El desembolso de dinero real y concreto del proyecto es, en cambio, muy acotado: $150.839 en componentes electrónicos y $77.050 en gastos varios.</w:t>
       </w:r>
     </w:p>
     <w:p>
@@ -6473,7 +6041,7 @@
           <w:szCs w:val="24"/>
           <w:rtl w:val="0"/>
         </w:rPr>
-        <w:t xml:space="preserve">Como el costo de personal (99,2% del presupuesto) está calculado en USD y convertido a pesos con un tipo de cambio de referencia ($1.525 = 1 USD), toda la estimación es sensible a la cotización del dólar, que en Argentina puede variar de forma significativa en pocos meses. Una suba del 20% en el tipo de cambio elevaría el costo de personal a unos $38.150.000 (y el presupuesto final con margen a cerca de $48.000.000), sin que haya cambiado ni una hora de trabajo real. El costo en componentes electrónicos y gastos varios, al estar presupuestado directamente en pesos, no tiene esta sensibilidad. Conviene tratar el presupuesto final como una referencia a la fecha de este documento, y no como un número fijo si pasa mucho tiempo entre esta estimación y la compra/cierre real. Se recomienda registrar explícitamente en este documento la fecha en la que se tomó el tipo de cambio de referencia ($1.525 = 1 USD), para que quede como dato de contexto claro si el documento se consulta más adelante.</w:t>
+        <w:t xml:space="preserve">Como el costo de personal (99,3% del costo) está calculado en USD y convertido a pesos con un tipo de cambio de referencia ($1.525 = 1 USD), toda la estimación es sensible a la cotización del dólar, que en Argentina puede variar de forma significativa en pocos meses. Una suba del 20% en el tipo de cambio elevaría el costo de personal a unos $38.150.000 (y la inversión a recuperar a cerca de $38.400.000, que con el mismo precio por telar pediría más telares), sin que haya cambiado ni una hora de trabajo real. El costo en componentes electrónicos y gastos varios, al estar presupuestado directamente en pesos, no tiene esta sensibilidad. Conviene tratar la inversión y el precio por telar como una referencia a la fecha de este documento, y no como un número fijo si pasa mucho tiempo entre esta estimación y la compra/cierre real. Se recomienda registrar explícitamente en este documento la fecha en la que se tomó el tipo de cambio de referencia ($1.525 = 1 USD), para que quede como dato de contexto claro si el documento se consulta más adelante.</w:t>
       </w:r>
     </w:p>
     <w:p>
@@ -6984,7 +6552,7 @@
           <w:szCs w:val="38"/>
           <w:rtl w:val="0"/>
         </w:rPr>
-        <w:t xml:space="preserve">4. Ganancia del proyecto y modalidad de inversión</w:t>
+        <w:t xml:space="preserve">4. Precio final, ganancia y modalidad de inversión</w:t>
       </w:r>
     </w:p>
     <w:p>
@@ -7007,7 +6575,7 @@
           <w:szCs w:val="30"/>
           <w:rtl w:val="0"/>
         </w:rPr>
-        <w:t xml:space="preserve">4.1 Ganancia proyectada</w:t>
+        <w:t xml:space="preserve">4.1 Precio final: recuperar la inversión en dos años</w:t>
       </w:r>
     </w:p>
     <w:p>
@@ -7026,7 +6594,7 @@
           <w:szCs w:val="24"/>
           <w:rtl w:val="0"/>
         </w:rPr>
-        <w:t xml:space="preserve">Sobre un costo total del proyecto de $32.053.813 (personal + componentes + gastos varios), se aplica un margen del 25%, lo que deja una ganancia proyectada de $8.013.453 sobre un presupuesto final de $40.067.266.</w:t>
+        <w:t xml:space="preserve">La inversión del proyecto, $32.021.188 (las 642 horas del equipo, los componentes del telar piloto, los insumos y Claude Pro), se recupera vendiendo el sistema por telar. El precio final se fijó con una vista a dos años: a qué precio y cuántos telares hay que vender para recuperar todo lo gastado.</w:t>
       </w:r>
     </w:p>
     <w:p>
@@ -7045,7 +6613,380 @@
           <w:szCs w:val="24"/>
           <w:rtl w:val="0"/>
         </w:rPr>
-        <w:t xml:space="preserve">Este margen es el mismo que ya definía la plantilla original del proyecto (25%) y funciona como colchón para imprevistos y como excedente/ganancia del equipo, no solo como cobertura de costos.</w:t>
+        <w:t xml:space="preserve">En cada telar nuevo se vuelve a gastar en componentes ($150.839), insumos de armado ($16.050) y la mano de obra de la instalación: 28 h × $45.750 × 1,05 = $1.345.050 (las tareas 7.2, 7.3, 7.4 a 7.7 y 7.10 del Gantt y 2 h de capacitación; estas horas hay que confirmarlas). En total, $1.511.939 por telar. El software no se vuelve a pagar en cada cliente: ya está hecho. Telares para recuperar la inversión = inversión ÷ (precio − costo por telar):</w:t>
+      </w:r>
+    </w:p>
+    <w:tbl>
+      <w:tblPr>
+        <w:tblStyle w:val="Table4"/>
+        <w:tblW w:w="14961.999999999998" w:type="dxa"/>
+        <w:jc w:val="left"/>
+        <w:tblBorders>
+          <w:top w:color="000000" w:space="0" w:sz="4" w:val="single"/>
+          <w:left w:color="000000" w:space="0" w:sz="4" w:val="single"/>
+          <w:bottom w:color="000000" w:space="0" w:sz="4" w:val="single"/>
+          <w:right w:color="000000" w:space="0" w:sz="4" w:val="single"/>
+          <w:insideH w:color="000000" w:space="0" w:sz="4" w:val="single"/>
+          <w:insideV w:color="000000" w:space="0" w:sz="4" w:val="single"/>
+        </w:tblBorders>
+        <w:tblLayout w:type="fixed"/>
+        <w:tblLook w:val="0400"/>
+      </w:tblPr>
+      <w:tblGrid>
+        <w:gridCol w:w="11603"/>
+        <w:gridCol w:w="3359"/>
+        <w:tblGridChange w:id="0">
+          <w:tblGrid>
+            <w:gridCol w:w="11603"/>
+            <w:gridCol w:w="3359"/>
+          </w:tblGrid>
+        </w:tblGridChange>
+      </w:tblGrid>
+      <w:tr>
+        <w:trPr>
+          <w:cantSplit/>
+          <w:trHeight w:val="243" w:hRule="atLeast"/>
+          <w:tblHeader w:val="0"/>
+        </w:trPr>
+        <w:tc>
+          <w:tcPr>
+            <w:tcMar>
+              <w:top w:w="0.0" w:type="dxa"/>
+              <w:bottom w:w="0.0" w:type="dxa"/>
+            </w:tcMar>
+            <w:vAlign w:val="center"/>
+          </w:tcPr>
+          <w:p>
+            <w:pPr>
+              <w:spacing w:after="120" w:before="120" w:line="276" w:lineRule="auto"/>
+              <w:rPr>
+                <w:rFonts w:ascii="IBM Plex Sans" w:cs="IBM Plex Sans" w:eastAsia="IBM Plex Sans" w:hAnsi="IBM Plex Sans"/>
+                <w:sz w:val="24"/>
+                <w:szCs w:val="24"/>
+              </w:rPr>
+            </w:pPr>
+            <w:r>
+              <w:rPr>
+                <w:rFonts w:ascii="IBM Plex Sans" w:cs="IBM Plex Sans" w:eastAsia="IBM Plex Sans" w:hAnsi="IBM Plex Sans"/>
+                <w:color w:val="000000"/>
+                <w:sz w:val="24"/>
+                <w:szCs w:val="24"/>
+                <w:rtl w:val="0"/>
+              </w:rPr>
+              <w:t xml:space="preserve">$3.000.000 por telar: ganancia de $1.488.061 por telar</w:t>
+            </w:r>
+            <w:r>
+              <w:rPr>
+                <w:rtl w:val="0"/>
+              </w:rPr>
+            </w:r>
+          </w:p>
+        </w:tc>
+        <w:tc>
+          <w:tcPr>
+            <w:tcMar>
+              <w:top w:w="0.0" w:type="dxa"/>
+              <w:bottom w:w="0.0" w:type="dxa"/>
+            </w:tcMar>
+            <w:vAlign w:val="center"/>
+          </w:tcPr>
+          <w:p>
+            <w:pPr>
+              <w:spacing w:after="120" w:before="120" w:line="276" w:lineRule="auto"/>
+              <w:jc w:val="center"/>
+              <w:rPr>
+                <w:rFonts w:ascii="IBM Plex Sans" w:cs="IBM Plex Sans" w:eastAsia="IBM Plex Sans" w:hAnsi="IBM Plex Sans"/>
+                <w:sz w:val="24"/>
+                <w:szCs w:val="24"/>
+              </w:rPr>
+            </w:pPr>
+            <w:r>
+              <w:rPr>
+                <w:rFonts w:ascii="IBM Plex Sans" w:cs="IBM Plex Sans" w:eastAsia="IBM Plex Sans" w:hAnsi="IBM Plex Sans"/>
+                <w:color w:val="000000"/>
+                <w:sz w:val="24"/>
+                <w:szCs w:val="24"/>
+                <w:rtl w:val="0"/>
+              </w:rPr>
+              <w:t xml:space="preserve">22 telares</w:t>
+            </w:r>
+            <w:r>
+              <w:rPr>
+                <w:rtl w:val="0"/>
+              </w:rPr>
+            </w:r>
+          </w:p>
+        </w:tc>
+      </w:tr>
+      <w:tr>
+        <w:trPr>
+          <w:cantSplit/>
+          <w:trHeight w:val="243" w:hRule="atLeast"/>
+          <w:tblHeader w:val="0"/>
+        </w:trPr>
+        <w:tc>
+          <w:tcPr>
+            <w:tcMar>
+              <w:top w:w="0.0" w:type="dxa"/>
+              <w:bottom w:w="0.0" w:type="dxa"/>
+            </w:tcMar>
+            <w:vAlign w:val="center"/>
+          </w:tcPr>
+          <w:p>
+            <w:pPr>
+              <w:spacing w:after="120" w:before="120" w:line="276" w:lineRule="auto"/>
+              <w:rPr>
+                <w:rFonts w:ascii="IBM Plex Sans" w:cs="IBM Plex Sans" w:eastAsia="IBM Plex Sans" w:hAnsi="IBM Plex Sans"/>
+                <w:sz w:val="24"/>
+                <w:szCs w:val="24"/>
+              </w:rPr>
+            </w:pPr>
+            <w:r>
+              <w:rPr>
+                <w:b/>
+                <w:rFonts w:ascii="IBM Plex Sans" w:cs="IBM Plex Sans" w:eastAsia="IBM Plex Sans" w:hAnsi="IBM Plex Sans"/>
+                <w:color w:val="000000"/>
+                <w:sz w:val="24"/>
+                <w:szCs w:val="24"/>
+                <w:rtl w:val="0"/>
+              </w:rPr>
+              <w:t xml:space="preserve">$3.200.000 por telar (el elegido): ganancia de $1.688.061 por telar</w:t>
+            </w:r>
+            <w:r>
+              <w:rPr>
+                <w:b/>
+                <w:rtl w:val="0"/>
+              </w:rPr>
+            </w:r>
+          </w:p>
+        </w:tc>
+        <w:tc>
+          <w:tcPr>
+            <w:tcMar>
+              <w:top w:w="0.0" w:type="dxa"/>
+              <w:bottom w:w="0.0" w:type="dxa"/>
+            </w:tcMar>
+            <w:vAlign w:val="center"/>
+          </w:tcPr>
+          <w:p>
+            <w:pPr>
+              <w:spacing w:after="120" w:before="120" w:line="276" w:lineRule="auto"/>
+              <w:jc w:val="center"/>
+              <w:rPr>
+                <w:rFonts w:ascii="IBM Plex Sans" w:cs="IBM Plex Sans" w:eastAsia="IBM Plex Sans" w:hAnsi="IBM Plex Sans"/>
+                <w:sz w:val="24"/>
+                <w:szCs w:val="24"/>
+              </w:rPr>
+            </w:pPr>
+            <w:r>
+              <w:rPr>
+                <w:b/>
+                <w:rFonts w:ascii="IBM Plex Sans" w:cs="IBM Plex Sans" w:eastAsia="IBM Plex Sans" w:hAnsi="IBM Plex Sans"/>
+                <w:color w:val="000000"/>
+                <w:sz w:val="24"/>
+                <w:szCs w:val="24"/>
+                <w:rtl w:val="0"/>
+              </w:rPr>
+              <w:t xml:space="preserve">19 telares</w:t>
+            </w:r>
+            <w:r>
+              <w:rPr>
+                <w:b/>
+                <w:rtl w:val="0"/>
+              </w:rPr>
+            </w:r>
+          </w:p>
+        </w:tc>
+      </w:tr>
+      <w:tr>
+        <w:trPr>
+          <w:cantSplit/>
+          <w:trHeight w:val="243" w:hRule="atLeast"/>
+          <w:tblHeader w:val="0"/>
+        </w:trPr>
+        <w:tc>
+          <w:tcPr>
+            <w:tcMar>
+              <w:top w:w="0.0" w:type="dxa"/>
+              <w:bottom w:w="0.0" w:type="dxa"/>
+            </w:tcMar>
+            <w:vAlign w:val="center"/>
+          </w:tcPr>
+          <w:p>
+            <w:pPr>
+              <w:spacing w:after="120" w:before="120" w:line="276" w:lineRule="auto"/>
+              <w:rPr>
+                <w:rFonts w:ascii="IBM Plex Sans" w:cs="IBM Plex Sans" w:eastAsia="IBM Plex Sans" w:hAnsi="IBM Plex Sans"/>
+                <w:sz w:val="24"/>
+                <w:szCs w:val="24"/>
+              </w:rPr>
+            </w:pPr>
+            <w:r>
+              <w:rPr>
+                <w:rFonts w:ascii="IBM Plex Sans" w:cs="IBM Plex Sans" w:eastAsia="IBM Plex Sans" w:hAnsi="IBM Plex Sans"/>
+                <w:color w:val="000000"/>
+                <w:sz w:val="24"/>
+                <w:szCs w:val="24"/>
+                <w:rtl w:val="0"/>
+              </w:rPr>
+              <w:t xml:space="preserve">$3.500.000 por telar: ganancia de $1.988.061 por telar</w:t>
+            </w:r>
+            <w:r>
+              <w:rPr>
+                <w:rtl w:val="0"/>
+              </w:rPr>
+            </w:r>
+          </w:p>
+        </w:tc>
+        <w:tc>
+          <w:tcPr>
+            <w:tcMar>
+              <w:top w:w="0.0" w:type="dxa"/>
+              <w:bottom w:w="0.0" w:type="dxa"/>
+            </w:tcMar>
+            <w:vAlign w:val="center"/>
+          </w:tcPr>
+          <w:p>
+            <w:pPr>
+              <w:spacing w:after="120" w:before="120" w:line="276" w:lineRule="auto"/>
+              <w:jc w:val="center"/>
+              <w:rPr>
+                <w:rFonts w:ascii="IBM Plex Sans" w:cs="IBM Plex Sans" w:eastAsia="IBM Plex Sans" w:hAnsi="IBM Plex Sans"/>
+                <w:sz w:val="24"/>
+                <w:szCs w:val="24"/>
+              </w:rPr>
+            </w:pPr>
+            <w:r>
+              <w:rPr>
+                <w:rFonts w:ascii="IBM Plex Sans" w:cs="IBM Plex Sans" w:eastAsia="IBM Plex Sans" w:hAnsi="IBM Plex Sans"/>
+                <w:color w:val="000000"/>
+                <w:sz w:val="24"/>
+                <w:szCs w:val="24"/>
+                <w:rtl w:val="0"/>
+              </w:rPr>
+              <w:t xml:space="preserve">17 telares</w:t>
+            </w:r>
+            <w:r>
+              <w:rPr>
+                <w:rtl w:val="0"/>
+              </w:rPr>
+            </w:r>
+          </w:p>
+        </w:tc>
+      </w:tr>
+      <w:tr>
+        <w:trPr>
+          <w:cantSplit/>
+          <w:trHeight w:val="243" w:hRule="atLeast"/>
+          <w:tblHeader w:val="0"/>
+        </w:trPr>
+        <w:tc>
+          <w:tcPr>
+            <w:tcMar>
+              <w:top w:w="0.0" w:type="dxa"/>
+              <w:bottom w:w="0.0" w:type="dxa"/>
+            </w:tcMar>
+            <w:vAlign w:val="center"/>
+          </w:tcPr>
+          <w:p>
+            <w:pPr>
+              <w:spacing w:after="120" w:before="120" w:line="276" w:lineRule="auto"/>
+              <w:rPr>
+                <w:rFonts w:ascii="IBM Plex Sans" w:cs="IBM Plex Sans" w:eastAsia="IBM Plex Sans" w:hAnsi="IBM Plex Sans"/>
+                <w:sz w:val="24"/>
+                <w:szCs w:val="24"/>
+              </w:rPr>
+            </w:pPr>
+            <w:r>
+              <w:rPr>
+                <w:rFonts w:ascii="IBM Plex Sans" w:cs="IBM Plex Sans" w:eastAsia="IBM Plex Sans" w:hAnsi="IBM Plex Sans"/>
+                <w:color w:val="000000"/>
+                <w:sz w:val="24"/>
+                <w:szCs w:val="24"/>
+                <w:rtl w:val="0"/>
+              </w:rPr>
+              <w:t xml:space="preserve">$4.000.000 por telar: ganancia de $2.488.061 por telar</w:t>
+            </w:r>
+            <w:r>
+              <w:rPr>
+                <w:rtl w:val="0"/>
+              </w:rPr>
+            </w:r>
+          </w:p>
+        </w:tc>
+        <w:tc>
+          <w:tcPr>
+            <w:tcMar>
+              <w:top w:w="0.0" w:type="dxa"/>
+              <w:bottom w:w="0.0" w:type="dxa"/>
+            </w:tcMar>
+            <w:vAlign w:val="center"/>
+          </w:tcPr>
+          <w:p>
+            <w:pPr>
+              <w:spacing w:after="120" w:before="120" w:line="276" w:lineRule="auto"/>
+              <w:jc w:val="center"/>
+              <w:rPr>
+                <w:rFonts w:ascii="IBM Plex Sans" w:cs="IBM Plex Sans" w:eastAsia="IBM Plex Sans" w:hAnsi="IBM Plex Sans"/>
+                <w:sz w:val="24"/>
+                <w:szCs w:val="24"/>
+              </w:rPr>
+            </w:pPr>
+            <w:r>
+              <w:rPr>
+                <w:rFonts w:ascii="IBM Plex Sans" w:cs="IBM Plex Sans" w:eastAsia="IBM Plex Sans" w:hAnsi="IBM Plex Sans"/>
+                <w:color w:val="000000"/>
+                <w:sz w:val="24"/>
+                <w:szCs w:val="24"/>
+                <w:rtl w:val="0"/>
+              </w:rPr>
+              <w:t xml:space="preserve">13 telares</w:t>
+            </w:r>
+            <w:r>
+              <w:rPr>
+                <w:rtl w:val="0"/>
+              </w:rPr>
+            </w:r>
+          </w:p>
+        </w:tc>
+      </w:tr>
+    </w:tbl>
+    <w:p>
+      <w:pPr>
+        <w:spacing w:after="150" w:lineRule="auto"/>
+        <w:rPr>
+          <w:rFonts w:ascii="IBM Plex Sans" w:cs="IBM Plex Sans" w:eastAsia="IBM Plex Sans" w:hAnsi="IBM Plex Sans"/>
+          <w:sz w:val="24"/>
+          <w:szCs w:val="24"/>
+        </w:rPr>
+      </w:pPr>
+      <w:r>
+        <w:rPr>
+          <w:rFonts w:ascii="IBM Plex Sans" w:cs="IBM Plex Sans" w:eastAsia="IBM Plex Sans" w:hAnsi="IBM Plex Sans"/>
+          <w:sz w:val="24"/>
+          <w:szCs w:val="24"/>
+          <w:rtl w:val="0"/>
+        </w:rPr>
+        <w:t xml:space="preserve">Precio final: $3.200.000 por telar. Con 19 telares (en la práctica, dos fábricas de 10 telares) se recupera la inversión: a 5 telares por semestre, el saldo pasa de −$32,0 millones al inicio a −$23,6 M, −$15,1 M y −$6,7 M, y queda en +$1,7 M al terminar el cuarto semestre, a los dos años.</w:t>
+      </w:r>
+    </w:p>
+    <w:p>
+      <w:pPr>
+        <w:spacing w:after="150" w:lineRule="auto"/>
+        <w:rPr>
+          <w:rFonts w:ascii="IBM Plex Sans" w:cs="IBM Plex Sans" w:eastAsia="IBM Plex Sans" w:hAnsi="IBM Plex Sans"/>
+          <w:sz w:val="24"/>
+          <w:szCs w:val="24"/>
+        </w:rPr>
+      </w:pPr>
+      <w:r>
+        <w:rPr>
+          <w:rFonts w:ascii="IBM Plex Sans" w:cs="IBM Plex Sans" w:eastAsia="IBM Plex Sans" w:hAnsi="IBM Plex Sans"/>
+          <w:sz w:val="24"/>
+          <w:szCs w:val="24"/>
+          <w:rtl w:val="0"/>
+        </w:rPr>
+        <w:t xml:space="preserve">El abono de mantenimiento ($129.625 por mes por fábrica, sección 6.3) cubre sus 2 h de desarrollo ($103.700) y deja $25.925 por mes; por prudencia no se cuenta en la recuperación. No se incluyen inflación ni impuestos: el precio es una referencia a la fecha de este documento (sección 3.6). Reemplaza al presupuesto anterior, que era el costo del proyecto más un margen del 25 % ($40.067.266) y no tenía en cuenta que el proyecto se vende a varios clientes.</w:t>
       </w:r>
     </w:p>
     <w:p>
@@ -7139,7 +7080,7 @@
           <w:vertAlign w:val="baseline"/>
           <w:rtl w:val="0"/>
         </w:rPr>
-        <w:t xml:space="preserve">Componentes electrónicos: $150.839, distribuidos en los Bloques A, C y D. Todo quedó comprado e instalado: el Bloque A en el telar el 19/09/2026, y los Bloques C y D con el gabinete, probados en la prueba completa del 28/10/2026.</w:t>
+        <w:t xml:space="preserve">Componentes electrónicos: $150.839, distribuidos en los Bloques A, C y D. Todo quedó comprado e instalado: el Bloque A en el telar el 19/09/2026, y los Bloques C y D con el gabinete, probados en la prueba completa del 30/10/2026.</w:t>
       </w:r>
       <w:r>
         <w:rPr>
@@ -7196,7 +7137,7 @@
           <w:vertAlign w:val="baseline"/>
           <w:rtl w:val="0"/>
         </w:rPr>
-        <w:t xml:space="preserve">Gastos varios/operativos: $109.675 (internet, insumos, entrega).</w:t>
+        <w:t xml:space="preserve">Gastos varios/operativos: $77.050 (insumos materiales y dos meses de Claude Pro).</w:t>
       </w:r>
       <w:r>
         <w:rPr>
@@ -7470,7 +7411,7 @@
           <w:szCs w:val="24"/>
           <w:rtl w:val="0"/>
         </w:rPr>
-        <w:t xml:space="preserve">La recuperación de la inversión (si aplica) se referencia contra el presupuesto final con margen, no contra el costo puro: la diferencia entre ambos es, justamente, la ganancia calculada.</w:t>
+        <w:t xml:space="preserve">La recuperación de la inversión se calcula en la sección 4.1: con el precio final de $3.200.000 por telar, se recupera con 19 telares en dos años; lo que se cobra por encima de eso es la ganancia del equipo.</w:t>
       </w:r>
     </w:p>
     <w:p>
@@ -9827,7 +9768,7 @@
           <w:szCs w:val="24"/>
           <w:rtl w:val="0"/>
         </w:rPr>
-        <w:t xml:space="preserve">Los precios de abajo NO son una cotización cerrada: son un cálculo de referencia usando las mismas tarifas horarias que el resto de este documento (Electrónica $45.750/h, Desarrollo $51.850/h, PM $45.750/h) más el mismo margen del 25%. El equipo debe ajustarlos según lo que decida cobrar y lo que el cliente esté dispuesto a pagar.</w:t>
+        <w:t xml:space="preserve">Los precios de abajo NO son una cotización cerrada: son un cálculo de referencia usando las mismas tarifas horarias que el resto de este documento (Electrónica $45.750/h, Desarrollo $51.850/h, PM $45.750/h) más un margen del 25%. El equipo debe ajustarlos según lo que decida cobrar y lo que el cliente esté dispuesto a pagar.</w:t>
       </w:r>
     </w:p>
     <w:p>
@@ -10726,7 +10667,7 @@
           <w:szCs w:val="24"/>
           <w:rtl w:val="0"/>
         </w:rPr>
-        <w:t xml:space="preserve">Por qué importa este servicio: el sistema se vende una sola vez ($40.067.266 con margen), pero el plan Completo factura $1.555.500 al año en abonos más $457.500 en visitas, o sea unos $2.013.000 anuales por cliente. Con el sistema ya desarrollado, cada telar adicional que se sume al servicio es casi todo ganancia, y es lo que sostendría el proyecto una vez terminada la etapa escolar.</w:t>
+        <w:t xml:space="preserve">Por qué importa este servicio: cada telar se vende una sola vez ($3.200.000), pero el plan Completo factura $1.555.500 al año en abonos más $457.500 en visitas, o sea unos $2.013.000 anuales por cliente. Con el sistema ya desarrollado, cada telar adicional que se sume al servicio es casi todo ganancia, y es lo que sostendría el proyecto una vez terminada la etapa escolar.</w:t>
       </w:r>
     </w:p>
     <w:p>
@@ -11469,7 +11410,7 @@
           <w:szCs w:val="24"/>
           <w:rtl w:val="0"/>
         </w:rPr>
-        <w:t xml:space="preserve">El proyecto tiene un costo total estimado de $32.053.813, compuesto casi en su totalidad (99,2%) por el valor del trabajo del equipo y solo marginalmente (0,8%, $260.514) por dinero que realmente hay que desembolsar en componentes y gastos operativos. Con el margen del 25% ya usado en la plantilla original, el presupuesto final asciende a $40.067.266, dejando una ganancia proyectada de $8.013.453.</w:t>
+        <w:t xml:space="preserve">El proyecto tiene un costo total estimado de $32.021.188, compuesto casi en su totalidad (99,3%) por el valor del trabajo del equipo y solo marginalmente (0,7%, $227.889) por dinero que realmente hay que desembolsar en componentes y gastos operativos. El precio final es de $3.200.000 por telar: en cada uno se vuelven a gastar $1.511.939 (componentes, insumos y la instalación), y con 19 telares, dos fábricas de 10, la inversión se recupera en dos años.</w:t>
       </w:r>
     </w:p>
     <w:p>
@@ -11488,7 +11429,7 @@
           <w:szCs w:val="24"/>
           <w:rtl w:val="0"/>
         </w:rPr>
-        <w:t xml:space="preserve">La modalidad de inversión ya está definida: mixta (Sección 4.2). Quedan tres decisiones abiertas para el equipo antes de la entrega final (14/11/2026): fijar la vigencia exacta de la garantía dentro del rango de 1 a 3 meses, decidir con qué frecuencia recalcular el presupuesto por el tipo de cambio, y definir los precios finales del servicio de mantenimiento (Sección 6.3), que hoy figuran como valores de referencia calculados sobre las tarifas del proyecto.</w:t>
+        <w:t xml:space="preserve">La modalidad de inversión ya está definida: mixta (Sección 4.2). Quedan cuatro decisiones abiertas para el equipo antes de la entrega final (14/11/2026): fijar la vigencia exacta de la garantía dentro del rango de 1 a 3 meses, confirmar las 28 h de instalación por telar, decidir con qué frecuencia recalcular el precio por el tipo de cambio, y definir los precios finales del servicio de mantenimiento (Sección 6.3), que hoy figuran como valores de referencia calculados sobre las tarifas del proyecto.</w:t>
       </w:r>
     </w:p>
     <w:p>
